--- a/docs/Documento de Visión y Alcance.docx
+++ b/docs/Documento de Visión y Alcance.docx
@@ -154,8 +154,21 @@
           <w:szCs w:val="22"/>
           <w:lang w:val="es-CR"/>
         </w:rPr>
-        <w:t>Natalia Ortiz Martinez</w:t>
-      </w:r>
+        <w:t xml:space="preserve">Natalia Ortiz </w:t>
+      </w:r>
+      <w:proofErr w:type="spellStart"/>
+      <w:r>
+        <w:rPr>
+          <w:rFonts w:ascii="Times New Roman" w:hAnsi="Times New Roman"/>
+          <w:b w:val="0"/>
+          <w:bCs/>
+          <w:sz w:val="32"/>
+          <w:szCs w:val="22"/>
+          <w:lang w:val="es-CR"/>
+        </w:rPr>
+        <w:t>Martinez</w:t>
+      </w:r>
+      <w:proofErr w:type="spellEnd"/>
     </w:p>
     <w:p>
       <w:pPr>
@@ -1962,12 +1975,28 @@
                 <w:lang w:val="es-CR"/>
               </w:rPr>
             </w:pPr>
+            <w:proofErr w:type="spellStart"/>
             <w:r>
               <w:rPr>
                 <w:lang w:val="es-CR"/>
               </w:rPr>
-              <w:t>Team Developer</w:t>
-            </w:r>
+              <w:t>Team</w:t>
+            </w:r>
+            <w:proofErr w:type="spellEnd"/>
+            <w:r>
+              <w:rPr>
+                <w:lang w:val="es-CR"/>
+              </w:rPr>
+              <w:t xml:space="preserve"> </w:t>
+            </w:r>
+            <w:proofErr w:type="spellStart"/>
+            <w:r>
+              <w:rPr>
+                <w:lang w:val="es-CR"/>
+              </w:rPr>
+              <w:t>Developer</w:t>
+            </w:r>
+            <w:proofErr w:type="spellEnd"/>
           </w:p>
         </w:tc>
         <w:tc>
@@ -2067,12 +2096,28 @@
                 <w:lang w:val="es-CR"/>
               </w:rPr>
             </w:pPr>
+            <w:proofErr w:type="spellStart"/>
             <w:r>
               <w:rPr>
                 <w:lang w:val="es-CR"/>
               </w:rPr>
-              <w:t>Team Developer</w:t>
-            </w:r>
+              <w:t>Team</w:t>
+            </w:r>
+            <w:proofErr w:type="spellEnd"/>
+            <w:r>
+              <w:rPr>
+                <w:lang w:val="es-CR"/>
+              </w:rPr>
+              <w:t xml:space="preserve"> </w:t>
+            </w:r>
+            <w:proofErr w:type="spellStart"/>
+            <w:r>
+              <w:rPr>
+                <w:lang w:val="es-CR"/>
+              </w:rPr>
+              <w:t>Developer</w:t>
+            </w:r>
+            <w:proofErr w:type="spellEnd"/>
           </w:p>
         </w:tc>
         <w:tc>
@@ -2151,12 +2196,28 @@
                 <w:lang w:val="es-CR"/>
               </w:rPr>
             </w:pPr>
+            <w:proofErr w:type="spellStart"/>
             <w:r>
               <w:rPr>
                 <w:lang w:val="es-CR"/>
               </w:rPr>
-              <w:t>Team Developer</w:t>
-            </w:r>
+              <w:t>Team</w:t>
+            </w:r>
+            <w:proofErr w:type="spellEnd"/>
+            <w:r>
+              <w:rPr>
+                <w:lang w:val="es-CR"/>
+              </w:rPr>
+              <w:t xml:space="preserve"> </w:t>
+            </w:r>
+            <w:proofErr w:type="spellStart"/>
+            <w:r>
+              <w:rPr>
+                <w:lang w:val="es-CR"/>
+              </w:rPr>
+              <w:t>Developer</w:t>
+            </w:r>
+            <w:proofErr w:type="spellEnd"/>
           </w:p>
         </w:tc>
         <w:tc>
@@ -2247,12 +2308,28 @@
                 <w:lang w:val="es-CR"/>
               </w:rPr>
             </w:pPr>
+            <w:proofErr w:type="spellStart"/>
             <w:r>
               <w:rPr>
                 <w:lang w:val="es-CR"/>
               </w:rPr>
-              <w:t>Team Developer</w:t>
-            </w:r>
+              <w:t>Team</w:t>
+            </w:r>
+            <w:proofErr w:type="spellEnd"/>
+            <w:r>
+              <w:rPr>
+                <w:lang w:val="es-CR"/>
+              </w:rPr>
+              <w:t xml:space="preserve"> </w:t>
+            </w:r>
+            <w:proofErr w:type="spellStart"/>
+            <w:r>
+              <w:rPr>
+                <w:lang w:val="es-CR"/>
+              </w:rPr>
+              <w:t>Developer</w:t>
+            </w:r>
+            <w:proofErr w:type="spellEnd"/>
           </w:p>
         </w:tc>
         <w:tc>
@@ -2331,12 +2408,28 @@
                 <w:lang w:val="es-CR"/>
               </w:rPr>
             </w:pPr>
+            <w:proofErr w:type="spellStart"/>
             <w:r>
               <w:rPr>
                 <w:lang w:val="es-CR"/>
               </w:rPr>
-              <w:t>Team Developer</w:t>
-            </w:r>
+              <w:t>Team</w:t>
+            </w:r>
+            <w:proofErr w:type="spellEnd"/>
+            <w:r>
+              <w:rPr>
+                <w:lang w:val="es-CR"/>
+              </w:rPr>
+              <w:t xml:space="preserve"> </w:t>
+            </w:r>
+            <w:proofErr w:type="spellStart"/>
+            <w:r>
+              <w:rPr>
+                <w:lang w:val="es-CR"/>
+              </w:rPr>
+              <w:t>Developer</w:t>
+            </w:r>
+            <w:proofErr w:type="spellEnd"/>
           </w:p>
         </w:tc>
         <w:tc>
@@ -2675,7 +2768,49 @@
         <w:rPr>
           <w:lang w:val="es-CR" w:eastAsia="es-CR"/>
         </w:rPr>
-        <w:t>La solución permitirá eliminar errores comunes en el registro de ingresos y egresos, facilitar el cierre de caja diario, controlar de manera eficiente los platillos, precios e inventarios de ingredientes, y mejorar la experiencia del cliente mediante una gestión organizada de reservas. Asimismo, digitalizará el historial de ventas, permitiendo la generación de facturas detalladas con desglose de impuestos, y automatizará el cálculo de salarios en función de las horas trabajadas, minimizando riesgos de conflictos laborales.</w:t>
+        <w:t>La solución permitirá eliminar errores comunes en el registro de ingresos y egresos, facilitar el cierre de caja diario, controlar de manera eficiente los platillos, precios</w:t>
+      </w:r>
+      <w:r>
+        <w:rPr>
+          <w:lang w:val="es-CR" w:eastAsia="es-CR"/>
+        </w:rPr>
+        <w:t>,</w:t>
+      </w:r>
+      <w:r>
+        <w:rPr>
+          <w:lang w:val="es-CR" w:eastAsia="es-CR"/>
+        </w:rPr>
+        <w:t xml:space="preserve"> inventario de</w:t>
+      </w:r>
+      <w:r>
+        <w:rPr>
+          <w:lang w:val="es-CR" w:eastAsia="es-CR"/>
+        </w:rPr>
+        <w:t xml:space="preserve"> pro</w:t>
+      </w:r>
+      <w:r>
+        <w:rPr>
+          <w:lang w:val="es-CR" w:eastAsia="es-CR"/>
+        </w:rPr>
+        <w:t>ductos</w:t>
+      </w:r>
+      <w:r>
+        <w:rPr>
+          <w:lang w:val="es-CR" w:eastAsia="es-CR"/>
+        </w:rPr>
+        <w:t>, y mejorar la experiencia del</w:t>
+      </w:r>
+      <w:r>
+        <w:rPr>
+          <w:lang w:val="es-CR" w:eastAsia="es-CR"/>
+        </w:rPr>
+        <w:t xml:space="preserve"> usuario</w:t>
+      </w:r>
+      <w:r>
+        <w:rPr>
+          <w:lang w:val="es-CR" w:eastAsia="es-CR"/>
+        </w:rPr>
+        <w:t xml:space="preserve"> mediante una gestión organizada de reservas. Asimismo, digitalizará el historial de ventas, permitiendo la generación de facturas detallada, y automatizará el cálculo de salarios en función de las horas trabajadas, minimizando riesgos de conflictos laborales.</w:t>
       </w:r>
     </w:p>
     <w:p>
@@ -2735,26 +2870,6 @@
     </w:p>
     <w:p>
       <w:pPr>
-        <w:pStyle w:val="Prrafodelista"/>
-        <w:numPr>
-          <w:ilvl w:val="0"/>
-          <w:numId w:val="45"/>
-        </w:numPr>
-        <w:spacing w:line="360" w:lineRule="auto"/>
-        <w:jc w:val="both"/>
-        <w:rPr>
-          <w:lang w:val="es-CR" w:eastAsia="es-CR"/>
-        </w:rPr>
-      </w:pPr>
-      <w:r>
-        <w:rPr>
-          <w:lang w:val="es-CR" w:eastAsia="es-CR"/>
-        </w:rPr>
-        <w:t>Los clientes experimentarán un servicio más organizado y profesional, en un ambiente laboral positivo.</w:t>
-      </w:r>
-    </w:p>
-    <w:p>
-      <w:pPr>
         <w:spacing w:line="360" w:lineRule="auto"/>
         <w:jc w:val="both"/>
         <w:rPr>
@@ -3042,7 +3157,6 @@
           <w:szCs w:val="22"/>
           <w:lang w:val="es-CR"/>
         </w:rPr>
-        <w:lastRenderedPageBreak/>
         <w:t>Gestión de Personal:</w:t>
       </w:r>
       <w:r>
@@ -3100,6 +3214,7 @@
           <w:szCs w:val="22"/>
           <w:lang w:val="es-CR"/>
         </w:rPr>
+        <w:lastRenderedPageBreak/>
         <w:t>El sistema no contemplará las siguientes funcionalidades:</w:t>
       </w:r>
     </w:p>
@@ -3441,19 +3556,7 @@
           <w:szCs w:val="22"/>
           <w:lang w:val="es-US"/>
         </w:rPr>
-        <w:t xml:space="preserve">El uso de métodos manuales y herramientas básicas (como papel o hojas de cálculo) para registrar ingresos, egresos, inventario, ventas, asistencia y reservas, afecta negativamente la productividad del restaurante. Las tareas administrativas consumen más tiempo del necesario, no </w:t>
-      </w:r>
-      <w:r>
-        <w:rPr>
-          <w:rFonts w:ascii="Times New Roman" w:hAnsi="Times New Roman"/>
-          <w:i w:val="0"/>
-          <w:iCs/>
-          <w:sz w:val="24"/>
-          <w:szCs w:val="22"/>
-          <w:lang w:val="es-US"/>
-        </w:rPr>
-        <w:lastRenderedPageBreak/>
-        <w:t>se dispone de reportes precisos y actualizados, y existe una alta probabilidad de errores y pérdida de información.</w:t>
+        <w:t>El uso de métodos manuales y herramientas básicas (como papel o hojas de cálculo) para registrar ingresos, egresos, inventario, ventas, asistencia y reservas, afecta negativamente la productividad del restaurante. Las tareas administrativas consumen más tiempo del necesario, no se dispone de reportes precisos y actualizados, y existe una alta probabilidad de errores y pérdida de información.</w:t>
       </w:r>
       <w:r>
         <w:rPr>
@@ -3492,6 +3595,7 @@
           <w:szCs w:val="22"/>
           <w:lang w:val="es-US"/>
         </w:rPr>
+        <w:lastRenderedPageBreak/>
         <w:t>Implicación:</w:t>
       </w:r>
       <w:r>
@@ -3695,7 +3799,7 @@
           <w:szCs w:val="22"/>
           <w:lang w:val="es-US"/>
         </w:rPr>
-        <w:t xml:space="preserve">Automatizar al menos </w:t>
+        <w:t xml:space="preserve">Automatizar </w:t>
       </w:r>
       <w:r>
         <w:rPr>
@@ -3706,7 +3810,7 @@
           <w:szCs w:val="22"/>
           <w:lang w:val="es-US"/>
         </w:rPr>
-        <w:t xml:space="preserve">la mitad </w:t>
+        <w:t>procesos administrativos clave</w:t>
       </w:r>
       <w:r>
         <w:rPr>
@@ -3717,7 +3821,62 @@
           <w:szCs w:val="22"/>
           <w:lang w:val="es-US"/>
         </w:rPr>
-        <w:t>de los procesos administrativos clave.</w:t>
+        <w:t xml:space="preserve"> como: generación de reportes, cierres de caja</w:t>
+      </w:r>
+      <w:r>
+        <w:rPr>
+          <w:rFonts w:ascii="Times New Roman" w:hAnsi="Times New Roman"/>
+          <w:i w:val="0"/>
+          <w:iCs/>
+          <w:sz w:val="24"/>
+          <w:szCs w:val="22"/>
+          <w:lang w:val="es-US"/>
+        </w:rPr>
+        <w:t>, generación de salarios y control de horario de los colaboradores</w:t>
+      </w:r>
+      <w:r>
+        <w:rPr>
+          <w:rFonts w:ascii="Times New Roman" w:hAnsi="Times New Roman"/>
+          <w:i w:val="0"/>
+          <w:iCs/>
+          <w:sz w:val="24"/>
+          <w:szCs w:val="22"/>
+          <w:lang w:val="es-US"/>
+        </w:rPr>
+        <w:t>,</w:t>
+      </w:r>
+      <w:r>
+        <w:rPr>
+          <w:rFonts w:ascii="Times New Roman" w:hAnsi="Times New Roman"/>
+          <w:i w:val="0"/>
+          <w:iCs/>
+          <w:sz w:val="24"/>
+          <w:szCs w:val="22"/>
+          <w:lang w:val="es-US"/>
+        </w:rPr>
+        <w:t xml:space="preserve"> y la generación del precio de los productos</w:t>
+      </w:r>
+      <w:r>
+        <w:rPr>
+          <w:rFonts w:ascii="Times New Roman" w:hAnsi="Times New Roman"/>
+          <w:i w:val="0"/>
+          <w:iCs/>
+          <w:sz w:val="24"/>
+          <w:szCs w:val="22"/>
+          <w:lang w:val="es-US"/>
+        </w:rPr>
+        <w:t xml:space="preserve"> traídos por proveedores en base al margen de utilidad y los impuestos</w:t>
+      </w:r>
+      <w:r>
+        <w:rPr>
+          <w:rFonts w:ascii="Times New Roman" w:hAnsi="Times New Roman"/>
+          <w:i w:val="0"/>
+          <w:iCs/>
+          <w:sz w:val="24"/>
+          <w:szCs w:val="22"/>
+          <w:lang w:val="es-US"/>
+        </w:rPr>
+        <w:t>.</w:t>
       </w:r>
       <w:r>
         <w:rPr>
@@ -3760,17 +3919,6 @@
         </w:rPr>
         <w:t>Reducir el tiempo promedio de generación de reportes financieros tras el primer mes de uso.</w:t>
       </w:r>
-      <w:r>
-        <w:rPr>
-          <w:rFonts w:ascii="Times New Roman" w:hAnsi="Times New Roman"/>
-          <w:i w:val="0"/>
-          <w:iCs/>
-          <w:sz w:val="24"/>
-          <w:szCs w:val="22"/>
-          <w:lang w:val="es-CR"/>
-        </w:rPr>
-        <w:t> </w:t>
-      </w:r>
     </w:p>
     <w:p>
       <w:pPr>
@@ -3876,18 +4024,29 @@
           <w:szCs w:val="22"/>
           <w:lang w:val="es-US"/>
         </w:rPr>
-        <w:t>Habilitar una gestión multiusuario con niveles de acceso diferenciados sin comprometer la seguridad de los datos.</w:t>
-      </w:r>
-      <w:r>
-        <w:rPr>
-          <w:rFonts w:ascii="Times New Roman" w:hAnsi="Times New Roman"/>
-          <w:i w:val="0"/>
-          <w:iCs/>
-          <w:sz w:val="24"/>
-          <w:szCs w:val="22"/>
-          <w:lang w:val="es-CR"/>
-        </w:rPr>
-        <w:t> </w:t>
+        <w:t>Habilitar una gestión multiusuario con niveles de acceso diferenciados</w:t>
+      </w:r>
+      <w:r>
+        <w:rPr>
+          <w:rFonts w:ascii="Times New Roman" w:hAnsi="Times New Roman"/>
+          <w:i w:val="0"/>
+          <w:iCs/>
+          <w:sz w:val="24"/>
+          <w:szCs w:val="22"/>
+          <w:lang w:val="es-US"/>
+        </w:rPr>
+        <w:t xml:space="preserve"> (roles)</w:t>
+      </w:r>
+      <w:r>
+        <w:rPr>
+          <w:rFonts w:ascii="Times New Roman" w:hAnsi="Times New Roman"/>
+          <w:i w:val="0"/>
+          <w:iCs/>
+          <w:sz w:val="24"/>
+          <w:szCs w:val="22"/>
+          <w:lang w:val="es-US"/>
+        </w:rPr>
+        <w:t xml:space="preserve"> sin comprometer la seguridad de los datos.</w:t>
       </w:r>
     </w:p>
     <w:p>
@@ -3935,7 +4094,40 @@
           <w:szCs w:val="22"/>
           <w:lang w:val="es-US"/>
         </w:rPr>
-        <w:t>Tasa de uso diario del sistema por parte de los empleados.</w:t>
+        <w:t>Adaptación al</w:t>
+      </w:r>
+      <w:r>
+        <w:rPr>
+          <w:rFonts w:ascii="Times New Roman" w:hAnsi="Times New Roman"/>
+          <w:i w:val="0"/>
+          <w:iCs/>
+          <w:sz w:val="24"/>
+          <w:szCs w:val="22"/>
+          <w:lang w:val="es-US"/>
+        </w:rPr>
+        <w:t xml:space="preserve"> sistema por parte de los</w:t>
+      </w:r>
+      <w:r>
+        <w:rPr>
+          <w:rFonts w:ascii="Times New Roman" w:hAnsi="Times New Roman"/>
+          <w:i w:val="0"/>
+          <w:iCs/>
+          <w:sz w:val="24"/>
+          <w:szCs w:val="22"/>
+          <w:lang w:val="es-US"/>
+        </w:rPr>
+        <w:t xml:space="preserve"> colaboradores</w:t>
+      </w:r>
+      <w:r>
+        <w:rPr>
+          <w:rFonts w:ascii="Times New Roman" w:hAnsi="Times New Roman"/>
+          <w:i w:val="0"/>
+          <w:iCs/>
+          <w:sz w:val="24"/>
+          <w:szCs w:val="22"/>
+          <w:lang w:val="es-US"/>
+        </w:rPr>
+        <w:t>.</w:t>
       </w:r>
       <w:r>
         <w:rPr>
@@ -3976,38 +4168,8 @@
           <w:szCs w:val="22"/>
           <w:lang w:val="es-US"/>
         </w:rPr>
-        <w:t>Número de errores reportados por mes relacionados con registro de datos.</w:t>
-      </w:r>
-      <w:r>
-        <w:rPr>
-          <w:rFonts w:ascii="Times New Roman" w:hAnsi="Times New Roman"/>
-          <w:i w:val="0"/>
-          <w:iCs/>
-          <w:sz w:val="24"/>
-          <w:szCs w:val="22"/>
-          <w:lang w:val="es-CR"/>
-        </w:rPr>
-        <w:t> </w:t>
-      </w:r>
-    </w:p>
-    <w:p>
-      <w:pPr>
-        <w:pStyle w:val="Textoindependiente"/>
-        <w:numPr>
-          <w:ilvl w:val="0"/>
-          <w:numId w:val="10"/>
-        </w:numPr>
-        <w:spacing w:line="360" w:lineRule="auto"/>
-        <w:jc w:val="both"/>
-        <w:rPr>
-          <w:rFonts w:ascii="Times New Roman" w:hAnsi="Times New Roman"/>
-          <w:i w:val="0"/>
-          <w:iCs/>
-          <w:sz w:val="24"/>
-          <w:szCs w:val="22"/>
-          <w:lang w:val="es-CR"/>
-        </w:rPr>
-      </w:pPr>
+        <w:t xml:space="preserve">Número de errores reportados </w:t>
+      </w:r>
       <w:r>
         <w:rPr>
           <w:rFonts w:ascii="Times New Roman" w:hAnsi="Times New Roman"/>
@@ -4017,38 +4179,8 @@
           <w:szCs w:val="22"/>
           <w:lang w:val="es-US"/>
         </w:rPr>
-        <w:t>Tiempo de respuesta al generar reportes o consultar datos administrativos. </w:t>
-      </w:r>
-      <w:r>
-        <w:rPr>
-          <w:rFonts w:ascii="Times New Roman" w:hAnsi="Times New Roman"/>
-          <w:i w:val="0"/>
-          <w:iCs/>
-          <w:sz w:val="24"/>
-          <w:szCs w:val="22"/>
-          <w:lang w:val="es-CR"/>
-        </w:rPr>
-        <w:t> </w:t>
-      </w:r>
-    </w:p>
-    <w:p>
-      <w:pPr>
-        <w:pStyle w:val="Textoindependiente"/>
-        <w:numPr>
-          <w:ilvl w:val="0"/>
-          <w:numId w:val="11"/>
-        </w:numPr>
-        <w:spacing w:line="360" w:lineRule="auto"/>
-        <w:jc w:val="both"/>
-        <w:rPr>
-          <w:rFonts w:ascii="Times New Roman" w:hAnsi="Times New Roman"/>
-          <w:i w:val="0"/>
-          <w:iCs/>
-          <w:sz w:val="24"/>
-          <w:szCs w:val="22"/>
-          <w:lang w:val="es-CR"/>
-        </w:rPr>
-      </w:pPr>
+        <w:t>al</w:t>
+      </w:r>
       <w:r>
         <w:rPr>
           <w:rFonts w:ascii="Times New Roman" w:hAnsi="Times New Roman"/>
@@ -4058,38 +4190,8 @@
           <w:szCs w:val="22"/>
           <w:lang w:val="es-US"/>
         </w:rPr>
-        <w:t>Nivel de satisfacción de usuarios internos. </w:t>
-      </w:r>
-      <w:r>
-        <w:rPr>
-          <w:rFonts w:ascii="Times New Roman" w:hAnsi="Times New Roman"/>
-          <w:i w:val="0"/>
-          <w:iCs/>
-          <w:sz w:val="24"/>
-          <w:szCs w:val="22"/>
-          <w:lang w:val="es-CR"/>
-        </w:rPr>
-        <w:t> </w:t>
-      </w:r>
-    </w:p>
-    <w:p>
-      <w:pPr>
-        <w:pStyle w:val="Textoindependiente"/>
-        <w:numPr>
-          <w:ilvl w:val="0"/>
-          <w:numId w:val="12"/>
-        </w:numPr>
-        <w:spacing w:line="360" w:lineRule="auto"/>
-        <w:jc w:val="both"/>
-        <w:rPr>
-          <w:rFonts w:ascii="Times New Roman" w:hAnsi="Times New Roman"/>
-          <w:i w:val="0"/>
-          <w:iCs/>
-          <w:sz w:val="24"/>
-          <w:szCs w:val="22"/>
-          <w:lang w:val="es-CR"/>
-        </w:rPr>
-      </w:pPr>
+        <w:t xml:space="preserve"> mes </w:t>
+      </w:r>
       <w:r>
         <w:rPr>
           <w:rFonts w:ascii="Times New Roman" w:hAnsi="Times New Roman"/>
@@ -4099,18 +4201,18 @@
           <w:szCs w:val="22"/>
           <w:lang w:val="es-US"/>
         </w:rPr>
-        <w:t>Tiempo de capacitación promedio requerido para nuevos usuarios.</w:t>
-      </w:r>
-      <w:r>
-        <w:rPr>
-          <w:rFonts w:ascii="Times New Roman" w:hAnsi="Times New Roman"/>
-          <w:i w:val="0"/>
-          <w:iCs/>
-          <w:sz w:val="24"/>
-          <w:szCs w:val="22"/>
-          <w:lang w:val="es-CR"/>
-        </w:rPr>
-        <w:t> </w:t>
+        <w:t>por parte de los colaboradores</w:t>
+      </w:r>
+      <w:r>
+        <w:rPr>
+          <w:rFonts w:ascii="Times New Roman" w:hAnsi="Times New Roman"/>
+          <w:i w:val="0"/>
+          <w:iCs/>
+          <w:sz w:val="24"/>
+          <w:szCs w:val="22"/>
+          <w:lang w:val="es-US"/>
+        </w:rPr>
+        <w:t>.</w:t>
       </w:r>
     </w:p>
     <w:p>
@@ -4167,7 +4269,6 @@
         <w:rPr>
           <w:lang w:val="es-CR"/>
         </w:rPr>
-        <w:lastRenderedPageBreak/>
         <w:t>Declaración de Visión</w:t>
       </w:r>
       <w:bookmarkEnd w:id="18"/>
@@ -4197,7 +4298,19 @@
           <w:szCs w:val="22"/>
           <w:lang w:val="es-CR"/>
         </w:rPr>
-        <w:t>El sistema de gestión interna para el restaurante El Bambú será una herramienta digital robusta, intuitiva y adaptada a las necesidades reales del negocio. Permitirá automatizar procesos operativos y administrativos, incrementar la eficiencia general del restaurante y respaldar la toma de decisiones mediante información precisa y en tiempo real. La solución estará diseñada para facilitar las labores diarias del personal y brindar un servicio más ágil, organizado y profesional a los clientes.</w:t>
+        <w:t xml:space="preserve">El sistema de gestión interna para el restaurante El Bambú será una herramienta digital robusta, intuitiva y adaptada a las necesidades reales del negocio. Permitirá automatizar procesos operativos y administrativos, incrementar la eficiencia general del restaurante y respaldar la toma de decisiones mediante información precisa y en tiempo real. La solución estará diseñada para </w:t>
+      </w:r>
+      <w:r>
+        <w:rPr>
+          <w:rFonts w:ascii="Times New Roman" w:hAnsi="Times New Roman"/>
+          <w:i w:val="0"/>
+          <w:iCs/>
+          <w:sz w:val="24"/>
+          <w:szCs w:val="22"/>
+          <w:lang w:val="es-CR"/>
+        </w:rPr>
+        <w:lastRenderedPageBreak/>
+        <w:t>facilitar las labores diarias del personal y brindar un servicio más ágil, organizado y profesional a los clientes.</w:t>
       </w:r>
     </w:p>
     <w:p>
@@ -4251,7 +4364,6 @@
               <w:bottom w:val="single" w:sz="6" w:space="0" w:color="auto"/>
               <w:right w:val="single" w:sz="6" w:space="0" w:color="auto"/>
             </w:tcBorders>
-            <w:shd w:val="clear" w:color="auto" w:fill="auto"/>
             <w:hideMark/>
           </w:tcPr>
           <w:p>
@@ -4302,7 +4414,6 @@
               <w:bottom w:val="single" w:sz="6" w:space="0" w:color="auto"/>
               <w:right w:val="single" w:sz="6" w:space="0" w:color="auto"/>
             </w:tcBorders>
-            <w:shd w:val="clear" w:color="auto" w:fill="auto"/>
             <w:hideMark/>
           </w:tcPr>
           <w:p>
@@ -4353,7 +4464,6 @@
               <w:bottom w:val="single" w:sz="6" w:space="0" w:color="auto"/>
               <w:right w:val="single" w:sz="6" w:space="0" w:color="auto"/>
             </w:tcBorders>
-            <w:shd w:val="clear" w:color="auto" w:fill="auto"/>
             <w:hideMark/>
           </w:tcPr>
           <w:p>
@@ -4409,7 +4519,6 @@
               <w:bottom w:val="single" w:sz="6" w:space="0" w:color="auto"/>
               <w:right w:val="single" w:sz="6" w:space="0" w:color="auto"/>
             </w:tcBorders>
-            <w:shd w:val="clear" w:color="auto" w:fill="auto"/>
             <w:hideMark/>
           </w:tcPr>
           <w:p>
@@ -4459,7 +4568,6 @@
               <w:bottom w:val="single" w:sz="6" w:space="0" w:color="auto"/>
               <w:right w:val="single" w:sz="6" w:space="0" w:color="auto"/>
             </w:tcBorders>
-            <w:shd w:val="clear" w:color="auto" w:fill="auto"/>
             <w:hideMark/>
           </w:tcPr>
           <w:p>
@@ -4498,7 +4606,6 @@
               <w:bottom w:val="single" w:sz="6" w:space="0" w:color="auto"/>
               <w:right w:val="single" w:sz="6" w:space="0" w:color="auto"/>
             </w:tcBorders>
-            <w:shd w:val="clear" w:color="auto" w:fill="auto"/>
             <w:hideMark/>
           </w:tcPr>
           <w:p>
@@ -4553,7 +4660,6 @@
               <w:bottom w:val="single" w:sz="6" w:space="0" w:color="auto"/>
               <w:right w:val="single" w:sz="6" w:space="0" w:color="auto"/>
             </w:tcBorders>
-            <w:shd w:val="clear" w:color="auto" w:fill="auto"/>
             <w:hideMark/>
           </w:tcPr>
           <w:p>
@@ -4603,7 +4709,6 @@
               <w:bottom w:val="single" w:sz="6" w:space="0" w:color="auto"/>
               <w:right w:val="single" w:sz="6" w:space="0" w:color="auto"/>
             </w:tcBorders>
-            <w:shd w:val="clear" w:color="auto" w:fill="auto"/>
             <w:hideMark/>
           </w:tcPr>
           <w:p>
@@ -4642,7 +4747,6 @@
               <w:bottom w:val="single" w:sz="6" w:space="0" w:color="auto"/>
               <w:right w:val="single" w:sz="6" w:space="0" w:color="auto"/>
             </w:tcBorders>
-            <w:shd w:val="clear" w:color="auto" w:fill="auto"/>
             <w:hideMark/>
           </w:tcPr>
           <w:p>
@@ -4697,7 +4801,6 @@
               <w:bottom w:val="single" w:sz="6" w:space="0" w:color="auto"/>
               <w:right w:val="single" w:sz="6" w:space="0" w:color="auto"/>
             </w:tcBorders>
-            <w:shd w:val="clear" w:color="auto" w:fill="auto"/>
             <w:hideMark/>
           </w:tcPr>
           <w:p>
@@ -4747,7 +4850,6 @@
               <w:bottom w:val="single" w:sz="6" w:space="0" w:color="auto"/>
               <w:right w:val="single" w:sz="6" w:space="0" w:color="auto"/>
             </w:tcBorders>
-            <w:shd w:val="clear" w:color="auto" w:fill="auto"/>
             <w:hideMark/>
           </w:tcPr>
           <w:p>
@@ -4786,7 +4888,6 @@
               <w:bottom w:val="single" w:sz="6" w:space="0" w:color="auto"/>
               <w:right w:val="single" w:sz="6" w:space="0" w:color="auto"/>
             </w:tcBorders>
-            <w:shd w:val="clear" w:color="auto" w:fill="auto"/>
             <w:hideMark/>
           </w:tcPr>
           <w:p>
@@ -4967,7 +5068,6 @@
           <w:szCs w:val="22"/>
           <w:lang w:val="es-CR"/>
         </w:rPr>
-        <w:lastRenderedPageBreak/>
         <w:t>Gestionar reservaciones de eventos privados y servicios especiales (Módulo de Reservaciones). </w:t>
       </w:r>
     </w:p>
@@ -5033,6 +5133,7 @@
           <w:szCs w:val="22"/>
           <w:lang w:val="es-CR"/>
         </w:rPr>
+        <w:lastRenderedPageBreak/>
         <w:t>Con este alcance, se busca mejorar la precisión del control financiero, optimizar la oferta gastronómica y aumentar la eficiencia administrativa en general. </w:t>
       </w:r>
     </w:p>
@@ -5691,7 +5792,6 @@
           <w:szCs w:val="22"/>
           <w:lang w:val="es-CR"/>
         </w:rPr>
-        <w:lastRenderedPageBreak/>
         <w:t>Registro detallado de ventas con desglose de productos y precios. </w:t>
       </w:r>
     </w:p>
@@ -5851,6 +5951,7 @@
           <w:szCs w:val="22"/>
           <w:lang w:val="es-CR"/>
         </w:rPr>
+        <w:lastRenderedPageBreak/>
         <w:t>Cálculo de salarios con base en horas trabajadas. </w:t>
       </w:r>
     </w:p>
@@ -6373,7 +6474,29 @@
           <w:szCs w:val="22"/>
           <w:lang w:val="es-CR"/>
         </w:rPr>
-        <w:t>Gestión dinámica de platillos, bebidas y productos, con control de disponibilidad, precios e inventario de ingredientes.</w:t>
+        <w:t>Gestión dinámica de platillos, bebidas y productos, con control de disponibilidad, precios e inventario de</w:t>
+      </w:r>
+      <w:r>
+        <w:rPr>
+          <w:rFonts w:ascii="Times New Roman" w:hAnsi="Times New Roman"/>
+          <w:i w:val="0"/>
+          <w:iCs/>
+          <w:sz w:val="24"/>
+          <w:szCs w:val="22"/>
+          <w:lang w:val="es-CR"/>
+        </w:rPr>
+        <w:t xml:space="preserve"> productos</w:t>
+      </w:r>
+      <w:r>
+        <w:rPr>
+          <w:rFonts w:ascii="Times New Roman" w:hAnsi="Times New Roman"/>
+          <w:i w:val="0"/>
+          <w:iCs/>
+          <w:sz w:val="24"/>
+          <w:szCs w:val="22"/>
+          <w:lang w:val="es-CR"/>
+        </w:rPr>
+        <w:t>.</w:t>
       </w:r>
     </w:p>
     <w:p>
@@ -6427,7 +6550,40 @@
           <w:szCs w:val="22"/>
           <w:lang w:val="es-CR"/>
         </w:rPr>
-        <w:t>Organización de eventos privados mediante un sistema de reservas con control de capacidad y disponibilidad en tiempo real.</w:t>
+        <w:t>Organización de eventos privados mediante un sistema de reservas con control de capacidad</w:t>
+      </w:r>
+      <w:r>
+        <w:rPr>
+          <w:rFonts w:ascii="Times New Roman" w:hAnsi="Times New Roman"/>
+          <w:i w:val="0"/>
+          <w:iCs/>
+          <w:sz w:val="24"/>
+          <w:szCs w:val="22"/>
+          <w:lang w:val="es-CR"/>
+        </w:rPr>
+        <w:t xml:space="preserve">, así como la gestión de convenios con otros establecimientos y/o </w:t>
+      </w:r>
+      <w:r>
+        <w:rPr>
+          <w:rFonts w:ascii="Times New Roman" w:hAnsi="Times New Roman"/>
+          <w:i w:val="0"/>
+          <w:iCs/>
+          <w:sz w:val="24"/>
+          <w:szCs w:val="22"/>
+          <w:lang w:val="es-CR"/>
+        </w:rPr>
+        <w:t>clientes</w:t>
+      </w:r>
+      <w:r>
+        <w:rPr>
+          <w:rFonts w:ascii="Times New Roman" w:hAnsi="Times New Roman"/>
+          <w:i w:val="0"/>
+          <w:iCs/>
+          <w:sz w:val="24"/>
+          <w:szCs w:val="22"/>
+          <w:lang w:val="es-CR"/>
+        </w:rPr>
+        <w:t>.</w:t>
       </w:r>
     </w:p>
     <w:p>
@@ -6506,7 +6662,7 @@
           <w:szCs w:val="22"/>
           <w:lang w:val="es-CR"/>
         </w:rPr>
-        <w:t>Registro detallado de ventas, generación de recibos físicos o digitales, y mantenimiento de historiales de consumo.</w:t>
+        <w:t>Registro detallado de ventas, generación de recibos físicos, y mantenimiento de historiales de consumo.</w:t>
       </w:r>
     </w:p>
     <w:p>
@@ -6641,7 +6797,6 @@
           <w:szCs w:val="22"/>
           <w:lang w:val="es-CR"/>
         </w:rPr>
-        <w:lastRenderedPageBreak/>
         <w:t>El sistema está diseñado para proporcionar:</w:t>
       </w:r>
     </w:p>
@@ -6762,6 +6917,7 @@
           <w:szCs w:val="22"/>
           <w:lang w:val="es-CR"/>
         </w:rPr>
+        <w:lastRenderedPageBreak/>
         <w:t>Interfaz intuitiva, accesible para usuarios sin experiencia técnica.</w:t>
       </w:r>
     </w:p>
@@ -7081,7 +7237,29 @@
           <w:szCs w:val="22"/>
           <w:lang w:val="es-CR"/>
         </w:rPr>
-        <w:t>No se incluirán módulos de predicciones, dashboards dinámicos o analítica avanzada.</w:t>
+        <w:t>No se incluirán módulos de predicciones</w:t>
+      </w:r>
+      <w:r>
+        <w:rPr>
+          <w:rFonts w:ascii="Times New Roman" w:hAnsi="Times New Roman"/>
+          <w:i w:val="0"/>
+          <w:iCs/>
+          <w:sz w:val="24"/>
+          <w:szCs w:val="22"/>
+          <w:lang w:val="es-CR"/>
+        </w:rPr>
+        <w:t xml:space="preserve"> o </w:t>
+      </w:r>
+      <w:r>
+        <w:rPr>
+          <w:rFonts w:ascii="Times New Roman" w:hAnsi="Times New Roman"/>
+          <w:i w:val="0"/>
+          <w:iCs/>
+          <w:sz w:val="24"/>
+          <w:szCs w:val="22"/>
+          <w:lang w:val="es-CR"/>
+        </w:rPr>
+        <w:t>analítica avanzada.</w:t>
       </w:r>
     </w:p>
     <w:p>
@@ -7215,15 +7393,7 @@
           <w:szCs w:val="22"/>
           <w:lang w:val="es-CR"/>
         </w:rPr>
-        <w:t xml:space="preserve">Soda y Restaurante El Bambú, donde la gestión manual de información ha limitado la eficiencia operativa y dificultado la toma de decisiones basada en datos. El sistema propuesto busca automatizar procesos clave, optimizar recursos y proporcionar herramientas que mejoren el control </w:t>
-      </w:r>
-      <w:r>
-        <w:rPr>
-          <w:szCs w:val="22"/>
-          <w:lang w:val="es-CR"/>
-        </w:rPr>
-        <w:lastRenderedPageBreak/>
-        <w:t>administrativo, financiero y operativo. En este apartado se identifican los perfiles de las partes interesadas en el proyecto, así como las consideraciones necesarias para su adecuada implementación en el entorno del restaurante.</w:t>
+        <w:t>Soda y Restaurante El Bambú, donde la gestión manual de información ha limitado la eficiencia operativa y dificultado la toma de decisiones basada en datos. El sistema propuesto busca automatizar procesos clave, optimizar recursos y proporcionar herramientas que mejoren el control administrativo, financiero y operativo. En este apartado se identifican los perfiles de las partes interesadas en el proyecto, así como las consideraciones necesarias para su adecuada implementación en el entorno del restaurante.</w:t>
       </w:r>
     </w:p>
     <w:p>
@@ -7238,13 +7408,28 @@
         <w:rPr>
           <w:lang w:val="es-CR"/>
         </w:rPr>
+        <w:lastRenderedPageBreak/>
         <w:t>Perfiles de los grupos de interés</w:t>
       </w:r>
       <w:r>
         <w:rPr>
           <w:lang w:val="es-CR"/>
         </w:rPr>
-        <w:t xml:space="preserve"> (Stakeholders)</w:t>
+        <w:t xml:space="preserve"> (</w:t>
+      </w:r>
+      <w:proofErr w:type="spellStart"/>
+      <w:r>
+        <w:rPr>
+          <w:lang w:val="es-CR"/>
+        </w:rPr>
+        <w:t>Stakeholders</w:t>
+      </w:r>
+      <w:proofErr w:type="spellEnd"/>
+      <w:r>
+        <w:rPr>
+          <w:lang w:val="es-CR"/>
+        </w:rPr>
+        <w:t>)</w:t>
       </w:r>
       <w:bookmarkEnd w:id="33"/>
       <w:bookmarkEnd w:id="34"/>
@@ -7292,6 +7477,7 @@
                 <w:lang w:val="es-CR"/>
               </w:rPr>
             </w:pPr>
+            <w:proofErr w:type="spellStart"/>
             <w:r>
               <w:rPr>
                 <w:b/>
@@ -7300,6 +7486,7 @@
               </w:rPr>
               <w:t>Stakeholder</w:t>
             </w:r>
+            <w:proofErr w:type="spellEnd"/>
             <w:r>
               <w:rPr>
                 <w:lang w:val="es-CR"/>
@@ -7392,7 +7579,6 @@
               <w:bottom w:val="single" w:sz="6" w:space="0" w:color="auto"/>
               <w:right w:val="single" w:sz="6" w:space="0" w:color="auto"/>
             </w:tcBorders>
-            <w:shd w:val="clear" w:color="auto" w:fill="auto"/>
             <w:hideMark/>
           </w:tcPr>
           <w:p>
@@ -7420,7 +7606,6 @@
               <w:bottom w:val="single" w:sz="6" w:space="0" w:color="auto"/>
               <w:right w:val="single" w:sz="6" w:space="0" w:color="auto"/>
             </w:tcBorders>
-            <w:shd w:val="clear" w:color="auto" w:fill="auto"/>
             <w:hideMark/>
           </w:tcPr>
           <w:p>
@@ -7448,7 +7633,6 @@
               <w:bottom w:val="single" w:sz="6" w:space="0" w:color="auto"/>
               <w:right w:val="single" w:sz="12" w:space="0" w:color="auto"/>
             </w:tcBorders>
-            <w:shd w:val="clear" w:color="auto" w:fill="auto"/>
             <w:hideMark/>
           </w:tcPr>
           <w:p>
@@ -7481,7 +7665,6 @@
               <w:bottom w:val="single" w:sz="6" w:space="0" w:color="auto"/>
               <w:right w:val="single" w:sz="6" w:space="0" w:color="auto"/>
             </w:tcBorders>
-            <w:shd w:val="clear" w:color="auto" w:fill="auto"/>
             <w:hideMark/>
           </w:tcPr>
           <w:p>
@@ -7509,7 +7692,6 @@
               <w:bottom w:val="single" w:sz="6" w:space="0" w:color="auto"/>
               <w:right w:val="single" w:sz="6" w:space="0" w:color="auto"/>
             </w:tcBorders>
-            <w:shd w:val="clear" w:color="auto" w:fill="auto"/>
             <w:hideMark/>
           </w:tcPr>
           <w:p>
@@ -7537,7 +7719,6 @@
               <w:bottom w:val="single" w:sz="6" w:space="0" w:color="auto"/>
               <w:right w:val="single" w:sz="12" w:space="0" w:color="auto"/>
             </w:tcBorders>
-            <w:shd w:val="clear" w:color="auto" w:fill="auto"/>
             <w:hideMark/>
           </w:tcPr>
           <w:p>
@@ -7570,7 +7751,6 @@
               <w:bottom w:val="single" w:sz="6" w:space="0" w:color="auto"/>
               <w:right w:val="single" w:sz="6" w:space="0" w:color="auto"/>
             </w:tcBorders>
-            <w:shd w:val="clear" w:color="auto" w:fill="auto"/>
             <w:hideMark/>
           </w:tcPr>
           <w:p>
@@ -7598,7 +7778,6 @@
               <w:bottom w:val="single" w:sz="6" w:space="0" w:color="auto"/>
               <w:right w:val="single" w:sz="6" w:space="0" w:color="auto"/>
             </w:tcBorders>
-            <w:shd w:val="clear" w:color="auto" w:fill="auto"/>
             <w:hideMark/>
           </w:tcPr>
           <w:p>
@@ -7626,7 +7805,6 @@
               <w:bottom w:val="single" w:sz="6" w:space="0" w:color="auto"/>
               <w:right w:val="single" w:sz="12" w:space="0" w:color="auto"/>
             </w:tcBorders>
-            <w:shd w:val="clear" w:color="auto" w:fill="auto"/>
             <w:hideMark/>
           </w:tcPr>
           <w:p>
@@ -7659,7 +7837,6 @@
               <w:bottom w:val="single" w:sz="12" w:space="0" w:color="auto"/>
               <w:right w:val="single" w:sz="6" w:space="0" w:color="auto"/>
             </w:tcBorders>
-            <w:shd w:val="clear" w:color="auto" w:fill="auto"/>
             <w:hideMark/>
           </w:tcPr>
           <w:p>
@@ -7687,7 +7864,6 @@
               <w:bottom w:val="single" w:sz="12" w:space="0" w:color="auto"/>
               <w:right w:val="single" w:sz="6" w:space="0" w:color="auto"/>
             </w:tcBorders>
-            <w:shd w:val="clear" w:color="auto" w:fill="auto"/>
             <w:hideMark/>
           </w:tcPr>
           <w:p>
@@ -7715,7 +7891,6 @@
               <w:bottom w:val="single" w:sz="12" w:space="0" w:color="auto"/>
               <w:right w:val="single" w:sz="12" w:space="0" w:color="auto"/>
             </w:tcBorders>
-            <w:shd w:val="clear" w:color="auto" w:fill="auto"/>
             <w:hideMark/>
           </w:tcPr>
           <w:p>
@@ -7966,7 +8141,6 @@
           <w:szCs w:val="22"/>
           <w:lang w:val="es-CR"/>
         </w:rPr>
-        <w:lastRenderedPageBreak/>
         <w:t>Infraestructura:</w:t>
       </w:r>
       <w:r>
@@ -8161,6 +8335,7 @@
           <w:szCs w:val="22"/>
           <w:lang w:val="es-CR"/>
         </w:rPr>
+        <w:lastRenderedPageBreak/>
         <w:t>Equipos complementarios como impresoras para la emisión de facturas o recibos físicos</w:t>
       </w:r>
       <w:r>
@@ -9027,10 +9202,68 @@
       <w:rPr>
         <w:lang w:val="es-CR"/>
       </w:rPr>
-      <w:t xml:space="preserve">Derechos de autor © 2023 por Karl Wiegers y Seilevel Partners LP. </w:t>
+      <w:t xml:space="preserve">Derechos de autor © 2023 por Karl </w:t>
+    </w:r>
+    <w:proofErr w:type="spellStart"/>
+    <w:r>
+      <w:rPr>
+        <w:lang w:val="es-CR"/>
+      </w:rPr>
+      <w:t>Wiegers</w:t>
+    </w:r>
+    <w:proofErr w:type="spellEnd"/>
+    <w:r>
+      <w:rPr>
+        <w:lang w:val="es-CR"/>
+      </w:rPr>
+      <w:t xml:space="preserve"> y </w:t>
+    </w:r>
+    <w:proofErr w:type="spellStart"/>
+    <w:r>
+      <w:rPr>
+        <w:lang w:val="es-CR"/>
+      </w:rPr>
+      <w:t>Seilevel</w:t>
+    </w:r>
+    <w:proofErr w:type="spellEnd"/>
+    <w:r>
+      <w:rPr>
+        <w:lang w:val="es-CR"/>
+      </w:rPr>
+      <w:t xml:space="preserve"> </w:t>
+    </w:r>
+    <w:proofErr w:type="spellStart"/>
+    <w:r>
+      <w:rPr>
+        <w:lang w:val="es-CR"/>
+      </w:rPr>
+      <w:t>Partners</w:t>
+    </w:r>
+    <w:proofErr w:type="spellEnd"/>
+    <w:r>
+      <w:rPr>
+        <w:lang w:val="es-CR"/>
+      </w:rPr>
+      <w:t xml:space="preserve"> LP. </w:t>
     </w:r>
     <w:r>
-      <w:t>Se concede permiso para usar y modificar.</w:t>
+      <w:t xml:space="preserve">Se concede </w:t>
+    </w:r>
+    <w:proofErr w:type="spellStart"/>
+    <w:r>
+      <w:t>permiso</w:t>
+    </w:r>
+    <w:proofErr w:type="spellEnd"/>
+    <w:r>
+      <w:t xml:space="preserve"> para usar y </w:t>
+    </w:r>
+    <w:proofErr w:type="spellStart"/>
+    <w:r>
+      <w:t>modificar</w:t>
+    </w:r>
+    <w:proofErr w:type="spellEnd"/>
+    <w:r>
+      <w:t>.</w:t>
     </w:r>
   </w:p>
 </w:ftr>
@@ -9051,10 +9284,68 @@
       <w:rPr>
         <w:lang w:val="es-CR"/>
       </w:rPr>
-      <w:t xml:space="preserve">Derechos de autor © 2023 por Karl Wiegers y Seilevel Partners LP. </w:t>
+      <w:t xml:space="preserve">Derechos de autor © 2023 por Karl </w:t>
+    </w:r>
+    <w:proofErr w:type="spellStart"/>
+    <w:r>
+      <w:rPr>
+        <w:lang w:val="es-CR"/>
+      </w:rPr>
+      <w:t>Wiegers</w:t>
+    </w:r>
+    <w:proofErr w:type="spellEnd"/>
+    <w:r>
+      <w:rPr>
+        <w:lang w:val="es-CR"/>
+      </w:rPr>
+      <w:t xml:space="preserve"> y </w:t>
+    </w:r>
+    <w:proofErr w:type="spellStart"/>
+    <w:r>
+      <w:rPr>
+        <w:lang w:val="es-CR"/>
+      </w:rPr>
+      <w:t>Seilevel</w:t>
+    </w:r>
+    <w:proofErr w:type="spellEnd"/>
+    <w:r>
+      <w:rPr>
+        <w:lang w:val="es-CR"/>
+      </w:rPr>
+      <w:t xml:space="preserve"> </w:t>
+    </w:r>
+    <w:proofErr w:type="spellStart"/>
+    <w:r>
+      <w:rPr>
+        <w:lang w:val="es-CR"/>
+      </w:rPr>
+      <w:t>Partners</w:t>
+    </w:r>
+    <w:proofErr w:type="spellEnd"/>
+    <w:r>
+      <w:rPr>
+        <w:lang w:val="es-CR"/>
+      </w:rPr>
+      <w:t xml:space="preserve"> LP. </w:t>
     </w:r>
     <w:r>
-      <w:t>Se concede permiso para usar y modificar.</w:t>
+      <w:t xml:space="preserve">Se concede </w:t>
+    </w:r>
+    <w:proofErr w:type="spellStart"/>
+    <w:r>
+      <w:t>permiso</w:t>
+    </w:r>
+    <w:proofErr w:type="spellEnd"/>
+    <w:r>
+      <w:t xml:space="preserve"> para usar y </w:t>
+    </w:r>
+    <w:proofErr w:type="spellStart"/>
+    <w:r>
+      <w:t>modificar</w:t>
+    </w:r>
+    <w:proofErr w:type="spellEnd"/>
+    <w:r>
+      <w:t>.</w:t>
     </w:r>
   </w:p>
 </w:ftr>

--- a/docs/Documento de Visión y Alcance.docx
+++ b/docs/Documento de Visión y Alcance.docx
@@ -99,7 +99,17 @@
           <w:szCs w:val="32"/>
           <w:lang w:val="es-CR"/>
         </w:rPr>
-        <w:t>2.0</w:t>
+        <w:t>2.</w:t>
+      </w:r>
+      <w:r>
+        <w:rPr>
+          <w:rFonts w:ascii="Times New Roman" w:hAnsi="Times New Roman"/>
+          <w:bCs/>
+          <w:sz w:val="32"/>
+          <w:szCs w:val="32"/>
+          <w:lang w:val="es-CR"/>
+        </w:rPr>
+        <w:t>0</w:t>
       </w:r>
     </w:p>
     <w:p>
@@ -156,7 +166,6 @@
         </w:rPr>
         <w:t xml:space="preserve">Natalia Ortiz </w:t>
       </w:r>
-      <w:proofErr w:type="spellStart"/>
       <w:r>
         <w:rPr>
           <w:rFonts w:ascii="Times New Roman" w:hAnsi="Times New Roman"/>
@@ -166,9 +175,8 @@
           <w:szCs w:val="22"/>
           <w:lang w:val="es-CR"/>
         </w:rPr>
-        <w:t>Martinez</w:t>
-      </w:r>
-      <w:proofErr w:type="spellEnd"/>
+        <w:t>Martínez</w:t>
+      </w:r>
     </w:p>
     <w:p>
       <w:pPr>
@@ -377,21 +385,35 @@
         <w:p>
           <w:pPr>
             <w:pStyle w:val="TtuloTDC"/>
+            <w:spacing w:line="360" w:lineRule="auto"/>
             <w:rPr>
-              <w:rFonts w:ascii="Times New Roman" w:hAnsi="Times New Roman" w:cs="Times New Roman"/>
+              <w:rFonts w:ascii="Times New Roman" w:eastAsia="Times New Roman" w:hAnsi="Times New Roman" w:cs="Times New Roman"/>
+              <w:b/>
+              <w:color w:val="auto"/>
+              <w:sz w:val="36"/>
+              <w:szCs w:val="20"/>
+              <w:lang w:eastAsia="en-US"/>
             </w:rPr>
           </w:pPr>
           <w:r>
             <w:rPr>
-              <w:rFonts w:ascii="Times New Roman" w:hAnsi="Times New Roman" w:cs="Times New Roman"/>
-              <w:lang w:val="es-ES"/>
+              <w:rFonts w:ascii="Times New Roman" w:eastAsia="Times New Roman" w:hAnsi="Times New Roman" w:cs="Times New Roman"/>
+              <w:b/>
+              <w:color w:val="auto"/>
+              <w:sz w:val="36"/>
+              <w:szCs w:val="20"/>
+              <w:lang w:eastAsia="en-US"/>
             </w:rPr>
             <w:t>Tabla de c</w:t>
           </w:r>
           <w:r>
             <w:rPr>
-              <w:rFonts w:ascii="Times New Roman" w:hAnsi="Times New Roman" w:cs="Times New Roman"/>
-              <w:lang w:val="es-ES"/>
+              <w:rFonts w:ascii="Times New Roman" w:eastAsia="Times New Roman" w:hAnsi="Times New Roman" w:cs="Times New Roman"/>
+              <w:b/>
+              <w:color w:val="auto"/>
+              <w:sz w:val="36"/>
+              <w:szCs w:val="20"/>
+              <w:lang w:eastAsia="en-US"/>
             </w:rPr>
             <w:t>ontenido</w:t>
           </w:r>
@@ -399,6 +421,7 @@
         <w:p>
           <w:pPr>
             <w:pStyle w:val="TDC1"/>
+            <w:spacing w:line="360" w:lineRule="auto"/>
             <w:rPr>
               <w:rFonts w:asciiTheme="minorHAnsi" w:eastAsiaTheme="minorEastAsia" w:hAnsiTheme="minorHAnsi" w:cstheme="minorBidi"/>
               <w:kern w:val="2"/>
@@ -491,6 +514,7 @@
         <w:p>
           <w:pPr>
             <w:pStyle w:val="TDC2"/>
+            <w:spacing w:line="360" w:lineRule="auto"/>
             <w:rPr>
               <w:rFonts w:asciiTheme="minorHAnsi" w:eastAsiaTheme="minorEastAsia" w:hAnsiTheme="minorHAnsi" w:cstheme="minorBidi"/>
               <w:kern w:val="2"/>
@@ -572,6 +596,7 @@
         <w:p>
           <w:pPr>
             <w:pStyle w:val="TDC2"/>
+            <w:spacing w:line="360" w:lineRule="auto"/>
             <w:rPr>
               <w:rFonts w:asciiTheme="minorHAnsi" w:eastAsiaTheme="minorEastAsia" w:hAnsiTheme="minorHAnsi" w:cstheme="minorBidi"/>
               <w:kern w:val="2"/>
@@ -653,6 +678,7 @@
         <w:p>
           <w:pPr>
             <w:pStyle w:val="TDC2"/>
+            <w:spacing w:line="360" w:lineRule="auto"/>
             <w:rPr>
               <w:rFonts w:asciiTheme="minorHAnsi" w:eastAsiaTheme="minorEastAsia" w:hAnsiTheme="minorHAnsi" w:cstheme="minorBidi"/>
               <w:kern w:val="2"/>
@@ -734,6 +760,7 @@
         <w:p>
           <w:pPr>
             <w:pStyle w:val="TDC1"/>
+            <w:spacing w:line="360" w:lineRule="auto"/>
             <w:rPr>
               <w:rFonts w:asciiTheme="minorHAnsi" w:eastAsiaTheme="minorEastAsia" w:hAnsiTheme="minorHAnsi" w:cstheme="minorBidi"/>
               <w:kern w:val="2"/>
@@ -817,6 +844,7 @@
         <w:p>
           <w:pPr>
             <w:pStyle w:val="TDC2"/>
+            <w:spacing w:line="360" w:lineRule="auto"/>
             <w:rPr>
               <w:rFonts w:asciiTheme="minorHAnsi" w:eastAsiaTheme="minorEastAsia" w:hAnsiTheme="minorHAnsi" w:cstheme="minorBidi"/>
               <w:kern w:val="2"/>
@@ -898,6 +926,7 @@
         <w:p>
           <w:pPr>
             <w:pStyle w:val="TDC2"/>
+            <w:spacing w:line="360" w:lineRule="auto"/>
             <w:rPr>
               <w:rFonts w:asciiTheme="minorHAnsi" w:eastAsiaTheme="minorEastAsia" w:hAnsiTheme="minorHAnsi" w:cstheme="minorBidi"/>
               <w:kern w:val="2"/>
@@ -979,6 +1008,7 @@
         <w:p>
           <w:pPr>
             <w:pStyle w:val="TDC2"/>
+            <w:spacing w:line="360" w:lineRule="auto"/>
             <w:rPr>
               <w:rFonts w:asciiTheme="minorHAnsi" w:eastAsiaTheme="minorEastAsia" w:hAnsiTheme="minorHAnsi" w:cstheme="minorBidi"/>
               <w:kern w:val="2"/>
@@ -1047,7 +1077,7 @@
               <w:rPr>
                 <w:webHidden/>
               </w:rPr>
-              <w:t>4</w:t>
+              <w:t>5</w:t>
             </w:r>
             <w:r>
               <w:rPr>
@@ -1060,6 +1090,7 @@
         <w:p>
           <w:pPr>
             <w:pStyle w:val="TDC2"/>
+            <w:spacing w:line="360" w:lineRule="auto"/>
             <w:rPr>
               <w:rFonts w:asciiTheme="minorHAnsi" w:eastAsiaTheme="minorEastAsia" w:hAnsiTheme="minorHAnsi" w:cstheme="minorBidi"/>
               <w:kern w:val="2"/>
@@ -1128,7 +1159,7 @@
               <w:rPr>
                 <w:webHidden/>
               </w:rPr>
-              <w:t>5</w:t>
+              <w:t>6</w:t>
             </w:r>
             <w:r>
               <w:rPr>
@@ -1141,6 +1172,7 @@
         <w:p>
           <w:pPr>
             <w:pStyle w:val="TDC2"/>
+            <w:spacing w:line="360" w:lineRule="auto"/>
             <w:rPr>
               <w:rFonts w:asciiTheme="minorHAnsi" w:eastAsiaTheme="minorEastAsia" w:hAnsiTheme="minorHAnsi" w:cstheme="minorBidi"/>
               <w:kern w:val="2"/>
@@ -1209,7 +1241,7 @@
               <w:rPr>
                 <w:webHidden/>
               </w:rPr>
-              <w:t>5</w:t>
+              <w:t>6</w:t>
             </w:r>
             <w:r>
               <w:rPr>
@@ -1222,6 +1254,7 @@
         <w:p>
           <w:pPr>
             <w:pStyle w:val="TDC1"/>
+            <w:spacing w:line="360" w:lineRule="auto"/>
             <w:rPr>
               <w:rFonts w:asciiTheme="minorHAnsi" w:eastAsiaTheme="minorEastAsia" w:hAnsiTheme="minorHAnsi" w:cstheme="minorBidi"/>
               <w:kern w:val="2"/>
@@ -1292,7 +1325,7 @@
               <w:rPr>
                 <w:webHidden/>
               </w:rPr>
-              <w:t>6</w:t>
+              <w:t>8</w:t>
             </w:r>
             <w:r>
               <w:rPr>
@@ -1305,6 +1338,7 @@
         <w:p>
           <w:pPr>
             <w:pStyle w:val="TDC2"/>
+            <w:spacing w:line="360" w:lineRule="auto"/>
             <w:rPr>
               <w:rFonts w:asciiTheme="minorHAnsi" w:eastAsiaTheme="minorEastAsia" w:hAnsiTheme="minorHAnsi" w:cstheme="minorBidi"/>
               <w:kern w:val="2"/>
@@ -1373,7 +1407,7 @@
               <w:rPr>
                 <w:webHidden/>
               </w:rPr>
-              <w:t>6</w:t>
+              <w:t>9</w:t>
             </w:r>
             <w:r>
               <w:rPr>
@@ -1386,6 +1420,7 @@
         <w:p>
           <w:pPr>
             <w:pStyle w:val="TDC2"/>
+            <w:spacing w:line="360" w:lineRule="auto"/>
             <w:rPr>
               <w:rFonts w:asciiTheme="minorHAnsi" w:eastAsiaTheme="minorEastAsia" w:hAnsiTheme="minorHAnsi" w:cstheme="minorBidi"/>
               <w:kern w:val="2"/>
@@ -1454,7 +1489,7 @@
               <w:rPr>
                 <w:webHidden/>
               </w:rPr>
-              <w:t>7</w:t>
+              <w:t>10</w:t>
             </w:r>
             <w:r>
               <w:rPr>
@@ -1467,6 +1502,7 @@
         <w:p>
           <w:pPr>
             <w:pStyle w:val="TDC2"/>
+            <w:spacing w:line="360" w:lineRule="auto"/>
             <w:rPr>
               <w:rFonts w:asciiTheme="minorHAnsi" w:eastAsiaTheme="minorEastAsia" w:hAnsiTheme="minorHAnsi" w:cstheme="minorBidi"/>
               <w:kern w:val="2"/>
@@ -1535,7 +1571,7 @@
               <w:rPr>
                 <w:webHidden/>
               </w:rPr>
-              <w:t>8</w:t>
+              <w:t>11</w:t>
             </w:r>
             <w:r>
               <w:rPr>
@@ -1548,6 +1584,7 @@
         <w:p>
           <w:pPr>
             <w:pStyle w:val="TDC1"/>
+            <w:spacing w:line="360" w:lineRule="auto"/>
             <w:rPr>
               <w:rFonts w:asciiTheme="minorHAnsi" w:eastAsiaTheme="minorEastAsia" w:hAnsiTheme="minorHAnsi" w:cstheme="minorBidi"/>
               <w:kern w:val="2"/>
@@ -1618,7 +1655,7 @@
               <w:rPr>
                 <w:webHidden/>
               </w:rPr>
-              <w:t>9</w:t>
+              <w:t>11</w:t>
             </w:r>
             <w:r>
               <w:rPr>
@@ -1631,6 +1668,7 @@
         <w:p>
           <w:pPr>
             <w:pStyle w:val="TDC2"/>
+            <w:spacing w:line="360" w:lineRule="auto"/>
             <w:rPr>
               <w:rFonts w:asciiTheme="minorHAnsi" w:eastAsiaTheme="minorEastAsia" w:hAnsiTheme="minorHAnsi" w:cstheme="minorBidi"/>
               <w:kern w:val="2"/>
@@ -1699,7 +1737,7 @@
               <w:rPr>
                 <w:webHidden/>
               </w:rPr>
-              <w:t>9</w:t>
+              <w:t>12</w:t>
             </w:r>
             <w:r>
               <w:rPr>
@@ -1712,6 +1750,7 @@
         <w:p>
           <w:pPr>
             <w:pStyle w:val="TDC2"/>
+            <w:spacing w:line="360" w:lineRule="auto"/>
             <w:rPr>
               <w:rFonts w:asciiTheme="minorHAnsi" w:eastAsiaTheme="minorEastAsia" w:hAnsiTheme="minorHAnsi" w:cstheme="minorBidi"/>
               <w:kern w:val="2"/>
@@ -1780,7 +1819,7 @@
               <w:rPr>
                 <w:webHidden/>
               </w:rPr>
-              <w:t>10</w:t>
+              <w:t>12</w:t>
             </w:r>
             <w:r>
               <w:rPr>
@@ -1791,6 +1830,9 @@
           </w:hyperlink>
         </w:p>
         <w:p>
+          <w:pPr>
+            <w:spacing w:line="360" w:lineRule="auto"/>
+          </w:pPr>
           <w:r>
             <w:rPr>
               <w:b/>
@@ -1804,39 +1846,36 @@
     </w:sdt>
     <w:p>
       <w:pPr>
-        <w:rPr>
-          <w:lang w:val="es-CR"/>
-        </w:rPr>
-      </w:pPr>
+        <w:spacing w:line="240" w:lineRule="auto"/>
+        <w:rPr>
+          <w:b/>
+          <w:sz w:val="36"/>
+          <w:lang w:val="es-CR"/>
+        </w:rPr>
+      </w:pPr>
+      <w:r>
+        <w:rPr>
+          <w:lang w:val="es-CR"/>
+        </w:rPr>
+        <w:br w:type="page"/>
+      </w:r>
     </w:p>
     <w:p>
       <w:pPr>
         <w:pStyle w:val="TOCEntry"/>
-        <w:rPr>
-          <w:lang w:val="es-CR"/>
-        </w:rPr>
-      </w:pPr>
-      <w:r>
-        <w:rPr>
-          <w:lang w:val="es-CR"/>
-        </w:rPr>
+        <w:spacing w:line="360" w:lineRule="auto"/>
+        <w:rPr>
+          <w:lang w:val="es-CR"/>
+        </w:rPr>
+      </w:pPr>
+      <w:r>
+        <w:rPr>
+          <w:lang w:val="es-CR"/>
+        </w:rPr>
+        <w:lastRenderedPageBreak/>
         <w:t>Historial de revisiones</w:t>
       </w:r>
       <w:bookmarkEnd w:id="4"/>
-    </w:p>
-    <w:p>
-      <w:pPr>
-        <w:rPr>
-          <w:lang w:val="es-CR"/>
-        </w:rPr>
-      </w:pPr>
-    </w:p>
-    <w:p>
-      <w:pPr>
-        <w:rPr>
-          <w:lang w:val="es-CR"/>
-        </w:rPr>
-      </w:pPr>
     </w:p>
     <w:tbl>
       <w:tblPr>
@@ -1869,7 +1908,7 @@
           </w:tcPr>
           <w:p>
             <w:pPr>
-              <w:spacing w:before="40" w:after="40"/>
+              <w:spacing w:before="40" w:after="40" w:line="360" w:lineRule="auto"/>
               <w:rPr>
                 <w:b/>
                 <w:lang w:val="es-CR"/>
@@ -1894,7 +1933,7 @@
           </w:tcPr>
           <w:p>
             <w:pPr>
-              <w:spacing w:before="40" w:after="40"/>
+              <w:spacing w:before="40" w:after="40" w:line="360" w:lineRule="auto"/>
               <w:rPr>
                 <w:b/>
                 <w:lang w:val="es-CR"/>
@@ -1919,7 +1958,7 @@
           </w:tcPr>
           <w:p>
             <w:pPr>
-              <w:spacing w:before="40" w:after="40"/>
+              <w:spacing w:before="40" w:after="40" w:line="360" w:lineRule="auto"/>
               <w:rPr>
                 <w:b/>
                 <w:lang w:val="es-CR"/>
@@ -1944,7 +1983,7 @@
           </w:tcPr>
           <w:p>
             <w:pPr>
-              <w:spacing w:before="40" w:after="40"/>
+              <w:spacing w:before="40" w:after="40" w:line="360" w:lineRule="auto"/>
               <w:rPr>
                 <w:b/>
                 <w:lang w:val="es-CR"/>
@@ -1970,33 +2009,17 @@
           </w:tcPr>
           <w:p>
             <w:pPr>
-              <w:spacing w:before="40" w:after="40"/>
+              <w:spacing w:before="40" w:after="40" w:line="360" w:lineRule="auto"/>
               <w:rPr>
                 <w:lang w:val="es-CR"/>
               </w:rPr>
             </w:pPr>
-            <w:proofErr w:type="spellStart"/>
             <w:r>
               <w:rPr>
                 <w:lang w:val="es-CR"/>
               </w:rPr>
-              <w:t>Team</w:t>
-            </w:r>
-            <w:proofErr w:type="spellEnd"/>
-            <w:r>
-              <w:rPr>
-                <w:lang w:val="es-CR"/>
-              </w:rPr>
-              <w:t xml:space="preserve"> </w:t>
-            </w:r>
-            <w:proofErr w:type="spellStart"/>
-            <w:r>
-              <w:rPr>
-                <w:lang w:val="es-CR"/>
-              </w:rPr>
-              <w:t>Developer</w:t>
-            </w:r>
-            <w:proofErr w:type="spellEnd"/>
+              <w:t>Team Developer</w:t>
+            </w:r>
           </w:p>
         </w:tc>
         <w:tc>
@@ -2008,7 +2031,7 @@
           </w:tcPr>
           <w:p>
             <w:pPr>
-              <w:spacing w:before="40" w:after="40"/>
+              <w:spacing w:before="40" w:after="40" w:line="360" w:lineRule="auto"/>
               <w:rPr>
                 <w:lang w:val="es-CR"/>
               </w:rPr>
@@ -2030,7 +2053,7 @@
           </w:tcPr>
           <w:p>
             <w:pPr>
-              <w:spacing w:before="40" w:after="40"/>
+              <w:spacing w:before="40" w:after="40" w:line="360" w:lineRule="auto"/>
               <w:rPr>
                 <w:lang w:val="es-CR"/>
               </w:rPr>
@@ -2070,7 +2093,7 @@
           </w:tcPr>
           <w:p>
             <w:pPr>
-              <w:spacing w:before="40" w:after="40"/>
+              <w:spacing w:before="40" w:after="40" w:line="360" w:lineRule="auto"/>
               <w:rPr>
                 <w:lang w:val="es-CR"/>
               </w:rPr>
@@ -2079,7 +2102,7 @@
               <w:rPr>
                 <w:lang w:val="es-CR"/>
               </w:rPr>
-              <w:t>0.1</w:t>
+              <w:t>1.0</w:t>
             </w:r>
           </w:p>
         </w:tc>
@@ -2091,33 +2114,17 @@
           </w:tcPr>
           <w:p>
             <w:pPr>
-              <w:spacing w:before="40" w:after="40"/>
+              <w:spacing w:before="40" w:after="40" w:line="360" w:lineRule="auto"/>
               <w:rPr>
                 <w:lang w:val="es-CR"/>
               </w:rPr>
             </w:pPr>
-            <w:proofErr w:type="spellStart"/>
             <w:r>
               <w:rPr>
                 <w:lang w:val="es-CR"/>
               </w:rPr>
-              <w:t>Team</w:t>
-            </w:r>
-            <w:proofErr w:type="spellEnd"/>
-            <w:r>
-              <w:rPr>
-                <w:lang w:val="es-CR"/>
-              </w:rPr>
-              <w:t xml:space="preserve"> </w:t>
-            </w:r>
-            <w:proofErr w:type="spellStart"/>
-            <w:r>
-              <w:rPr>
-                <w:lang w:val="es-CR"/>
-              </w:rPr>
-              <w:t>Developer</w:t>
-            </w:r>
-            <w:proofErr w:type="spellEnd"/>
+              <w:t>Team Developer</w:t>
+            </w:r>
           </w:p>
         </w:tc>
         <w:tc>
@@ -2126,7 +2133,7 @@
           </w:tcPr>
           <w:p>
             <w:pPr>
-              <w:spacing w:before="40" w:after="40"/>
+              <w:spacing w:before="40" w:after="40" w:line="360" w:lineRule="auto"/>
               <w:rPr>
                 <w:lang w:val="es-CR"/>
               </w:rPr>
@@ -2145,7 +2152,7 @@
           </w:tcPr>
           <w:p>
             <w:pPr>
-              <w:spacing w:before="40" w:after="40"/>
+              <w:spacing w:before="40" w:after="40" w:line="360" w:lineRule="auto"/>
               <w:rPr>
                 <w:lang w:val="es-CR"/>
               </w:rPr>
@@ -2170,7 +2177,7 @@
           </w:tcPr>
           <w:p>
             <w:pPr>
-              <w:spacing w:before="40" w:after="40"/>
+              <w:spacing w:before="40" w:after="40" w:line="360" w:lineRule="auto"/>
               <w:rPr>
                 <w:lang w:val="es-CR"/>
               </w:rPr>
@@ -2179,7 +2186,13 @@
               <w:rPr>
                 <w:lang w:val="es-CR"/>
               </w:rPr>
-              <w:t>1.0</w:t>
+              <w:t>1.</w:t>
+            </w:r>
+            <w:r>
+              <w:rPr>
+                <w:lang w:val="es-CR"/>
+              </w:rPr>
+              <w:t>1</w:t>
             </w:r>
           </w:p>
         </w:tc>
@@ -2191,33 +2204,17 @@
           </w:tcPr>
           <w:p>
             <w:pPr>
-              <w:spacing w:before="40" w:after="40"/>
+              <w:spacing w:before="40" w:after="40" w:line="360" w:lineRule="auto"/>
               <w:rPr>
                 <w:lang w:val="es-CR"/>
               </w:rPr>
             </w:pPr>
-            <w:proofErr w:type="spellStart"/>
             <w:r>
               <w:rPr>
                 <w:lang w:val="es-CR"/>
               </w:rPr>
-              <w:t>Team</w:t>
-            </w:r>
-            <w:proofErr w:type="spellEnd"/>
-            <w:r>
-              <w:rPr>
-                <w:lang w:val="es-CR"/>
-              </w:rPr>
-              <w:t xml:space="preserve"> </w:t>
-            </w:r>
-            <w:proofErr w:type="spellStart"/>
-            <w:r>
-              <w:rPr>
-                <w:lang w:val="es-CR"/>
-              </w:rPr>
-              <w:t>Developer</w:t>
-            </w:r>
-            <w:proofErr w:type="spellEnd"/>
+              <w:t>Team Developer</w:t>
+            </w:r>
           </w:p>
         </w:tc>
         <w:tc>
@@ -2226,7 +2223,7 @@
           </w:tcPr>
           <w:p>
             <w:pPr>
-              <w:spacing w:before="40" w:after="40"/>
+              <w:spacing w:before="40" w:after="40" w:line="360" w:lineRule="auto"/>
               <w:rPr>
                 <w:lang w:val="es-CR"/>
               </w:rPr>
@@ -2245,7 +2242,7 @@
           </w:tcPr>
           <w:p>
             <w:pPr>
-              <w:spacing w:before="40" w:after="40"/>
+              <w:spacing w:before="40" w:after="40" w:line="360" w:lineRule="auto"/>
               <w:rPr>
                 <w:lang w:val="es-CR"/>
               </w:rPr>
@@ -2276,7 +2273,7 @@
           </w:tcPr>
           <w:p>
             <w:pPr>
-              <w:spacing w:before="40" w:after="40"/>
+              <w:spacing w:before="40" w:after="40" w:line="360" w:lineRule="auto"/>
               <w:rPr>
                 <w:lang w:val="es-CR"/>
               </w:rPr>
@@ -2291,7 +2288,7 @@
               <w:rPr>
                 <w:lang w:val="es-CR"/>
               </w:rPr>
-              <w:t>1</w:t>
+              <w:t>2</w:t>
             </w:r>
           </w:p>
         </w:tc>
@@ -2303,33 +2300,17 @@
           </w:tcPr>
           <w:p>
             <w:pPr>
-              <w:spacing w:before="40" w:after="40"/>
+              <w:spacing w:before="40" w:after="40" w:line="360" w:lineRule="auto"/>
               <w:rPr>
                 <w:lang w:val="es-CR"/>
               </w:rPr>
             </w:pPr>
-            <w:proofErr w:type="spellStart"/>
             <w:r>
               <w:rPr>
                 <w:lang w:val="es-CR"/>
               </w:rPr>
-              <w:t>Team</w:t>
-            </w:r>
-            <w:proofErr w:type="spellEnd"/>
-            <w:r>
-              <w:rPr>
-                <w:lang w:val="es-CR"/>
-              </w:rPr>
-              <w:t xml:space="preserve"> </w:t>
-            </w:r>
-            <w:proofErr w:type="spellStart"/>
-            <w:r>
-              <w:rPr>
-                <w:lang w:val="es-CR"/>
-              </w:rPr>
-              <w:t>Developer</w:t>
-            </w:r>
-            <w:proofErr w:type="spellEnd"/>
+              <w:t>Team Developer</w:t>
+            </w:r>
           </w:p>
         </w:tc>
         <w:tc>
@@ -2338,7 +2319,7 @@
           </w:tcPr>
           <w:p>
             <w:pPr>
-              <w:spacing w:before="40" w:after="40"/>
+              <w:spacing w:before="40" w:after="40" w:line="360" w:lineRule="auto"/>
               <w:rPr>
                 <w:lang w:val="es-CR"/>
               </w:rPr>
@@ -2357,7 +2338,7 @@
           </w:tcPr>
           <w:p>
             <w:pPr>
-              <w:spacing w:before="40" w:after="40"/>
+              <w:spacing w:before="40" w:after="40" w:line="360" w:lineRule="auto"/>
               <w:rPr>
                 <w:lang w:val="es-CR"/>
               </w:rPr>
@@ -2382,7 +2363,7 @@
           </w:tcPr>
           <w:p>
             <w:pPr>
-              <w:spacing w:before="40" w:after="40"/>
+              <w:spacing w:before="40" w:after="40" w:line="360" w:lineRule="auto"/>
               <w:rPr>
                 <w:lang w:val="es-CR"/>
               </w:rPr>
@@ -2391,7 +2372,7 @@
               <w:rPr>
                 <w:lang w:val="es-CR"/>
               </w:rPr>
-              <w:t>2.0</w:t>
+              <w:t>1.3</w:t>
             </w:r>
           </w:p>
         </w:tc>
@@ -2403,33 +2384,17 @@
           </w:tcPr>
           <w:p>
             <w:pPr>
-              <w:spacing w:before="40" w:after="40"/>
+              <w:spacing w:before="40" w:after="40" w:line="360" w:lineRule="auto"/>
               <w:rPr>
                 <w:lang w:val="es-CR"/>
               </w:rPr>
             </w:pPr>
-            <w:proofErr w:type="spellStart"/>
             <w:r>
               <w:rPr>
                 <w:lang w:val="es-CR"/>
               </w:rPr>
-              <w:t>Team</w:t>
-            </w:r>
-            <w:proofErr w:type="spellEnd"/>
-            <w:r>
-              <w:rPr>
-                <w:lang w:val="es-CR"/>
-              </w:rPr>
-              <w:t xml:space="preserve"> </w:t>
-            </w:r>
-            <w:proofErr w:type="spellStart"/>
-            <w:r>
-              <w:rPr>
-                <w:lang w:val="es-CR"/>
-              </w:rPr>
-              <w:t>Developer</w:t>
-            </w:r>
-            <w:proofErr w:type="spellEnd"/>
+              <w:t>Team Developer</w:t>
+            </w:r>
           </w:p>
         </w:tc>
         <w:tc>
@@ -2438,7 +2403,7 @@
           </w:tcPr>
           <w:p>
             <w:pPr>
-              <w:spacing w:before="40" w:after="40"/>
+              <w:spacing w:before="40" w:after="40" w:line="360" w:lineRule="auto"/>
               <w:rPr>
                 <w:lang w:val="es-CR"/>
               </w:rPr>
@@ -2457,7 +2422,7 @@
           </w:tcPr>
           <w:p>
             <w:pPr>
-              <w:spacing w:before="40" w:after="40"/>
+              <w:spacing w:before="40" w:after="40" w:line="360" w:lineRule="auto"/>
               <w:rPr>
                 <w:lang w:val="es-CR"/>
               </w:rPr>
@@ -2466,7 +2431,25 @@
               <w:rPr>
                 <w:lang w:val="es-CR"/>
               </w:rPr>
-              <w:t>Finalización del documento</w:t>
+              <w:t xml:space="preserve">Revisión </w:t>
+            </w:r>
+            <w:r>
+              <w:rPr>
+                <w:lang w:val="es-CR"/>
+              </w:rPr>
+              <w:t>del documento</w:t>
+            </w:r>
+            <w:r>
+              <w:rPr>
+                <w:lang w:val="es-CR"/>
+              </w:rPr>
+              <w:t xml:space="preserve"> con el profesor</w:t>
+            </w:r>
+            <w:r>
+              <w:rPr>
+                <w:lang w:val="es-CR"/>
+              </w:rPr>
+              <w:t>.</w:t>
             </w:r>
           </w:p>
         </w:tc>
@@ -2476,7 +2459,7 @@
           </w:tcPr>
           <w:p>
             <w:pPr>
-              <w:spacing w:before="40" w:after="40"/>
+              <w:spacing w:before="40" w:after="40" w:line="360" w:lineRule="auto"/>
               <w:rPr>
                 <w:lang w:val="es-CR"/>
               </w:rPr>
@@ -2485,7 +2468,91 @@
               <w:rPr>
                 <w:lang w:val="es-CR"/>
               </w:rPr>
-              <w:t>2.0</w:t>
+              <w:t>1.4</w:t>
+            </w:r>
+          </w:p>
+        </w:tc>
+      </w:tr>
+      <w:tr>
+        <w:tc>
+          <w:tcPr>
+            <w:tcW w:w="2160" w:type="dxa"/>
+          </w:tcPr>
+          <w:p>
+            <w:pPr>
+              <w:spacing w:before="40" w:after="40" w:line="360" w:lineRule="auto"/>
+              <w:rPr>
+                <w:lang w:val="es-CR"/>
+              </w:rPr>
+            </w:pPr>
+            <w:r>
+              <w:rPr>
+                <w:lang w:val="es-CR"/>
+              </w:rPr>
+              <w:t>Team Developer</w:t>
+            </w:r>
+          </w:p>
+        </w:tc>
+        <w:tc>
+          <w:tcPr>
+            <w:tcW w:w="1511" w:type="dxa"/>
+          </w:tcPr>
+          <w:p>
+            <w:pPr>
+              <w:spacing w:before="40" w:after="40" w:line="360" w:lineRule="auto"/>
+              <w:rPr>
+                <w:lang w:val="es-CR"/>
+              </w:rPr>
+            </w:pPr>
+            <w:r>
+              <w:rPr>
+                <w:lang w:val="es-CR"/>
+              </w:rPr>
+              <w:t>06/09/2025</w:t>
+            </w:r>
+          </w:p>
+        </w:tc>
+        <w:tc>
+          <w:tcPr>
+            <w:tcW w:w="5103" w:type="dxa"/>
+          </w:tcPr>
+          <w:p>
+            <w:pPr>
+              <w:spacing w:before="40" w:after="40" w:line="360" w:lineRule="auto"/>
+              <w:rPr>
+                <w:lang w:val="es-CR"/>
+              </w:rPr>
+            </w:pPr>
+            <w:r>
+              <w:rPr>
+                <w:lang w:val="es-CR"/>
+              </w:rPr>
+              <w:t>Modificación en base a los nuevos datos existentes.</w:t>
+            </w:r>
+          </w:p>
+        </w:tc>
+        <w:tc>
+          <w:tcPr>
+            <w:tcW w:w="1094" w:type="dxa"/>
+          </w:tcPr>
+          <w:p>
+            <w:pPr>
+              <w:spacing w:before="40" w:after="40" w:line="360" w:lineRule="auto"/>
+              <w:rPr>
+                <w:lang w:val="es-CR"/>
+              </w:rPr>
+            </w:pPr>
+            <w:r>
+              <w:rPr>
+                <w:lang w:val="es-CR"/>
+              </w:rPr>
+              <w:t>2.</w:t>
+            </w:r>
+            <w:r>
+              <w:rPr>
+                <w:lang w:val="es-CR"/>
+              </w:rPr>
+              <w:t>0</w:t>
             </w:r>
           </w:p>
         </w:tc>
@@ -2509,6 +2576,7 @@
     <w:p>
       <w:pPr>
         <w:pStyle w:val="Ttulo1"/>
+        <w:spacing w:line="360" w:lineRule="auto"/>
         <w:rPr>
           <w:sz w:val="28"/>
           <w:szCs w:val="16"/>
@@ -2559,6 +2627,7 @@
     <w:p>
       <w:pPr>
         <w:pStyle w:val="Ttulo2"/>
+        <w:spacing w:line="360" w:lineRule="auto"/>
         <w:rPr>
           <w:lang w:val="es-CR"/>
         </w:rPr>
@@ -2725,6 +2794,7 @@
     <w:p>
       <w:pPr>
         <w:pStyle w:val="Ttulo2"/>
+        <w:spacing w:line="360" w:lineRule="auto"/>
         <w:rPr>
           <w:lang w:val="es-CR"/>
         </w:rPr>
@@ -2845,7 +2915,19 @@
         <w:rPr>
           <w:lang w:val="es-CR" w:eastAsia="es-CR"/>
         </w:rPr>
-        <w:t>Los colaboradores contarán con mayor claridad en el proceso de pago.</w:t>
+        <w:t>Los colaboradores contarán con mayor claridad en el proceso de pago</w:t>
+      </w:r>
+      <w:r>
+        <w:rPr>
+          <w:lang w:val="es-CR" w:eastAsia="es-CR"/>
+        </w:rPr>
+        <w:t xml:space="preserve"> de sus salarios, manteniendo un control de sus respectivos horarios y pagos realizados</w:t>
+      </w:r>
+      <w:r>
+        <w:rPr>
+          <w:lang w:val="es-CR" w:eastAsia="es-CR"/>
+        </w:rPr>
+        <w:t>.</w:t>
       </w:r>
     </w:p>
     <w:p>
@@ -2865,7 +2947,19 @@
         <w:rPr>
           <w:lang w:val="es-CR" w:eastAsia="es-CR"/>
         </w:rPr>
-        <w:t>El administrador tendrá un control más preciso y acceso a reportes actualizados.</w:t>
+        <w:t xml:space="preserve">El administrador tendrá un control más preciso </w:t>
+      </w:r>
+      <w:r>
+        <w:rPr>
+          <w:lang w:val="es-CR" w:eastAsia="es-CR"/>
+        </w:rPr>
+        <w:t>de sus ventas y productos, además de un acceso a reportes actualizados sobre estos mismos</w:t>
+      </w:r>
+      <w:r>
+        <w:rPr>
+          <w:lang w:val="es-CR" w:eastAsia="es-CR"/>
+        </w:rPr>
+        <w:t>.</w:t>
       </w:r>
     </w:p>
     <w:p>
@@ -2886,6 +2980,7 @@
     <w:p>
       <w:pPr>
         <w:pStyle w:val="Ttulo2"/>
+        <w:spacing w:line="360" w:lineRule="auto"/>
         <w:rPr>
           <w:lang w:val="es-CR"/>
         </w:rPr>
@@ -3073,7 +3168,17 @@
           <w:szCs w:val="22"/>
           <w:lang w:val="es-CR"/>
         </w:rPr>
-        <w:t>Reservaciones:</w:t>
+        <w:t>Contrataciones</w:t>
+      </w:r>
+      <w:r>
+        <w:rPr>
+          <w:b/>
+          <w:bCs/>
+          <w:iCs/>
+          <w:szCs w:val="22"/>
+          <w:lang w:val="es-CR"/>
+        </w:rPr>
+        <w:t>:</w:t>
       </w:r>
       <w:r>
         <w:rPr>
@@ -3089,7 +3194,31 @@
           <w:szCs w:val="22"/>
           <w:lang w:val="es-CR"/>
         </w:rPr>
-        <w:t>Administración de reservas para eventos privados, control de capacidad y gestión de requerimientos especiales de los clientes.</w:t>
+        <w:t>Administración de</w:t>
+      </w:r>
+      <w:r>
+        <w:rPr>
+          <w:iCs/>
+          <w:szCs w:val="22"/>
+          <w:lang w:val="es-CR"/>
+        </w:rPr>
+        <w:t xml:space="preserve"> contratos</w:t>
+      </w:r>
+      <w:r>
+        <w:rPr>
+          <w:iCs/>
+          <w:szCs w:val="22"/>
+          <w:lang w:val="es-CR"/>
+        </w:rPr>
+        <w:t xml:space="preserve">, </w:t>
+      </w:r>
+      <w:r>
+        <w:rPr>
+          <w:iCs/>
+          <w:szCs w:val="22"/>
+          <w:lang w:val="es-CR"/>
+        </w:rPr>
+        <w:t>control de capacidad y gestión de requerimientos especiales de los clientes.</w:t>
       </w:r>
     </w:p>
     <w:p>
@@ -3157,6 +3286,7 @@
           <w:szCs w:val="22"/>
           <w:lang w:val="es-CR"/>
         </w:rPr>
+        <w:lastRenderedPageBreak/>
         <w:t>Gestión de Personal:</w:t>
       </w:r>
       <w:r>
@@ -3214,7 +3344,6 @@
           <w:szCs w:val="22"/>
           <w:lang w:val="es-CR"/>
         </w:rPr>
-        <w:lastRenderedPageBreak/>
         <w:t>El sistema no contemplará las siguientes funcionalidades:</w:t>
       </w:r>
     </w:p>
@@ -3326,13 +3455,30 @@
           <w:szCs w:val="22"/>
           <w:lang w:val="es-CR"/>
         </w:rPr>
-        <w:t>El sistema será implementado para uso interno del personal administrativo y operativo de la Soda y Restaurante El Bambú. Su propósito es mejorar el control financiero, operativo y de atención al cliente, apoyando la administración diaria, la organización de eventos privados y el registro de ventas, en un entorno que anteriormente dependía de procesos manuales.</w:t>
+        <w:t>El sistema será implementado para uso interno del personal administrativo y operativo de la Soda y Restaurante El Bambú. Su propósito es mejorar el control financiero, operativo y de atención al cliente, apoyando la administración diaria</w:t>
+      </w:r>
+      <w:r>
+        <w:rPr>
+          <w:iCs/>
+          <w:szCs w:val="22"/>
+          <w:lang w:val="es-CR"/>
+        </w:rPr>
+        <w:t xml:space="preserve"> y </w:t>
+      </w:r>
+      <w:r>
+        <w:rPr>
+          <w:iCs/>
+          <w:szCs w:val="22"/>
+          <w:lang w:val="es-CR"/>
+        </w:rPr>
+        <w:t>el registro de ventas, en un entorno que anteriormente dependía de procesos manuales.</w:t>
       </w:r>
       <w:bookmarkStart w:id="10" w:name="_Toc193198547"/>
     </w:p>
     <w:p>
       <w:pPr>
         <w:pStyle w:val="Ttulo1"/>
+        <w:spacing w:line="360" w:lineRule="auto"/>
         <w:rPr>
           <w:sz w:val="28"/>
           <w:szCs w:val="16"/>
@@ -3392,6 +3538,7 @@
     <w:p>
       <w:pPr>
         <w:pStyle w:val="Ttulo2"/>
+        <w:spacing w:line="360" w:lineRule="auto"/>
         <w:rPr>
           <w:lang w:val="es-CR"/>
         </w:rPr>
@@ -3495,7 +3642,29 @@
           <w:szCs w:val="22"/>
           <w:lang w:val="es-US"/>
         </w:rPr>
-        <w:t>La soda y restaurante El Bambú, ubicado en Cariari de Pococí, opera actualmente con procesos manuales para la gestión de finanzas, del menú, del personal, de ventas y de reservaciones. Esta situación genera ineficiencias, duplicación de tareas, errores humanos y pérdida de tiempo valioso para el equipo administrativo y operativo. Además, la falta de un sistema digital limita la capacidad del negocio para tomar decisiones basadas en datos y mejorar su rentabilidad.</w:t>
+        <w:t xml:space="preserve">La soda y restaurante El Bambú, ubicado en Cariari de Pococí, opera actualmente con procesos manuales para la gestión de finanzas, del menú, del personal, de ventas y de </w:t>
+      </w:r>
+      <w:r>
+        <w:rPr>
+          <w:rFonts w:ascii="Times New Roman" w:hAnsi="Times New Roman"/>
+          <w:i w:val="0"/>
+          <w:iCs/>
+          <w:sz w:val="24"/>
+          <w:szCs w:val="22"/>
+          <w:lang w:val="es-US"/>
+        </w:rPr>
+        <w:t>contrataciones</w:t>
+      </w:r>
+      <w:r>
+        <w:rPr>
+          <w:rFonts w:ascii="Times New Roman" w:hAnsi="Times New Roman"/>
+          <w:i w:val="0"/>
+          <w:iCs/>
+          <w:sz w:val="24"/>
+          <w:szCs w:val="22"/>
+          <w:lang w:val="es-US"/>
+        </w:rPr>
+        <w:t>. Esta situación genera ineficiencias, duplicación de tareas, errores humanos y pérdida de tiempo valioso para el equipo administrativo y operativo. Además, la falta de un sistema digital limita la capacidad del negocio para tomar decisiones basadas en datos y mejorar su rentabilidad.</w:t>
       </w:r>
       <w:r>
         <w:rPr>
@@ -3556,7 +3725,63 @@
           <w:szCs w:val="22"/>
           <w:lang w:val="es-US"/>
         </w:rPr>
-        <w:t>El uso de métodos manuales y herramientas básicas (como papel o hojas de cálculo) para registrar ingresos, egresos, inventario, ventas, asistencia y reservas, afecta negativamente la productividad del restaurante. Las tareas administrativas consumen más tiempo del necesario, no se dispone de reportes precisos y actualizados, y existe una alta probabilidad de errores y pérdida de información.</w:t>
+        <w:t xml:space="preserve">El uso de métodos manuales y herramientas básicas (como papel </w:t>
+      </w:r>
+      <w:r>
+        <w:rPr>
+          <w:rFonts w:ascii="Times New Roman" w:hAnsi="Times New Roman"/>
+          <w:i w:val="0"/>
+          <w:iCs/>
+          <w:sz w:val="24"/>
+          <w:szCs w:val="22"/>
+          <w:lang w:val="es-US"/>
+        </w:rPr>
+        <w:t>u</w:t>
+      </w:r>
+      <w:r>
+        <w:rPr>
+          <w:rFonts w:ascii="Times New Roman" w:hAnsi="Times New Roman"/>
+          <w:i w:val="0"/>
+          <w:iCs/>
+          <w:sz w:val="24"/>
+          <w:szCs w:val="22"/>
+          <w:lang w:val="es-US"/>
+        </w:rPr>
+        <w:t xml:space="preserve"> hojas de cálculo) para registrar ingresos, egresos, inventario, ventas, asistencia y</w:t>
+      </w:r>
+      <w:r>
+        <w:rPr>
+          <w:rFonts w:ascii="Times New Roman" w:hAnsi="Times New Roman"/>
+          <w:i w:val="0"/>
+          <w:iCs/>
+          <w:sz w:val="24"/>
+          <w:szCs w:val="22"/>
+          <w:lang w:val="es-US"/>
+        </w:rPr>
+        <w:t xml:space="preserve"> contratos</w:t>
+      </w:r>
+      <w:r>
+        <w:rPr>
+          <w:rFonts w:ascii="Times New Roman" w:hAnsi="Times New Roman"/>
+          <w:i w:val="0"/>
+          <w:iCs/>
+          <w:sz w:val="24"/>
+          <w:szCs w:val="22"/>
+          <w:lang w:val="es-US"/>
+        </w:rPr>
+        <w:t xml:space="preserve">, afecta negativamente la </w:t>
+      </w:r>
+      <w:r>
+        <w:rPr>
+          <w:rFonts w:ascii="Times New Roman" w:hAnsi="Times New Roman"/>
+          <w:i w:val="0"/>
+          <w:iCs/>
+          <w:sz w:val="24"/>
+          <w:szCs w:val="22"/>
+          <w:lang w:val="es-US"/>
+        </w:rPr>
+        <w:lastRenderedPageBreak/>
+        <w:t>productividad del restaurante. Las tareas administrativas consumen más tiempo del necesario, no se dispone de reportes precisos y actualizados, y existe una alta probabilidad de errores y pérdida de información.</w:t>
       </w:r>
       <w:r>
         <w:rPr>
@@ -3595,7 +3820,6 @@
           <w:szCs w:val="22"/>
           <w:lang w:val="es-US"/>
         </w:rPr>
-        <w:lastRenderedPageBreak/>
         <w:t>Implicación:</w:t>
       </w:r>
       <w:r>
@@ -3757,6 +3981,7 @@
     <w:p>
       <w:pPr>
         <w:pStyle w:val="Ttulo2"/>
+        <w:spacing w:line="360" w:lineRule="auto"/>
         <w:rPr>
           <w:lang w:val="es-CR"/>
         </w:rPr>
@@ -3854,7 +4079,7 @@
           <w:szCs w:val="22"/>
           <w:lang w:val="es-US"/>
         </w:rPr>
-        <w:t xml:space="preserve"> y la generación del precio de los productos</w:t>
+        <w:t xml:space="preserve"> </w:t>
       </w:r>
       <w:r>
         <w:rPr>
@@ -3865,7 +4090,7 @@
           <w:szCs w:val="22"/>
           <w:lang w:val="es-US"/>
         </w:rPr>
-        <w:t xml:space="preserve"> traídos por proveedores en base al margen de utilidad y los impuestos</w:t>
+        <w:t>así como</w:t>
       </w:r>
       <w:r>
         <w:rPr>
@@ -3876,18 +4101,62 @@
           <w:szCs w:val="22"/>
           <w:lang w:val="es-US"/>
         </w:rPr>
+        <w:t xml:space="preserve"> la generación del precio de los productos</w:t>
+      </w:r>
+      <w:r>
+        <w:rPr>
+          <w:rFonts w:ascii="Times New Roman" w:hAnsi="Times New Roman"/>
+          <w:i w:val="0"/>
+          <w:iCs/>
+          <w:sz w:val="24"/>
+          <w:szCs w:val="22"/>
+          <w:lang w:val="es-US"/>
+        </w:rPr>
+        <w:t xml:space="preserve"> suministrados</w:t>
+      </w:r>
+      <w:r>
+        <w:rPr>
+          <w:rFonts w:ascii="Times New Roman" w:hAnsi="Times New Roman"/>
+          <w:i w:val="0"/>
+          <w:iCs/>
+          <w:sz w:val="24"/>
+          <w:szCs w:val="22"/>
+          <w:lang w:val="es-US"/>
+        </w:rPr>
+        <w:t xml:space="preserve"> por</w:t>
+      </w:r>
+      <w:r>
+        <w:rPr>
+          <w:rFonts w:ascii="Times New Roman" w:hAnsi="Times New Roman"/>
+          <w:i w:val="0"/>
+          <w:iCs/>
+          <w:sz w:val="24"/>
+          <w:szCs w:val="22"/>
+          <w:lang w:val="es-US"/>
+        </w:rPr>
+        <w:t xml:space="preserve"> los</w:t>
+      </w:r>
+      <w:r>
+        <w:rPr>
+          <w:rFonts w:ascii="Times New Roman" w:hAnsi="Times New Roman"/>
+          <w:i w:val="0"/>
+          <w:iCs/>
+          <w:sz w:val="24"/>
+          <w:szCs w:val="22"/>
+          <w:lang w:val="es-US"/>
+        </w:rPr>
+        <w:t xml:space="preserve"> proveedores en base al margen de utilidad y los impuestos</w:t>
+      </w:r>
+      <w:r>
+        <w:rPr>
+          <w:rFonts w:ascii="Times New Roman" w:hAnsi="Times New Roman"/>
+          <w:i w:val="0"/>
+          <w:iCs/>
+          <w:sz w:val="24"/>
+          <w:szCs w:val="22"/>
+          <w:lang w:val="es-US"/>
+        </w:rPr>
         <w:t>.</w:t>
-      </w:r>
-      <w:r>
-        <w:rPr>
-          <w:rFonts w:ascii="Times New Roman" w:hAnsi="Times New Roman"/>
-          <w:i w:val="0"/>
-          <w:iCs/>
-          <w:sz w:val="24"/>
-          <w:szCs w:val="22"/>
-          <w:lang w:val="es-CR"/>
-        </w:rPr>
-        <w:t> </w:t>
       </w:r>
     </w:p>
     <w:p>
@@ -3895,7 +4164,7 @@
         <w:pStyle w:val="Textoindependiente"/>
         <w:numPr>
           <w:ilvl w:val="0"/>
-          <w:numId w:val="4"/>
+          <w:numId w:val="3"/>
         </w:numPr>
         <w:spacing w:line="360" w:lineRule="auto"/>
         <w:jc w:val="both"/>
@@ -3917,7 +4186,111 @@
           <w:szCs w:val="22"/>
           <w:lang w:val="es-US"/>
         </w:rPr>
-        <w:t>Reducir el tiempo promedio de generación de reportes financieros tras el primer mes de uso.</w:t>
+        <w:t>Mejorar la precisión y la r</w:t>
+      </w:r>
+      <w:r>
+        <w:rPr>
+          <w:rFonts w:ascii="Times New Roman" w:hAnsi="Times New Roman"/>
+          <w:i w:val="0"/>
+          <w:iCs/>
+          <w:sz w:val="24"/>
+          <w:szCs w:val="22"/>
+          <w:lang w:val="es-US"/>
+        </w:rPr>
+        <w:t>a</w:t>
+      </w:r>
+      <w:r>
+        <w:rPr>
+          <w:rFonts w:ascii="Times New Roman" w:hAnsi="Times New Roman"/>
+          <w:i w:val="0"/>
+          <w:iCs/>
+          <w:sz w:val="24"/>
+          <w:szCs w:val="22"/>
+          <w:lang w:val="es-US"/>
+        </w:rPr>
+        <w:t xml:space="preserve">pidez </w:t>
+      </w:r>
+      <w:r>
+        <w:rPr>
+          <w:rFonts w:ascii="Times New Roman" w:hAnsi="Times New Roman"/>
+          <w:i w:val="0"/>
+          <w:iCs/>
+          <w:sz w:val="24"/>
+          <w:szCs w:val="22"/>
+          <w:lang w:val="es-US"/>
+        </w:rPr>
+        <w:t>en la gestión de inventario y pedidos de insumos.</w:t>
+      </w:r>
+    </w:p>
+    <w:p>
+      <w:pPr>
+        <w:pStyle w:val="Textoindependiente"/>
+        <w:numPr>
+          <w:ilvl w:val="0"/>
+          <w:numId w:val="3"/>
+        </w:numPr>
+        <w:spacing w:line="360" w:lineRule="auto"/>
+        <w:jc w:val="both"/>
+        <w:rPr>
+          <w:rFonts w:ascii="Times New Roman" w:hAnsi="Times New Roman"/>
+          <w:i w:val="0"/>
+          <w:iCs/>
+          <w:sz w:val="24"/>
+          <w:szCs w:val="22"/>
+          <w:lang w:val="es-CR"/>
+        </w:rPr>
+      </w:pPr>
+      <w:r>
+        <w:rPr>
+          <w:rFonts w:ascii="Times New Roman" w:hAnsi="Times New Roman"/>
+          <w:i w:val="0"/>
+          <w:iCs/>
+          <w:sz w:val="24"/>
+          <w:szCs w:val="22"/>
+          <w:lang w:val="es-US"/>
+        </w:rPr>
+        <w:t>Facilitar el cierre de caja diario y la generación de reportes financieros</w:t>
+      </w:r>
+      <w:r>
+        <w:rPr>
+          <w:rFonts w:ascii="Times New Roman" w:hAnsi="Times New Roman"/>
+          <w:i w:val="0"/>
+          <w:iCs/>
+          <w:sz w:val="24"/>
+          <w:szCs w:val="22"/>
+          <w:lang w:val="es-US"/>
+        </w:rPr>
+        <w:t>.</w:t>
+      </w:r>
+    </w:p>
+    <w:p>
+      <w:pPr>
+        <w:pStyle w:val="Textoindependiente"/>
+        <w:numPr>
+          <w:ilvl w:val="0"/>
+          <w:numId w:val="3"/>
+        </w:numPr>
+        <w:spacing w:line="360" w:lineRule="auto"/>
+        <w:jc w:val="both"/>
+        <w:rPr>
+          <w:rFonts w:ascii="Times New Roman" w:hAnsi="Times New Roman"/>
+          <w:i w:val="0"/>
+          <w:iCs/>
+          <w:sz w:val="24"/>
+          <w:szCs w:val="22"/>
+          <w:lang w:val="es-CR"/>
+        </w:rPr>
+      </w:pPr>
+      <w:r>
+        <w:rPr>
+          <w:rFonts w:ascii="Times New Roman" w:hAnsi="Times New Roman"/>
+          <w:i w:val="0"/>
+          <w:iCs/>
+          <w:sz w:val="24"/>
+          <w:szCs w:val="22"/>
+          <w:lang w:val="es-US"/>
+        </w:rPr>
+        <w:t>Aumentar la eficiencia del personal a través de un sistema intuitivo y de fácil uso.</w:t>
       </w:r>
     </w:p>
     <w:p>
@@ -3930,11 +4303,6 @@
         <w:spacing w:line="360" w:lineRule="auto"/>
         <w:jc w:val="both"/>
         <w:rPr>
-          <w:rFonts w:ascii="Times New Roman" w:hAnsi="Times New Roman"/>
-          <w:i w:val="0"/>
-          <w:iCs/>
-          <w:sz w:val="24"/>
-          <w:szCs w:val="22"/>
           <w:lang w:val="es-CR"/>
         </w:rPr>
       </w:pPr>
@@ -3966,16 +4334,11 @@
         <w:pStyle w:val="Textoindependiente"/>
         <w:numPr>
           <w:ilvl w:val="0"/>
-          <w:numId w:val="6"/>
+          <w:numId w:val="5"/>
         </w:numPr>
         <w:spacing w:line="360" w:lineRule="auto"/>
         <w:jc w:val="both"/>
         <w:rPr>
-          <w:rFonts w:ascii="Times New Roman" w:hAnsi="Times New Roman"/>
-          <w:i w:val="0"/>
-          <w:iCs/>
-          <w:sz w:val="24"/>
-          <w:szCs w:val="22"/>
           <w:lang w:val="es-CR"/>
         </w:rPr>
       </w:pPr>
@@ -3988,7 +4351,7 @@
           <w:szCs w:val="22"/>
           <w:lang w:val="es-US"/>
         </w:rPr>
-        <w:t>Aumentar la satisfacción del personal y la facilidad de uso del sistema</w:t>
+        <w:t>Habilitar una gestión multiusuario con niveles de acceso diferenciados</w:t>
       </w:r>
       <w:r>
         <w:rPr>
@@ -3999,7 +4362,18 @@
           <w:szCs w:val="22"/>
           <w:lang w:val="es-US"/>
         </w:rPr>
-        <w:t>.</w:t>
+        <w:t xml:space="preserve"> (roles)</w:t>
+      </w:r>
+      <w:r>
+        <w:rPr>
+          <w:rFonts w:ascii="Times New Roman" w:hAnsi="Times New Roman"/>
+          <w:i w:val="0"/>
+          <w:iCs/>
+          <w:sz w:val="24"/>
+          <w:szCs w:val="22"/>
+          <w:lang w:val="es-US"/>
+        </w:rPr>
+        <w:t xml:space="preserve"> sin comprometer la seguridad de los datos.</w:t>
       </w:r>
     </w:p>
     <w:p>
@@ -4007,7 +4381,7 @@
         <w:pStyle w:val="Textoindependiente"/>
         <w:numPr>
           <w:ilvl w:val="0"/>
-          <w:numId w:val="7"/>
+          <w:numId w:val="5"/>
         </w:numPr>
         <w:spacing w:line="360" w:lineRule="auto"/>
         <w:jc w:val="both"/>
@@ -4024,34 +4398,143 @@
           <w:szCs w:val="22"/>
           <w:lang w:val="es-US"/>
         </w:rPr>
-        <w:t>Habilitar una gestión multiusuario con niveles de acceso diferenciados</w:t>
-      </w:r>
-      <w:r>
-        <w:rPr>
-          <w:rFonts w:ascii="Times New Roman" w:hAnsi="Times New Roman"/>
-          <w:i w:val="0"/>
-          <w:iCs/>
-          <w:sz w:val="24"/>
-          <w:szCs w:val="22"/>
-          <w:lang w:val="es-US"/>
-        </w:rPr>
-        <w:t xml:space="preserve"> (roles)</w:t>
-      </w:r>
-      <w:r>
-        <w:rPr>
-          <w:rFonts w:ascii="Times New Roman" w:hAnsi="Times New Roman"/>
-          <w:i w:val="0"/>
-          <w:iCs/>
-          <w:sz w:val="24"/>
-          <w:szCs w:val="22"/>
-          <w:lang w:val="es-US"/>
-        </w:rPr>
-        <w:t xml:space="preserve"> sin comprometer la seguridad de los datos.</w:t>
+        <w:t>Mejorar la rentabilidad y el control de costos.</w:t>
       </w:r>
     </w:p>
     <w:p>
       <w:pPr>
+        <w:pStyle w:val="Textoindependiente"/>
+        <w:numPr>
+          <w:ilvl w:val="0"/>
+          <w:numId w:val="5"/>
+        </w:numPr>
+        <w:spacing w:line="360" w:lineRule="auto"/>
+        <w:jc w:val="both"/>
+        <w:rPr>
+          <w:lang w:val="es-CR"/>
+        </w:rPr>
+      </w:pPr>
+      <w:r>
+        <w:rPr>
+          <w:rFonts w:ascii="Times New Roman" w:hAnsi="Times New Roman"/>
+          <w:i w:val="0"/>
+          <w:iCs/>
+          <w:sz w:val="24"/>
+          <w:szCs w:val="22"/>
+          <w:lang w:val="es-US"/>
+        </w:rPr>
+        <w:t>Optimizar la gestión de personal y el cálculo de salarios.</w:t>
+      </w:r>
+    </w:p>
+    <w:p>
+      <w:pPr>
+        <w:pStyle w:val="Textoindependiente"/>
+        <w:numPr>
+          <w:ilvl w:val="0"/>
+          <w:numId w:val="5"/>
+        </w:numPr>
+        <w:spacing w:line="360" w:lineRule="auto"/>
+        <w:jc w:val="both"/>
+        <w:rPr>
+          <w:lang w:val="es-CR"/>
+        </w:rPr>
+      </w:pPr>
+      <w:r>
+        <w:rPr>
+          <w:rFonts w:ascii="Times New Roman" w:hAnsi="Times New Roman"/>
+          <w:i w:val="0"/>
+          <w:iCs/>
+          <w:sz w:val="24"/>
+          <w:szCs w:val="22"/>
+          <w:lang w:val="es-US"/>
+        </w:rPr>
+        <w:t>Mejorar el control de inventario</w:t>
+      </w:r>
+      <w:r>
+        <w:rPr>
+          <w:rFonts w:ascii="Times New Roman" w:hAnsi="Times New Roman"/>
+          <w:i w:val="0"/>
+          <w:iCs/>
+          <w:sz w:val="24"/>
+          <w:szCs w:val="22"/>
+          <w:lang w:val="es-US"/>
+        </w:rPr>
+        <w:t xml:space="preserve"> de insumos</w:t>
+      </w:r>
+      <w:r>
+        <w:rPr>
+          <w:rFonts w:ascii="Times New Roman" w:hAnsi="Times New Roman"/>
+          <w:i w:val="0"/>
+          <w:iCs/>
+          <w:sz w:val="24"/>
+          <w:szCs w:val="22"/>
+          <w:lang w:val="es-US"/>
+        </w:rPr>
+        <w:t xml:space="preserve"> y la reducción de pérdi</w:t>
+      </w:r>
+      <w:r>
+        <w:rPr>
+          <w:rFonts w:ascii="Times New Roman" w:hAnsi="Times New Roman"/>
+          <w:i w:val="0"/>
+          <w:iCs/>
+          <w:sz w:val="24"/>
+          <w:szCs w:val="22"/>
+          <w:lang w:val="es-US"/>
+        </w:rPr>
+        <w:t xml:space="preserve">das por vencimiento de </w:t>
+      </w:r>
+      <w:r>
+        <w:rPr>
+          <w:rFonts w:ascii="Times New Roman" w:hAnsi="Times New Roman"/>
+          <w:i w:val="0"/>
+          <w:iCs/>
+          <w:sz w:val="24"/>
+          <w:szCs w:val="22"/>
+          <w:lang w:val="es-US"/>
+        </w:rPr>
+        <w:t>estos</w:t>
+      </w:r>
+      <w:r>
+        <w:rPr>
+          <w:rFonts w:ascii="Times New Roman" w:hAnsi="Times New Roman"/>
+          <w:i w:val="0"/>
+          <w:iCs/>
+          <w:sz w:val="24"/>
+          <w:szCs w:val="22"/>
+          <w:lang w:val="es-US"/>
+        </w:rPr>
+        <w:t>.</w:t>
+      </w:r>
+    </w:p>
+    <w:p>
+      <w:pPr>
+        <w:pStyle w:val="Textoindependiente"/>
+        <w:numPr>
+          <w:ilvl w:val="0"/>
+          <w:numId w:val="5"/>
+        </w:numPr>
+        <w:spacing w:line="360" w:lineRule="auto"/>
+        <w:jc w:val="both"/>
+        <w:rPr>
+          <w:lang w:val="es-CR"/>
+        </w:rPr>
+      </w:pPr>
+      <w:r>
+        <w:rPr>
+          <w:rFonts w:ascii="Times New Roman" w:hAnsi="Times New Roman"/>
+          <w:i w:val="0"/>
+          <w:iCs/>
+          <w:sz w:val="24"/>
+          <w:szCs w:val="22"/>
+          <w:lang w:val="es-US"/>
+        </w:rPr>
+        <w:t>Optimizar la gestión de contratos de comidas y contratos.</w:t>
+      </w:r>
+    </w:p>
+    <w:p>
+      <w:pPr>
         <w:pStyle w:val="Ttulo2"/>
+        <w:spacing w:line="360" w:lineRule="auto"/>
         <w:rPr>
           <w:lang w:val="es-CR"/>
         </w:rPr>
@@ -4062,6 +4545,7 @@
         <w:rPr>
           <w:lang w:val="es-CR"/>
         </w:rPr>
+        <w:lastRenderedPageBreak/>
         <w:t>Métricas de éxito</w:t>
       </w:r>
       <w:bookmarkEnd w:id="16"/>
@@ -4092,53 +4576,72 @@
           <w:iCs/>
           <w:sz w:val="24"/>
           <w:szCs w:val="22"/>
-          <w:lang w:val="es-US"/>
-        </w:rPr>
-        <w:t>Adaptación al</w:t>
-      </w:r>
-      <w:r>
-        <w:rPr>
-          <w:rFonts w:ascii="Times New Roman" w:hAnsi="Times New Roman"/>
-          <w:i w:val="0"/>
-          <w:iCs/>
-          <w:sz w:val="24"/>
-          <w:szCs w:val="22"/>
-          <w:lang w:val="es-US"/>
-        </w:rPr>
-        <w:t xml:space="preserve"> sistema por parte de los</w:t>
-      </w:r>
-      <w:r>
-        <w:rPr>
-          <w:rFonts w:ascii="Times New Roman" w:hAnsi="Times New Roman"/>
-          <w:i w:val="0"/>
-          <w:iCs/>
-          <w:sz w:val="24"/>
-          <w:szCs w:val="22"/>
-          <w:lang w:val="es-US"/>
-        </w:rPr>
-        <w:t xml:space="preserve"> colaboradores</w:t>
-      </w:r>
-      <w:r>
-        <w:rPr>
-          <w:rFonts w:ascii="Times New Roman" w:hAnsi="Times New Roman"/>
-          <w:i w:val="0"/>
-          <w:iCs/>
-          <w:sz w:val="24"/>
-          <w:szCs w:val="22"/>
-          <w:lang w:val="es-US"/>
-        </w:rPr>
-        <w:t>.</w:t>
-      </w:r>
-      <w:r>
-        <w:rPr>
-          <w:rFonts w:ascii="Times New Roman" w:hAnsi="Times New Roman"/>
-          <w:i w:val="0"/>
-          <w:iCs/>
-          <w:sz w:val="24"/>
-          <w:szCs w:val="22"/>
-          <w:lang w:val="es-CR"/>
-        </w:rPr>
-        <w:t> </w:t>
+          <w:lang w:val="es-CR"/>
+        </w:rPr>
+        <w:t>Reducir el tiempo total dedicado a tareas administrativas manuales en</w:t>
+      </w:r>
+      <w:r>
+        <w:rPr>
+          <w:rFonts w:ascii="Times New Roman" w:hAnsi="Times New Roman"/>
+          <w:i w:val="0"/>
+          <w:iCs/>
+          <w:sz w:val="24"/>
+          <w:szCs w:val="22"/>
+          <w:lang w:val="es-CR"/>
+        </w:rPr>
+        <w:t>, al menos, la mitad para el tercer mes de uso del sistema.</w:t>
+      </w:r>
+      <w:r>
+        <w:rPr>
+          <w:rFonts w:ascii="Times New Roman" w:hAnsi="Times New Roman"/>
+          <w:i w:val="0"/>
+          <w:iCs/>
+          <w:sz w:val="24"/>
+          <w:szCs w:val="22"/>
+          <w:lang w:val="es-CR"/>
+        </w:rPr>
+        <w:t xml:space="preserve"> </w:t>
+      </w:r>
+    </w:p>
+    <w:p>
+      <w:pPr>
+        <w:pStyle w:val="Textoindependiente"/>
+        <w:numPr>
+          <w:ilvl w:val="0"/>
+          <w:numId w:val="8"/>
+        </w:numPr>
+        <w:spacing w:line="360" w:lineRule="auto"/>
+        <w:jc w:val="both"/>
+        <w:rPr>
+          <w:rFonts w:ascii="Times New Roman" w:hAnsi="Times New Roman"/>
+          <w:i w:val="0"/>
+          <w:iCs/>
+          <w:sz w:val="24"/>
+          <w:szCs w:val="22"/>
+          <w:lang w:val="es-CR"/>
+        </w:rPr>
+      </w:pPr>
+      <w:r>
+        <w:rPr>
+          <w:rFonts w:ascii="Times New Roman" w:hAnsi="Times New Roman"/>
+          <w:i w:val="0"/>
+          <w:iCs/>
+          <w:sz w:val="24"/>
+          <w:szCs w:val="22"/>
+          <w:lang w:val="es-CR"/>
+        </w:rPr>
+        <w:t>Reducir las diferencias entre el inventario físico y el del sistema en u</w:t>
+      </w:r>
+      <w:r>
+        <w:rPr>
+          <w:rFonts w:ascii="Times New Roman" w:hAnsi="Times New Roman"/>
+          <w:i w:val="0"/>
+          <w:iCs/>
+          <w:sz w:val="24"/>
+          <w:szCs w:val="22"/>
+          <w:lang w:val="es-CR"/>
+        </w:rPr>
+        <w:t>n 90%, manteniendo esta diferencia por debajo del 5% del valor total en los conteos mensuales.</w:t>
       </w:r>
     </w:p>
     <w:p>
@@ -4166,53 +4669,64 @@
           <w:iCs/>
           <w:sz w:val="24"/>
           <w:szCs w:val="22"/>
-          <w:lang w:val="es-US"/>
-        </w:rPr>
-        <w:t xml:space="preserve">Número de errores reportados </w:t>
-      </w:r>
-      <w:r>
-        <w:rPr>
-          <w:rFonts w:ascii="Times New Roman" w:hAnsi="Times New Roman"/>
-          <w:i w:val="0"/>
-          <w:iCs/>
-          <w:sz w:val="24"/>
-          <w:szCs w:val="22"/>
-          <w:lang w:val="es-US"/>
-        </w:rPr>
-        <w:t>al</w:t>
-      </w:r>
-      <w:r>
-        <w:rPr>
-          <w:rFonts w:ascii="Times New Roman" w:hAnsi="Times New Roman"/>
-          <w:i w:val="0"/>
-          <w:iCs/>
-          <w:sz w:val="24"/>
-          <w:szCs w:val="22"/>
-          <w:lang w:val="es-US"/>
-        </w:rPr>
-        <w:t xml:space="preserve"> mes </w:t>
-      </w:r>
-      <w:r>
-        <w:rPr>
-          <w:rFonts w:ascii="Times New Roman" w:hAnsi="Times New Roman"/>
-          <w:i w:val="0"/>
-          <w:iCs/>
-          <w:sz w:val="24"/>
-          <w:szCs w:val="22"/>
-          <w:lang w:val="es-US"/>
-        </w:rPr>
-        <w:t>por parte de los colaboradores</w:t>
-      </w:r>
-      <w:r>
-        <w:rPr>
-          <w:rFonts w:ascii="Times New Roman" w:hAnsi="Times New Roman"/>
-          <w:i w:val="0"/>
-          <w:iCs/>
-          <w:sz w:val="24"/>
-          <w:szCs w:val="22"/>
-          <w:lang w:val="es-US"/>
-        </w:rPr>
-        <w:t>.</w:t>
+          <w:lang w:val="es-CR"/>
+        </w:rPr>
+        <w:t>Reducir el</w:t>
+      </w:r>
+      <w:r>
+        <w:rPr>
+          <w:rFonts w:ascii="Times New Roman" w:hAnsi="Times New Roman"/>
+          <w:i w:val="0"/>
+          <w:iCs/>
+          <w:sz w:val="24"/>
+          <w:szCs w:val="22"/>
+          <w:lang w:val="es-CR"/>
+        </w:rPr>
+        <w:t xml:space="preserve"> tiempo del</w:t>
+      </w:r>
+      <w:r>
+        <w:rPr>
+          <w:rFonts w:ascii="Times New Roman" w:hAnsi="Times New Roman"/>
+          <w:i w:val="0"/>
+          <w:iCs/>
+          <w:sz w:val="24"/>
+          <w:szCs w:val="22"/>
+          <w:lang w:val="es-CR"/>
+        </w:rPr>
+        <w:t xml:space="preserve"> proceso del cierre de caja </w:t>
+      </w:r>
+      <w:r>
+        <w:rPr>
+          <w:rFonts w:ascii="Times New Roman" w:hAnsi="Times New Roman"/>
+          <w:i w:val="0"/>
+          <w:iCs/>
+          <w:sz w:val="24"/>
+          <w:szCs w:val="22"/>
+          <w:lang w:val="es-CR"/>
+        </w:rPr>
+        <w:t xml:space="preserve">a, máximo, </w:t>
+      </w:r>
+      <w:r>
+        <w:rPr>
+          <w:rFonts w:ascii="Times New Roman" w:hAnsi="Times New Roman"/>
+          <w:i w:val="0"/>
+          <w:iCs/>
+          <w:sz w:val="24"/>
+          <w:szCs w:val="22"/>
+          <w:lang w:val="es-CR"/>
+        </w:rPr>
+        <w:t>10</w:t>
+      </w:r>
+      <w:r>
+        <w:rPr>
+          <w:rFonts w:ascii="Times New Roman" w:hAnsi="Times New Roman"/>
+          <w:i w:val="0"/>
+          <w:iCs/>
+          <w:sz w:val="24"/>
+          <w:szCs w:val="22"/>
+          <w:lang w:val="es-CR"/>
+        </w:rPr>
+        <w:t xml:space="preserve"> minutos.</w:t>
       </w:r>
     </w:p>
     <w:p>
@@ -4220,7 +4734,7 @@
         <w:pStyle w:val="Textoindependiente"/>
         <w:numPr>
           <w:ilvl w:val="0"/>
-          <w:numId w:val="13"/>
+          <w:numId w:val="9"/>
         </w:numPr>
         <w:spacing w:line="360" w:lineRule="auto"/>
         <w:jc w:val="both"/>
@@ -4240,25 +4754,761 @@
           <w:iCs/>
           <w:sz w:val="24"/>
           <w:szCs w:val="22"/>
-          <w:lang w:val="es-US"/>
-        </w:rPr>
-        <w:t>Reducción del tiempo total semanal invertido en tareas administrativas.</w:t>
-      </w:r>
-      <w:r>
-        <w:rPr>
-          <w:rFonts w:ascii="Times New Roman" w:hAnsi="Times New Roman"/>
-          <w:i w:val="0"/>
-          <w:iCs/>
-          <w:sz w:val="24"/>
-          <w:szCs w:val="22"/>
-          <w:lang w:val="es-CR"/>
-        </w:rPr>
-        <w:t> </w:t>
+          <w:lang w:val="es-CR"/>
+        </w:rPr>
+        <w:t>Generar cualquier reporte financiero clave (ventas diarias, ingresos y egresos)</w:t>
+      </w:r>
+      <w:r>
+        <w:rPr>
+          <w:rFonts w:ascii="Times New Roman" w:hAnsi="Times New Roman"/>
+          <w:i w:val="0"/>
+          <w:iCs/>
+          <w:sz w:val="24"/>
+          <w:szCs w:val="22"/>
+          <w:lang w:val="es-CR"/>
+        </w:rPr>
+        <w:t xml:space="preserve"> en menos de 1 minuto.</w:t>
       </w:r>
     </w:p>
     <w:p>
       <w:pPr>
+        <w:pStyle w:val="Textoindependiente"/>
+        <w:numPr>
+          <w:ilvl w:val="0"/>
+          <w:numId w:val="9"/>
+        </w:numPr>
+        <w:spacing w:line="360" w:lineRule="auto"/>
+        <w:jc w:val="both"/>
+        <w:rPr>
+          <w:rFonts w:ascii="Times New Roman" w:hAnsi="Times New Roman"/>
+          <w:i w:val="0"/>
+          <w:iCs/>
+          <w:sz w:val="24"/>
+          <w:szCs w:val="22"/>
+          <w:lang w:val="es-CR"/>
+        </w:rPr>
+      </w:pPr>
+      <w:r>
+        <w:rPr>
+          <w:rFonts w:ascii="Times New Roman" w:hAnsi="Times New Roman"/>
+          <w:i w:val="0"/>
+          <w:iCs/>
+          <w:sz w:val="24"/>
+          <w:szCs w:val="22"/>
+          <w:lang w:val="es-CR"/>
+        </w:rPr>
+        <w:t xml:space="preserve">Reducir el tiempo promedio de una transacción de venta </w:t>
+      </w:r>
+      <w:r>
+        <w:rPr>
+          <w:rFonts w:ascii="Times New Roman" w:hAnsi="Times New Roman"/>
+          <w:i w:val="0"/>
+          <w:iCs/>
+          <w:sz w:val="24"/>
+          <w:szCs w:val="22"/>
+          <w:lang w:val="es-CR"/>
+        </w:rPr>
+        <w:t>a, máximo, 2 minutos.</w:t>
+      </w:r>
+    </w:p>
+    <w:p>
+      <w:pPr>
+        <w:pStyle w:val="Textoindependiente"/>
+        <w:numPr>
+          <w:ilvl w:val="0"/>
+          <w:numId w:val="8"/>
+        </w:numPr>
+        <w:spacing w:line="360" w:lineRule="auto"/>
+        <w:jc w:val="both"/>
+        <w:rPr>
+          <w:rFonts w:ascii="Times New Roman" w:hAnsi="Times New Roman"/>
+          <w:i w:val="0"/>
+          <w:iCs/>
+          <w:sz w:val="24"/>
+          <w:szCs w:val="22"/>
+          <w:lang w:val="es-CR"/>
+        </w:rPr>
+      </w:pPr>
+      <w:r>
+        <w:rPr>
+          <w:rFonts w:ascii="Times New Roman" w:hAnsi="Times New Roman"/>
+          <w:i w:val="0"/>
+          <w:iCs/>
+          <w:sz w:val="24"/>
+          <w:szCs w:val="22"/>
+          <w:lang w:val="es-US"/>
+        </w:rPr>
+        <w:t xml:space="preserve">Obtener una curva de aprendizaje </w:t>
+      </w:r>
+      <w:r>
+        <w:rPr>
+          <w:rFonts w:ascii="Times New Roman" w:hAnsi="Times New Roman"/>
+          <w:i w:val="0"/>
+          <w:iCs/>
+          <w:sz w:val="24"/>
+          <w:szCs w:val="22"/>
+          <w:lang w:val="es-US"/>
+        </w:rPr>
+        <w:t>por parte de los colaboradores (tanto nuevos como antiguos) de menos de una semana</w:t>
+      </w:r>
+      <w:r>
+        <w:rPr>
+          <w:rFonts w:ascii="Times New Roman" w:hAnsi="Times New Roman"/>
+          <w:i w:val="0"/>
+          <w:iCs/>
+          <w:sz w:val="24"/>
+          <w:szCs w:val="22"/>
+          <w:lang w:val="es-US"/>
+        </w:rPr>
+        <w:t>.</w:t>
+      </w:r>
+      <w:r>
+        <w:rPr>
+          <w:rFonts w:ascii="Times New Roman" w:hAnsi="Times New Roman"/>
+          <w:i w:val="0"/>
+          <w:iCs/>
+          <w:sz w:val="24"/>
+          <w:szCs w:val="22"/>
+          <w:lang w:val="es-CR"/>
+        </w:rPr>
+        <w:t> </w:t>
+      </w:r>
+    </w:p>
+    <w:p>
+      <w:pPr>
+        <w:pStyle w:val="Textoindependiente"/>
+        <w:numPr>
+          <w:ilvl w:val="0"/>
+          <w:numId w:val="8"/>
+        </w:numPr>
+        <w:spacing w:line="360" w:lineRule="auto"/>
+        <w:jc w:val="both"/>
+        <w:rPr>
+          <w:rFonts w:ascii="Times New Roman" w:hAnsi="Times New Roman"/>
+          <w:i w:val="0"/>
+          <w:iCs/>
+          <w:sz w:val="24"/>
+          <w:szCs w:val="22"/>
+          <w:lang w:val="es-CR"/>
+        </w:rPr>
+      </w:pPr>
+      <w:r>
+        <w:rPr>
+          <w:rFonts w:ascii="Times New Roman" w:hAnsi="Times New Roman"/>
+          <w:i w:val="0"/>
+          <w:iCs/>
+          <w:sz w:val="24"/>
+          <w:szCs w:val="22"/>
+          <w:lang w:val="es-CR"/>
+        </w:rPr>
+        <w:t>Reducir el número de errores de registro de ventas y asistencia en</w:t>
+      </w:r>
+      <w:r>
+        <w:rPr>
+          <w:rFonts w:ascii="Times New Roman" w:hAnsi="Times New Roman"/>
+          <w:i w:val="0"/>
+          <w:iCs/>
+          <w:sz w:val="24"/>
+          <w:szCs w:val="22"/>
+          <w:lang w:val="es-CR"/>
+        </w:rPr>
+        <w:t>, al menos, un 80% en los primeros tres meses de uso.</w:t>
+      </w:r>
+    </w:p>
+    <w:p>
+      <w:pPr>
+        <w:pStyle w:val="Textoindependiente"/>
+        <w:numPr>
+          <w:ilvl w:val="0"/>
+          <w:numId w:val="8"/>
+        </w:numPr>
+        <w:spacing w:line="360" w:lineRule="auto"/>
+        <w:jc w:val="both"/>
+        <w:rPr>
+          <w:rFonts w:ascii="Times New Roman" w:hAnsi="Times New Roman"/>
+          <w:i w:val="0"/>
+          <w:iCs/>
+          <w:sz w:val="24"/>
+          <w:szCs w:val="22"/>
+          <w:lang w:val="es-CR"/>
+        </w:rPr>
+      </w:pPr>
+      <w:r>
+        <w:rPr>
+          <w:rFonts w:ascii="Times New Roman" w:hAnsi="Times New Roman"/>
+          <w:i w:val="0"/>
+          <w:iCs/>
+          <w:sz w:val="24"/>
+          <w:szCs w:val="22"/>
+          <w:lang w:val="es-CR"/>
+        </w:rPr>
+        <w:t xml:space="preserve">Reducir el tiempo promedio para corregir un error de registro de </w:t>
+      </w:r>
+      <w:r>
+        <w:rPr>
+          <w:rFonts w:ascii="Times New Roman" w:hAnsi="Times New Roman"/>
+          <w:i w:val="0"/>
+          <w:iCs/>
+          <w:sz w:val="24"/>
+          <w:szCs w:val="22"/>
+          <w:lang w:val="es-CR"/>
+        </w:rPr>
+        <w:t xml:space="preserve">venta </w:t>
+      </w:r>
+      <w:r>
+        <w:rPr>
+          <w:rFonts w:ascii="Times New Roman" w:hAnsi="Times New Roman"/>
+          <w:i w:val="0"/>
+          <w:iCs/>
+          <w:sz w:val="24"/>
+          <w:szCs w:val="22"/>
+          <w:lang w:val="es-CR"/>
+        </w:rPr>
+        <w:t>a menos de 1 minuto.</w:t>
+      </w:r>
+    </w:p>
+    <w:p>
+      <w:pPr>
+        <w:pStyle w:val="Textoindependiente"/>
+        <w:numPr>
+          <w:ilvl w:val="0"/>
+          <w:numId w:val="8"/>
+        </w:numPr>
+        <w:spacing w:line="360" w:lineRule="auto"/>
+        <w:jc w:val="both"/>
+        <w:rPr>
+          <w:rFonts w:ascii="Times New Roman" w:hAnsi="Times New Roman"/>
+          <w:i w:val="0"/>
+          <w:iCs/>
+          <w:sz w:val="24"/>
+          <w:szCs w:val="22"/>
+          <w:lang w:val="es-CR"/>
+        </w:rPr>
+      </w:pPr>
+      <w:r>
+        <w:rPr>
+          <w:rFonts w:ascii="Times New Roman" w:hAnsi="Times New Roman"/>
+          <w:i w:val="0"/>
+          <w:iCs/>
+          <w:sz w:val="24"/>
+          <w:szCs w:val="22"/>
+          <w:lang w:val="es-CR"/>
+        </w:rPr>
+        <w:t>Lograr que no ocurran inc</w:t>
+      </w:r>
+      <w:r>
+        <w:rPr>
+          <w:rFonts w:ascii="Times New Roman" w:hAnsi="Times New Roman"/>
+          <w:i w:val="0"/>
+          <w:iCs/>
+          <w:sz w:val="24"/>
+          <w:szCs w:val="22"/>
+          <w:lang w:val="es-CR"/>
+        </w:rPr>
+        <w:t>id</w:t>
+      </w:r>
+      <w:r>
+        <w:rPr>
+          <w:rFonts w:ascii="Times New Roman" w:hAnsi="Times New Roman"/>
+          <w:i w:val="0"/>
+          <w:iCs/>
+          <w:sz w:val="24"/>
+          <w:szCs w:val="22"/>
+          <w:lang w:val="es-CR"/>
+        </w:rPr>
+        <w:t xml:space="preserve">entes de seguridad relacionados con el acceso no autorizado o la manipulación </w:t>
+      </w:r>
+      <w:r>
+        <w:rPr>
+          <w:rFonts w:ascii="Times New Roman" w:hAnsi="Times New Roman"/>
+          <w:i w:val="0"/>
+          <w:iCs/>
+          <w:sz w:val="24"/>
+          <w:szCs w:val="22"/>
+          <w:lang w:val="es-CR"/>
+        </w:rPr>
+        <w:t>de datos por parte de los usuarios.</w:t>
+      </w:r>
+    </w:p>
+    <w:p>
+      <w:pPr>
+        <w:pStyle w:val="Textoindependiente"/>
+        <w:numPr>
+          <w:ilvl w:val="0"/>
+          <w:numId w:val="8"/>
+        </w:numPr>
+        <w:spacing w:line="360" w:lineRule="auto"/>
+        <w:jc w:val="both"/>
+        <w:rPr>
+          <w:rFonts w:ascii="Times New Roman" w:hAnsi="Times New Roman"/>
+          <w:i w:val="0"/>
+          <w:iCs/>
+          <w:sz w:val="24"/>
+          <w:szCs w:val="22"/>
+          <w:lang w:val="es-CR"/>
+        </w:rPr>
+      </w:pPr>
+      <w:proofErr w:type="gramStart"/>
+      <w:r>
+        <w:rPr>
+          <w:rFonts w:ascii="Times New Roman" w:hAnsi="Times New Roman"/>
+          <w:i w:val="0"/>
+          <w:iCs/>
+          <w:sz w:val="24"/>
+          <w:szCs w:val="22"/>
+          <w:lang w:val="es-CR"/>
+        </w:rPr>
+        <w:t>Asegurar</w:t>
+      </w:r>
+      <w:proofErr w:type="gramEnd"/>
+      <w:r>
+        <w:rPr>
+          <w:rFonts w:ascii="Times New Roman" w:hAnsi="Times New Roman"/>
+          <w:i w:val="0"/>
+          <w:iCs/>
+          <w:sz w:val="24"/>
+          <w:szCs w:val="22"/>
+          <w:lang w:val="es-CR"/>
+        </w:rPr>
+        <w:t xml:space="preserve"> que la totalidad de las acciones críticas (editar un producto, cerrar la caja</w:t>
+      </w:r>
+      <w:r>
+        <w:rPr>
+          <w:rFonts w:ascii="Times New Roman" w:hAnsi="Times New Roman"/>
+          <w:i w:val="0"/>
+          <w:iCs/>
+          <w:sz w:val="24"/>
+          <w:szCs w:val="22"/>
+          <w:lang w:val="es-CR"/>
+        </w:rPr>
+        <w:t xml:space="preserve"> o</w:t>
+      </w:r>
+      <w:r>
+        <w:rPr>
+          <w:rFonts w:ascii="Times New Roman" w:hAnsi="Times New Roman"/>
+          <w:i w:val="0"/>
+          <w:iCs/>
+          <w:sz w:val="24"/>
+          <w:szCs w:val="22"/>
+          <w:lang w:val="es-CR"/>
+        </w:rPr>
+        <w:t xml:space="preserve"> generar</w:t>
+      </w:r>
+      <w:r>
+        <w:rPr>
+          <w:rFonts w:ascii="Times New Roman" w:hAnsi="Times New Roman"/>
+          <w:i w:val="0"/>
+          <w:iCs/>
+          <w:sz w:val="24"/>
+          <w:szCs w:val="22"/>
+          <w:lang w:val="es-CR"/>
+        </w:rPr>
+        <w:t xml:space="preserve"> un reporte financiero</w:t>
+      </w:r>
+      <w:r>
+        <w:rPr>
+          <w:rFonts w:ascii="Times New Roman" w:hAnsi="Times New Roman"/>
+          <w:i w:val="0"/>
+          <w:iCs/>
+          <w:sz w:val="24"/>
+          <w:szCs w:val="22"/>
+          <w:lang w:val="es-CR"/>
+        </w:rPr>
+        <w:t>)</w:t>
+      </w:r>
+      <w:r>
+        <w:rPr>
+          <w:rFonts w:ascii="Times New Roman" w:hAnsi="Times New Roman"/>
+          <w:i w:val="0"/>
+          <w:iCs/>
+          <w:sz w:val="24"/>
+          <w:szCs w:val="22"/>
+          <w:lang w:val="es-CR"/>
+        </w:rPr>
+        <w:t xml:space="preserve"> queden registradas con el usuario que las realizó.</w:t>
+      </w:r>
+    </w:p>
+    <w:p>
+      <w:pPr>
+        <w:pStyle w:val="Textoindependiente"/>
+        <w:numPr>
+          <w:ilvl w:val="0"/>
+          <w:numId w:val="8"/>
+        </w:numPr>
+        <w:spacing w:line="360" w:lineRule="auto"/>
+        <w:jc w:val="both"/>
+        <w:rPr>
+          <w:rFonts w:ascii="Times New Roman" w:hAnsi="Times New Roman"/>
+          <w:i w:val="0"/>
+          <w:iCs/>
+          <w:sz w:val="24"/>
+          <w:szCs w:val="22"/>
+          <w:lang w:val="es-CR"/>
+        </w:rPr>
+      </w:pPr>
+      <w:proofErr w:type="gramStart"/>
+      <w:r>
+        <w:rPr>
+          <w:rFonts w:ascii="Times New Roman" w:hAnsi="Times New Roman"/>
+          <w:i w:val="0"/>
+          <w:iCs/>
+          <w:sz w:val="24"/>
+          <w:szCs w:val="22"/>
+          <w:lang w:val="es-CR"/>
+        </w:rPr>
+        <w:t>Asegurar</w:t>
+      </w:r>
+      <w:proofErr w:type="gramEnd"/>
+      <w:r>
+        <w:rPr>
+          <w:rFonts w:ascii="Times New Roman" w:hAnsi="Times New Roman"/>
+          <w:i w:val="0"/>
+          <w:iCs/>
+          <w:sz w:val="24"/>
+          <w:szCs w:val="22"/>
+          <w:lang w:val="es-CR"/>
+        </w:rPr>
+        <w:t xml:space="preserve"> que todos los productos tengan un margen de utilidad calculado </w:t>
+      </w:r>
+      <w:r>
+        <w:rPr>
+          <w:rFonts w:ascii="Times New Roman" w:hAnsi="Times New Roman"/>
+          <w:i w:val="0"/>
+          <w:iCs/>
+          <w:sz w:val="24"/>
+          <w:szCs w:val="22"/>
+          <w:lang w:val="es-CR"/>
+        </w:rPr>
+        <w:t>automáticamente por el sistema al momento de ser registrados.</w:t>
+      </w:r>
+    </w:p>
+    <w:p>
+      <w:pPr>
+        <w:pStyle w:val="Textoindependiente"/>
+        <w:numPr>
+          <w:ilvl w:val="0"/>
+          <w:numId w:val="8"/>
+        </w:numPr>
+        <w:spacing w:line="360" w:lineRule="auto"/>
+        <w:jc w:val="both"/>
+        <w:rPr>
+          <w:rFonts w:ascii="Times New Roman" w:hAnsi="Times New Roman"/>
+          <w:i w:val="0"/>
+          <w:iCs/>
+          <w:sz w:val="24"/>
+          <w:szCs w:val="22"/>
+          <w:lang w:val="es-CR"/>
+        </w:rPr>
+      </w:pPr>
+      <w:r>
+        <w:rPr>
+          <w:rFonts w:ascii="Times New Roman" w:hAnsi="Times New Roman"/>
+          <w:i w:val="0"/>
+          <w:iCs/>
+          <w:sz w:val="24"/>
+          <w:szCs w:val="22"/>
+          <w:lang w:val="es-CR"/>
+        </w:rPr>
+        <w:t xml:space="preserve">Reducir el tiempo necesario para realizar un análisis de rentabilidad de </w:t>
+      </w:r>
+      <w:r>
+        <w:rPr>
+          <w:rFonts w:ascii="Times New Roman" w:hAnsi="Times New Roman"/>
+          <w:i w:val="0"/>
+          <w:iCs/>
+          <w:sz w:val="24"/>
+          <w:szCs w:val="22"/>
+          <w:lang w:val="es-CR"/>
+        </w:rPr>
+        <w:t xml:space="preserve">platillos de varias horas a menos de 5 </w:t>
+      </w:r>
+      <w:r>
+        <w:rPr>
+          <w:rFonts w:ascii="Times New Roman" w:hAnsi="Times New Roman"/>
+          <w:i w:val="0"/>
+          <w:iCs/>
+          <w:sz w:val="24"/>
+          <w:szCs w:val="22"/>
+          <w:lang w:val="es-CR"/>
+        </w:rPr>
+        <w:t>minutos.</w:t>
+      </w:r>
+    </w:p>
+    <w:p>
+      <w:pPr>
+        <w:pStyle w:val="Textoindependiente"/>
+        <w:numPr>
+          <w:ilvl w:val="0"/>
+          <w:numId w:val="8"/>
+        </w:numPr>
+        <w:spacing w:line="360" w:lineRule="auto"/>
+        <w:jc w:val="both"/>
+        <w:rPr>
+          <w:rFonts w:ascii="Times New Roman" w:hAnsi="Times New Roman"/>
+          <w:i w:val="0"/>
+          <w:iCs/>
+          <w:sz w:val="24"/>
+          <w:szCs w:val="22"/>
+          <w:lang w:val="es-CR"/>
+        </w:rPr>
+      </w:pPr>
+      <w:r>
+        <w:rPr>
+          <w:rFonts w:ascii="Times New Roman" w:hAnsi="Times New Roman"/>
+          <w:i w:val="0"/>
+          <w:iCs/>
+          <w:sz w:val="24"/>
+          <w:szCs w:val="22"/>
+          <w:lang w:val="es-CR"/>
+        </w:rPr>
+        <w:t>Reducir el tiempo de preparación de la nómina y el cálculo de salarios de varias horas a menos de 10 minutos.</w:t>
+      </w:r>
+    </w:p>
+    <w:p>
+      <w:pPr>
+        <w:pStyle w:val="Textoindependiente"/>
+        <w:numPr>
+          <w:ilvl w:val="0"/>
+          <w:numId w:val="8"/>
+        </w:numPr>
+        <w:spacing w:line="360" w:lineRule="auto"/>
+        <w:jc w:val="both"/>
+        <w:rPr>
+          <w:rFonts w:ascii="Times New Roman" w:hAnsi="Times New Roman"/>
+          <w:i w:val="0"/>
+          <w:iCs/>
+          <w:sz w:val="24"/>
+          <w:szCs w:val="22"/>
+          <w:lang w:val="es-CR"/>
+        </w:rPr>
+      </w:pPr>
+      <w:r>
+        <w:rPr>
+          <w:rFonts w:ascii="Times New Roman" w:hAnsi="Times New Roman"/>
+          <w:i w:val="0"/>
+          <w:iCs/>
+          <w:sz w:val="24"/>
+          <w:szCs w:val="22"/>
+          <w:lang w:val="es-CR"/>
+        </w:rPr>
+        <w:t>Lograr una precisión</w:t>
+      </w:r>
+      <w:r>
+        <w:rPr>
+          <w:rFonts w:ascii="Times New Roman" w:hAnsi="Times New Roman"/>
+          <w:i w:val="0"/>
+          <w:iCs/>
+          <w:sz w:val="24"/>
+          <w:szCs w:val="22"/>
+          <w:lang w:val="es-CR"/>
+        </w:rPr>
+        <w:t xml:space="preserve"> total en el cálculo de los salarios, eliminando los errores humanos</w:t>
+      </w:r>
+      <w:r>
+        <w:rPr>
+          <w:rFonts w:ascii="Times New Roman" w:hAnsi="Times New Roman"/>
+          <w:i w:val="0"/>
+          <w:iCs/>
+          <w:sz w:val="24"/>
+          <w:szCs w:val="22"/>
+          <w:lang w:val="es-CR"/>
+        </w:rPr>
+        <w:t>.</w:t>
+      </w:r>
+    </w:p>
+    <w:p>
+      <w:pPr>
+        <w:pStyle w:val="Textoindependiente"/>
+        <w:numPr>
+          <w:ilvl w:val="0"/>
+          <w:numId w:val="8"/>
+        </w:numPr>
+        <w:spacing w:line="360" w:lineRule="auto"/>
+        <w:jc w:val="both"/>
+        <w:rPr>
+          <w:rFonts w:ascii="Times New Roman" w:hAnsi="Times New Roman"/>
+          <w:i w:val="0"/>
+          <w:iCs/>
+          <w:sz w:val="24"/>
+          <w:szCs w:val="22"/>
+          <w:lang w:val="es-CR"/>
+        </w:rPr>
+      </w:pPr>
+      <w:r>
+        <w:rPr>
+          <w:rFonts w:ascii="Times New Roman" w:hAnsi="Times New Roman"/>
+          <w:i w:val="0"/>
+          <w:iCs/>
+          <w:sz w:val="24"/>
+          <w:szCs w:val="22"/>
+          <w:lang w:val="es-CR"/>
+        </w:rPr>
+        <w:t>Reducir las pérdidas de insumos por vencimiento en un 80% durante el primer año desde la implementación del sistema.</w:t>
+      </w:r>
+    </w:p>
+    <w:p>
+      <w:pPr>
+        <w:pStyle w:val="Textoindependiente"/>
+        <w:numPr>
+          <w:ilvl w:val="0"/>
+          <w:numId w:val="8"/>
+        </w:numPr>
+        <w:spacing w:line="360" w:lineRule="auto"/>
+        <w:jc w:val="both"/>
+        <w:rPr>
+          <w:rFonts w:ascii="Times New Roman" w:hAnsi="Times New Roman"/>
+          <w:i w:val="0"/>
+          <w:iCs/>
+          <w:sz w:val="24"/>
+          <w:szCs w:val="22"/>
+          <w:lang w:val="es-CR"/>
+        </w:rPr>
+      </w:pPr>
+      <w:proofErr w:type="gramStart"/>
+      <w:r>
+        <w:rPr>
+          <w:rFonts w:ascii="Times New Roman" w:hAnsi="Times New Roman"/>
+          <w:i w:val="0"/>
+          <w:iCs/>
+          <w:sz w:val="24"/>
+          <w:szCs w:val="22"/>
+          <w:lang w:val="es-CR"/>
+        </w:rPr>
+        <w:t>Asegurar</w:t>
+      </w:r>
+      <w:proofErr w:type="gramEnd"/>
+      <w:r>
+        <w:rPr>
+          <w:rFonts w:ascii="Times New Roman" w:hAnsi="Times New Roman"/>
+          <w:i w:val="0"/>
+          <w:iCs/>
+          <w:sz w:val="24"/>
+          <w:szCs w:val="22"/>
+          <w:lang w:val="es-CR"/>
+        </w:rPr>
+        <w:t xml:space="preserve"> que el total</w:t>
+      </w:r>
+      <w:r>
+        <w:rPr>
+          <w:rFonts w:ascii="Times New Roman" w:hAnsi="Times New Roman"/>
+          <w:i w:val="0"/>
+          <w:iCs/>
+          <w:sz w:val="24"/>
+          <w:szCs w:val="22"/>
+          <w:lang w:val="es-CR"/>
+        </w:rPr>
+        <w:t xml:space="preserve"> de los insumos perecederos registren su fecha de compra y de vencimiento en el sistema</w:t>
+      </w:r>
+      <w:r>
+        <w:rPr>
+          <w:rFonts w:ascii="Times New Roman" w:hAnsi="Times New Roman"/>
+          <w:i w:val="0"/>
+          <w:iCs/>
+          <w:sz w:val="24"/>
+          <w:szCs w:val="22"/>
+          <w:lang w:val="es-CR"/>
+        </w:rPr>
+        <w:t>.</w:t>
+      </w:r>
+    </w:p>
+    <w:p>
+      <w:pPr>
+        <w:pStyle w:val="Textoindependiente"/>
+        <w:numPr>
+          <w:ilvl w:val="0"/>
+          <w:numId w:val="8"/>
+        </w:numPr>
+        <w:spacing w:line="360" w:lineRule="auto"/>
+        <w:jc w:val="both"/>
+        <w:rPr>
+          <w:rFonts w:ascii="Times New Roman" w:hAnsi="Times New Roman"/>
+          <w:i w:val="0"/>
+          <w:iCs/>
+          <w:sz w:val="24"/>
+          <w:szCs w:val="22"/>
+          <w:lang w:val="es-CR"/>
+        </w:rPr>
+      </w:pPr>
+      <w:r>
+        <w:rPr>
+          <w:rFonts w:ascii="Times New Roman" w:hAnsi="Times New Roman"/>
+          <w:i w:val="0"/>
+          <w:iCs/>
+          <w:sz w:val="24"/>
+          <w:szCs w:val="22"/>
+          <w:lang w:val="es-CR"/>
+        </w:rPr>
+        <w:lastRenderedPageBreak/>
+        <w:t>Reducir el tiempo necesario para registrar un nuevo contrato de comidas de a menos de 5 minutos.</w:t>
+      </w:r>
+    </w:p>
+    <w:p>
+      <w:pPr>
+        <w:pStyle w:val="Textoindependiente"/>
+        <w:numPr>
+          <w:ilvl w:val="0"/>
+          <w:numId w:val="8"/>
+        </w:numPr>
+        <w:spacing w:line="360" w:lineRule="auto"/>
+        <w:jc w:val="both"/>
+        <w:rPr>
+          <w:rFonts w:ascii="Times New Roman" w:hAnsi="Times New Roman"/>
+          <w:i w:val="0"/>
+          <w:iCs/>
+          <w:sz w:val="24"/>
+          <w:szCs w:val="22"/>
+          <w:lang w:val="es-CR"/>
+        </w:rPr>
+      </w:pPr>
+      <w:r>
+        <w:rPr>
+          <w:rFonts w:ascii="Times New Roman" w:hAnsi="Times New Roman"/>
+          <w:i w:val="0"/>
+          <w:iCs/>
+          <w:sz w:val="24"/>
+          <w:szCs w:val="22"/>
+          <w:lang w:val="es-CR"/>
+        </w:rPr>
+        <w:t>Reducir la tasa de errores en la programación de platillos para contratos</w:t>
+      </w:r>
+      <w:r>
+        <w:rPr>
+          <w:rFonts w:ascii="Times New Roman" w:hAnsi="Times New Roman"/>
+          <w:i w:val="0"/>
+          <w:iCs/>
+          <w:sz w:val="24"/>
+          <w:szCs w:val="22"/>
+          <w:lang w:val="es-CR"/>
+        </w:rPr>
+        <w:t xml:space="preserve"> a menos del </w:t>
+      </w:r>
+      <w:r>
+        <w:rPr>
+          <w:rFonts w:ascii="Times New Roman" w:hAnsi="Times New Roman"/>
+          <w:i w:val="0"/>
+          <w:iCs/>
+          <w:sz w:val="24"/>
+          <w:szCs w:val="22"/>
+          <w:lang w:val="es-CR"/>
+        </w:rPr>
+        <w:t>1%.</w:t>
+      </w:r>
+      <w:r>
+        <w:rPr>
+          <w:rFonts w:ascii="Times New Roman" w:hAnsi="Times New Roman"/>
+          <w:i w:val="0"/>
+          <w:iCs/>
+          <w:sz w:val="24"/>
+          <w:szCs w:val="22"/>
+          <w:lang w:val="es-CR"/>
+        </w:rPr>
+        <w:t xml:space="preserve"> </w:t>
+      </w:r>
+    </w:p>
+    <w:p>
+      <w:pPr>
         <w:pStyle w:val="Ttulo2"/>
+        <w:spacing w:line="360" w:lineRule="auto"/>
         <w:rPr>
           <w:lang w:val="es-CR"/>
         </w:rPr>
@@ -4298,24 +5548,13 @@
           <w:szCs w:val="22"/>
           <w:lang w:val="es-CR"/>
         </w:rPr>
-        <w:t xml:space="preserve">El sistema de gestión interna para el restaurante El Bambú será una herramienta digital robusta, intuitiva y adaptada a las necesidades reales del negocio. Permitirá automatizar procesos operativos y administrativos, incrementar la eficiencia general del restaurante y respaldar la toma de decisiones mediante información precisa y en tiempo real. La solución estará diseñada para </w:t>
-      </w:r>
-      <w:r>
-        <w:rPr>
-          <w:rFonts w:ascii="Times New Roman" w:hAnsi="Times New Roman"/>
-          <w:i w:val="0"/>
-          <w:iCs/>
-          <w:sz w:val="24"/>
-          <w:szCs w:val="22"/>
-          <w:lang w:val="es-CR"/>
-        </w:rPr>
-        <w:lastRenderedPageBreak/>
-        <w:t>facilitar las labores diarias del personal y brindar un servicio más ágil, organizado y profesional a los clientes.</w:t>
+        <w:t>El sistema de gestión interna para el restaurante El Bambú será una herramienta digital robusta, intuitiva y adaptada a las necesidades reales del negocio. Permitirá automatizar procesos operativos y administrativos, incrementar la eficiencia general del restaurante y respaldar la toma de decisiones mediante información precisa y en tiempo real. La solución estará diseñada para facilitar las labores diarias del personal y brindar un servicio más ágil, organizado y profesional a los clientes.</w:t>
       </w:r>
     </w:p>
     <w:p>
       <w:pPr>
         <w:pStyle w:val="Ttulo2"/>
+        <w:spacing w:line="360" w:lineRule="auto"/>
         <w:rPr>
           <w:lang w:val="es-CR"/>
         </w:rPr>
@@ -4524,7 +5763,7 @@
           <w:p>
             <w:pPr>
               <w:pStyle w:val="Textoindependiente"/>
-              <w:spacing w:line="360" w:lineRule="auto"/>
+              <w:spacing w:before="240" w:after="240" w:line="360" w:lineRule="auto"/>
               <w:jc w:val="both"/>
               <w:rPr>
                 <w:rFonts w:ascii="Times New Roman" w:hAnsi="Times New Roman"/>
@@ -4538,6 +5777,8 @@
             <w:r>
               <w:rPr>
                 <w:rFonts w:ascii="Times New Roman" w:hAnsi="Times New Roman"/>
+                <w:b/>
+                <w:bCs/>
                 <w:i w:val="0"/>
                 <w:iCs/>
                 <w:sz w:val="24"/>
@@ -4545,6 +5786,28 @@
                 <w:lang w:val="es-US"/>
               </w:rPr>
               <w:t>Resistencia al cambio por parte del personal</w:t>
+            </w:r>
+            <w:r>
+              <w:rPr>
+                <w:rFonts w:ascii="Times New Roman" w:hAnsi="Times New Roman"/>
+                <w:b/>
+                <w:bCs/>
+                <w:i w:val="0"/>
+                <w:iCs/>
+                <w:sz w:val="24"/>
+                <w:szCs w:val="22"/>
+                <w:lang w:val="es-US"/>
+              </w:rPr>
+              <w:t>.</w:t>
+            </w:r>
+            <w:r>
+              <w:rPr>
+                <w:rFonts w:ascii="Times New Roman" w:hAnsi="Times New Roman"/>
+                <w:i w:val="0"/>
+                <w:sz w:val="24"/>
+                <w:lang w:val="es-CR"/>
+              </w:rPr>
+              <w:t xml:space="preserve"> </w:t>
             </w:r>
             <w:r>
               <w:rPr>
@@ -4555,7 +5818,29 @@
                 <w:szCs w:val="22"/>
                 <w:lang w:val="es-CR"/>
               </w:rPr>
-              <w:t> </w:t>
+              <w:t xml:space="preserve">El personal del restaurante, acostumbrado a procesos </w:t>
+            </w:r>
+            <w:r>
+              <w:rPr>
+                <w:rFonts w:ascii="Times New Roman" w:hAnsi="Times New Roman"/>
+                <w:i w:val="0"/>
+                <w:iCs/>
+                <w:sz w:val="24"/>
+                <w:szCs w:val="22"/>
+                <w:lang w:val="es-CR"/>
+              </w:rPr>
+              <w:t xml:space="preserve">manuales, </w:t>
+            </w:r>
+            <w:r>
+              <w:rPr>
+                <w:rFonts w:ascii="Times New Roman" w:hAnsi="Times New Roman"/>
+                <w:i w:val="0"/>
+                <w:iCs/>
+                <w:sz w:val="24"/>
+                <w:szCs w:val="22"/>
+                <w:lang w:val="es-CR"/>
+              </w:rPr>
+              <w:t>podría mostrar resistencia a la adopción del nuevo sistema, afectando la eficiencia operativa y la precisión de los datos.</w:t>
             </w:r>
           </w:p>
         </w:tc>
@@ -4573,7 +5858,7 @@
           <w:p>
             <w:pPr>
               <w:pStyle w:val="Textoindependiente"/>
-              <w:spacing w:line="360" w:lineRule="auto"/>
+              <w:spacing w:before="240" w:after="240" w:line="360" w:lineRule="auto"/>
               <w:jc w:val="center"/>
               <w:rPr>
                 <w:rFonts w:ascii="Times New Roman" w:hAnsi="Times New Roman"/>
@@ -4611,7 +5896,7 @@
           <w:p>
             <w:pPr>
               <w:pStyle w:val="Textoindependiente"/>
-              <w:spacing w:line="360" w:lineRule="auto"/>
+              <w:spacing w:before="240" w:after="240" w:line="360" w:lineRule="auto"/>
               <w:jc w:val="both"/>
               <w:rPr>
                 <w:rFonts w:ascii="Times New Roman" w:hAnsi="Times New Roman"/>
@@ -4665,18 +5950,8 @@
           <w:p>
             <w:pPr>
               <w:pStyle w:val="Textoindependiente"/>
-              <w:spacing w:line="360" w:lineRule="auto"/>
+              <w:spacing w:before="240" w:after="240" w:line="360" w:lineRule="auto"/>
               <w:jc w:val="both"/>
-              <w:rPr>
-                <w:rFonts w:ascii="Times New Roman" w:hAnsi="Times New Roman"/>
-                <w:i w:val="0"/>
-                <w:iCs/>
-                <w:sz w:val="24"/>
-                <w:szCs w:val="22"/>
-                <w:lang w:val="es-CR"/>
-              </w:rPr>
-            </w:pPr>
-            <w:r>
               <w:rPr>
                 <w:rFonts w:ascii="Times New Roman" w:hAnsi="Times New Roman"/>
                 <w:i w:val="0"/>
@@ -4685,7 +5960,45 @@
                 <w:szCs w:val="22"/>
                 <w:lang w:val="es-US"/>
               </w:rPr>
+            </w:pPr>
+            <w:r>
+              <w:rPr>
+                <w:rFonts w:ascii="Times New Roman" w:hAnsi="Times New Roman"/>
+                <w:b/>
+                <w:bCs/>
+                <w:i w:val="0"/>
+                <w:iCs/>
+                <w:sz w:val="24"/>
+                <w:szCs w:val="22"/>
+                <w:lang w:val="es-US"/>
+              </w:rPr>
               <w:t>Limitaciones de tiempo y recursos para el desarrollo completo</w:t>
+            </w:r>
+            <w:r>
+              <w:rPr>
+                <w:rFonts w:ascii="Times New Roman" w:hAnsi="Times New Roman"/>
+                <w:b/>
+                <w:bCs/>
+                <w:i w:val="0"/>
+                <w:iCs/>
+                <w:sz w:val="24"/>
+                <w:szCs w:val="22"/>
+                <w:lang w:val="es-US"/>
+              </w:rPr>
+              <w:t>.</w:t>
+            </w:r>
+            <w:r>
+              <w:rPr>
+                <w:rFonts w:ascii="Times New Roman" w:hAnsi="Times New Roman"/>
+                <w:b/>
+                <w:bCs/>
+                <w:i w:val="0"/>
+                <w:iCs/>
+                <w:sz w:val="24"/>
+                <w:szCs w:val="22"/>
+                <w:lang w:val="es-US"/>
+              </w:rPr>
+              <w:t xml:space="preserve"> </w:t>
             </w:r>
             <w:r>
               <w:rPr>
@@ -4694,9 +6007,54 @@
                 <w:iCs/>
                 <w:sz w:val="24"/>
                 <w:szCs w:val="22"/>
-                <w:lang w:val="es-CR"/>
-              </w:rPr>
-              <w:t> </w:t>
+                <w:lang w:val="es-US"/>
+              </w:rPr>
+              <w:t xml:space="preserve">A pesar de la cantidad de tiempo otorgada para la realización del proyecto, existe la posibilidad de que, ya </w:t>
+            </w:r>
+            <w:r>
+              <w:rPr>
+                <w:rFonts w:ascii="Times New Roman" w:hAnsi="Times New Roman"/>
+                <w:i w:val="0"/>
+                <w:iCs/>
+                <w:sz w:val="24"/>
+                <w:szCs w:val="22"/>
+                <w:lang w:val="es-US"/>
+              </w:rPr>
+              <w:lastRenderedPageBreak/>
+              <w:t xml:space="preserve">sea por razones personales o externas, el proyecto </w:t>
+            </w:r>
+            <w:r>
+              <w:rPr>
+                <w:rFonts w:ascii="Times New Roman" w:hAnsi="Times New Roman"/>
+                <w:i w:val="0"/>
+                <w:iCs/>
+                <w:sz w:val="24"/>
+                <w:szCs w:val="22"/>
+                <w:lang w:val="es-US"/>
+              </w:rPr>
+              <w:t>no pueda ser</w:t>
+            </w:r>
+            <w:r>
+              <w:rPr>
+                <w:rFonts w:ascii="Times New Roman" w:hAnsi="Times New Roman"/>
+                <w:i w:val="0"/>
+                <w:iCs/>
+                <w:sz w:val="24"/>
+                <w:szCs w:val="22"/>
+                <w:lang w:val="es-US"/>
+              </w:rPr>
+              <w:t xml:space="preserve"> realizado</w:t>
+            </w:r>
+            <w:r>
+              <w:rPr>
+                <w:rFonts w:ascii="Times New Roman" w:hAnsi="Times New Roman"/>
+                <w:i w:val="0"/>
+                <w:iCs/>
+                <w:sz w:val="24"/>
+                <w:szCs w:val="22"/>
+                <w:lang w:val="es-US"/>
+              </w:rPr>
+              <w:t xml:space="preserve"> en su totalidad.</w:t>
             </w:r>
           </w:p>
         </w:tc>
@@ -4714,7 +6072,7 @@
           <w:p>
             <w:pPr>
               <w:pStyle w:val="Textoindependiente"/>
-              <w:spacing w:line="360" w:lineRule="auto"/>
+              <w:spacing w:before="240" w:after="240" w:line="360" w:lineRule="auto"/>
               <w:jc w:val="center"/>
               <w:rPr>
                 <w:rFonts w:ascii="Times New Roman" w:hAnsi="Times New Roman"/>
@@ -4734,6 +6092,7 @@
                 <w:szCs w:val="22"/>
                 <w:lang w:val="es-US"/>
               </w:rPr>
+              <w:lastRenderedPageBreak/>
               <w:t>Media</w:t>
             </w:r>
           </w:p>
@@ -4752,7 +6111,7 @@
           <w:p>
             <w:pPr>
               <w:pStyle w:val="Textoindependiente"/>
-              <w:spacing w:line="360" w:lineRule="auto"/>
+              <w:spacing w:before="240" w:after="240" w:line="360" w:lineRule="auto"/>
               <w:jc w:val="both"/>
               <w:rPr>
                 <w:rFonts w:ascii="Times New Roman" w:hAnsi="Times New Roman"/>
@@ -4806,18 +6165,8 @@
           <w:p>
             <w:pPr>
               <w:pStyle w:val="Textoindependiente"/>
-              <w:spacing w:line="360" w:lineRule="auto"/>
+              <w:spacing w:before="240" w:after="240" w:line="360" w:lineRule="auto"/>
               <w:jc w:val="both"/>
-              <w:rPr>
-                <w:rFonts w:ascii="Times New Roman" w:hAnsi="Times New Roman"/>
-                <w:i w:val="0"/>
-                <w:iCs/>
-                <w:sz w:val="24"/>
-                <w:szCs w:val="22"/>
-                <w:lang w:val="es-CR"/>
-              </w:rPr>
-            </w:pPr>
-            <w:r>
               <w:rPr>
                 <w:rFonts w:ascii="Times New Roman" w:hAnsi="Times New Roman"/>
                 <w:i w:val="0"/>
@@ -4826,7 +6175,45 @@
                 <w:szCs w:val="22"/>
                 <w:lang w:val="es-US"/>
               </w:rPr>
+            </w:pPr>
+            <w:r>
+              <w:rPr>
+                <w:rFonts w:ascii="Times New Roman" w:hAnsi="Times New Roman"/>
+                <w:b/>
+                <w:bCs/>
+                <w:i w:val="0"/>
+                <w:iCs/>
+                <w:sz w:val="24"/>
+                <w:szCs w:val="22"/>
+                <w:lang w:val="es-US"/>
+              </w:rPr>
               <w:t>Dependencia tecnológica y falta de soporte post-entrega</w:t>
+            </w:r>
+            <w:r>
+              <w:rPr>
+                <w:rFonts w:ascii="Times New Roman" w:hAnsi="Times New Roman"/>
+                <w:b/>
+                <w:bCs/>
+                <w:i w:val="0"/>
+                <w:iCs/>
+                <w:sz w:val="24"/>
+                <w:szCs w:val="22"/>
+                <w:lang w:val="es-US"/>
+              </w:rPr>
+              <w:t>.</w:t>
+            </w:r>
+            <w:r>
+              <w:rPr>
+                <w:rFonts w:ascii="Times New Roman" w:hAnsi="Times New Roman"/>
+                <w:b/>
+                <w:bCs/>
+                <w:i w:val="0"/>
+                <w:iCs/>
+                <w:sz w:val="24"/>
+                <w:szCs w:val="22"/>
+                <w:lang w:val="es-US"/>
+              </w:rPr>
+              <w:t xml:space="preserve"> </w:t>
             </w:r>
             <w:r>
               <w:rPr>
@@ -4835,9 +6222,42 @@
                 <w:iCs/>
                 <w:sz w:val="24"/>
                 <w:szCs w:val="22"/>
-                <w:lang w:val="es-CR"/>
-              </w:rPr>
-              <w:t> </w:t>
+                <w:lang w:val="es-US"/>
+              </w:rPr>
+              <w:t xml:space="preserve">Debido a que no se </w:t>
+            </w:r>
+            <w:r>
+              <w:rPr>
+                <w:rFonts w:ascii="Times New Roman" w:hAnsi="Times New Roman"/>
+                <w:i w:val="0"/>
+                <w:iCs/>
+                <w:sz w:val="24"/>
+                <w:szCs w:val="22"/>
+                <w:lang w:val="es-US"/>
+              </w:rPr>
+              <w:t>planea ofrecer soporte técnico después de la entrega del proyecto</w:t>
+            </w:r>
+            <w:r>
+              <w:rPr>
+                <w:rFonts w:ascii="Times New Roman" w:hAnsi="Times New Roman"/>
+                <w:i w:val="0"/>
+                <w:iCs/>
+                <w:sz w:val="24"/>
+                <w:szCs w:val="22"/>
+                <w:lang w:val="es-US"/>
+              </w:rPr>
+              <w:t>.</w:t>
+            </w:r>
+            <w:r>
+              <w:rPr>
+                <w:rFonts w:ascii="Times New Roman" w:hAnsi="Times New Roman"/>
+                <w:i w:val="0"/>
+                <w:iCs/>
+                <w:sz w:val="24"/>
+                <w:szCs w:val="22"/>
+                <w:lang w:val="es-US"/>
+              </w:rPr>
+              <w:t xml:space="preserve"> </w:t>
             </w:r>
           </w:p>
         </w:tc>
@@ -4855,7 +6275,7 @@
           <w:p>
             <w:pPr>
               <w:pStyle w:val="Textoindependiente"/>
-              <w:spacing w:line="360" w:lineRule="auto"/>
+              <w:spacing w:before="240" w:after="240" w:line="360" w:lineRule="auto"/>
               <w:jc w:val="center"/>
               <w:rPr>
                 <w:rFonts w:ascii="Times New Roman" w:hAnsi="Times New Roman"/>
@@ -4893,7 +6313,7 @@
           <w:p>
             <w:pPr>
               <w:pStyle w:val="Textoindependiente"/>
-              <w:spacing w:line="360" w:lineRule="auto"/>
+              <w:spacing w:before="240" w:after="240" w:line="360" w:lineRule="auto"/>
               <w:jc w:val="both"/>
               <w:rPr>
                 <w:rFonts w:ascii="Times New Roman" w:hAnsi="Times New Roman"/>
@@ -4915,7 +6335,28 @@
               </w:rPr>
               <w:t>Documentación detallada, código abierto, y posibilidad de futuras mejoras por parte de terceros.</w:t>
             </w:r>
-            <w:r>
+          </w:p>
+        </w:tc>
+      </w:tr>
+      <w:tr>
+        <w:trPr>
+          <w:trHeight w:val="1335"/>
+        </w:trPr>
+        <w:tc>
+          <w:tcPr>
+            <w:tcW w:w="3115" w:type="dxa"/>
+            <w:tcBorders>
+              <w:top w:val="single" w:sz="6" w:space="0" w:color="auto"/>
+              <w:left w:val="single" w:sz="6" w:space="0" w:color="auto"/>
+              <w:bottom w:val="single" w:sz="6" w:space="0" w:color="auto"/>
+              <w:right w:val="single" w:sz="6" w:space="0" w:color="auto"/>
+            </w:tcBorders>
+          </w:tcPr>
+          <w:p>
+            <w:pPr>
+              <w:pStyle w:val="Textoindependiente"/>
+              <w:spacing w:before="240" w:after="240" w:line="360" w:lineRule="auto"/>
+              <w:jc w:val="both"/>
               <w:rPr>
                 <w:rFonts w:ascii="Times New Roman" w:hAnsi="Times New Roman"/>
                 <w:i w:val="0"/>
@@ -4924,7 +6365,313 @@
                 <w:szCs w:val="22"/>
                 <w:lang w:val="es-CR"/>
               </w:rPr>
-              <w:t> </w:t>
+            </w:pPr>
+            <w:r>
+              <w:rPr>
+                <w:rFonts w:ascii="Times New Roman" w:hAnsi="Times New Roman"/>
+                <w:b/>
+                <w:bCs/>
+                <w:i w:val="0"/>
+                <w:iCs/>
+                <w:sz w:val="24"/>
+                <w:szCs w:val="22"/>
+                <w:lang w:val="es-US"/>
+              </w:rPr>
+              <w:t>Riesgo de seguridad y privacidad de datos.</w:t>
+            </w:r>
+            <w:r>
+              <w:rPr>
+                <w:rFonts w:ascii="Times New Roman" w:hAnsi="Times New Roman"/>
+                <w:i w:val="0"/>
+                <w:iCs/>
+                <w:sz w:val="24"/>
+                <w:szCs w:val="22"/>
+                <w:lang w:val="es-US"/>
+              </w:rPr>
+              <w:t xml:space="preserve"> </w:t>
+            </w:r>
+            <w:r>
+              <w:rPr>
+                <w:rFonts w:ascii="Times New Roman" w:hAnsi="Times New Roman"/>
+                <w:i w:val="0"/>
+                <w:iCs/>
+                <w:sz w:val="24"/>
+                <w:szCs w:val="22"/>
+                <w:lang w:val="es-CR"/>
+              </w:rPr>
+              <w:t>La información confidencial del personal y los datos financieros del restaurante podrían ser vulnerados o accedidos por usuarios no autorizados, ya sea internamente por un empleado o externamente por un ciberataque, debido a una seguridad insuficiente.</w:t>
+            </w:r>
+          </w:p>
+        </w:tc>
+        <w:tc>
+          <w:tcPr>
+            <w:tcW w:w="3114" w:type="dxa"/>
+            <w:tcBorders>
+              <w:top w:val="single" w:sz="6" w:space="0" w:color="auto"/>
+              <w:left w:val="single" w:sz="6" w:space="0" w:color="auto"/>
+              <w:bottom w:val="single" w:sz="6" w:space="0" w:color="auto"/>
+              <w:right w:val="single" w:sz="6" w:space="0" w:color="auto"/>
+            </w:tcBorders>
+          </w:tcPr>
+          <w:p>
+            <w:pPr>
+              <w:pStyle w:val="Textoindependiente"/>
+              <w:spacing w:before="240" w:after="240" w:line="360" w:lineRule="auto"/>
+              <w:jc w:val="center"/>
+              <w:rPr>
+                <w:rFonts w:ascii="Times New Roman" w:hAnsi="Times New Roman"/>
+                <w:i w:val="0"/>
+                <w:iCs/>
+                <w:sz w:val="24"/>
+                <w:szCs w:val="22"/>
+                <w:lang w:val="es-US"/>
+              </w:rPr>
+            </w:pPr>
+            <w:r>
+              <w:rPr>
+                <w:rFonts w:ascii="Times New Roman" w:hAnsi="Times New Roman"/>
+                <w:i w:val="0"/>
+                <w:iCs/>
+                <w:sz w:val="24"/>
+                <w:szCs w:val="22"/>
+                <w:lang w:val="es-US"/>
+              </w:rPr>
+              <w:t>Alta</w:t>
+            </w:r>
+          </w:p>
+        </w:tc>
+        <w:tc>
+          <w:tcPr>
+            <w:tcW w:w="3115" w:type="dxa"/>
+            <w:tcBorders>
+              <w:top w:val="single" w:sz="6" w:space="0" w:color="auto"/>
+              <w:left w:val="single" w:sz="6" w:space="0" w:color="auto"/>
+              <w:bottom w:val="single" w:sz="6" w:space="0" w:color="auto"/>
+              <w:right w:val="single" w:sz="6" w:space="0" w:color="auto"/>
+            </w:tcBorders>
+          </w:tcPr>
+          <w:p>
+            <w:pPr>
+              <w:pStyle w:val="Textoindependiente"/>
+              <w:spacing w:before="240" w:after="240" w:line="360" w:lineRule="auto"/>
+              <w:jc w:val="both"/>
+              <w:rPr>
+                <w:rFonts w:ascii="Times New Roman" w:hAnsi="Times New Roman"/>
+                <w:i w:val="0"/>
+                <w:iCs/>
+                <w:sz w:val="24"/>
+                <w:szCs w:val="22"/>
+                <w:lang w:val="es-US"/>
+              </w:rPr>
+            </w:pPr>
+            <w:r>
+              <w:rPr>
+                <w:rFonts w:ascii="Times New Roman" w:hAnsi="Times New Roman"/>
+                <w:i w:val="0"/>
+                <w:iCs/>
+                <w:sz w:val="24"/>
+                <w:szCs w:val="22"/>
+                <w:lang w:val="es-US"/>
+              </w:rPr>
+              <w:t>Implementación de controles</w:t>
+            </w:r>
+            <w:r>
+              <w:rPr>
+                <w:rFonts w:ascii="Times New Roman" w:hAnsi="Times New Roman"/>
+                <w:i w:val="0"/>
+                <w:iCs/>
+                <w:sz w:val="24"/>
+                <w:szCs w:val="22"/>
+                <w:lang w:val="es-US"/>
+              </w:rPr>
+              <w:t xml:space="preserve"> de acceso estrictos basados en roles. Se deberán utilizar contraseñas seguras </w:t>
+            </w:r>
+            <w:r>
+              <w:rPr>
+                <w:rFonts w:ascii="Times New Roman" w:hAnsi="Times New Roman"/>
+                <w:i w:val="0"/>
+                <w:iCs/>
+                <w:sz w:val="24"/>
+                <w:szCs w:val="22"/>
+                <w:lang w:val="es-US"/>
+              </w:rPr>
+              <w:t>y encriptadas, y se mantendrá un registro de auditoría de todas las acciones críticas para asegurar la trazabilidad.</w:t>
+            </w:r>
+          </w:p>
+        </w:tc>
+      </w:tr>
+      <w:tr>
+        <w:trPr>
+          <w:trHeight w:val="1335"/>
+        </w:trPr>
+        <w:tc>
+          <w:tcPr>
+            <w:tcW w:w="3115" w:type="dxa"/>
+            <w:tcBorders>
+              <w:top w:val="single" w:sz="6" w:space="0" w:color="auto"/>
+              <w:left w:val="single" w:sz="6" w:space="0" w:color="auto"/>
+              <w:bottom w:val="single" w:sz="6" w:space="0" w:color="auto"/>
+              <w:right w:val="single" w:sz="6" w:space="0" w:color="auto"/>
+            </w:tcBorders>
+          </w:tcPr>
+          <w:p>
+            <w:pPr>
+              <w:pStyle w:val="Textoindependiente"/>
+              <w:spacing w:before="240" w:after="240" w:line="360" w:lineRule="auto"/>
+              <w:jc w:val="both"/>
+              <w:rPr>
+                <w:rFonts w:ascii="Times New Roman" w:hAnsi="Times New Roman"/>
+                <w:i w:val="0"/>
+                <w:iCs/>
+                <w:sz w:val="24"/>
+                <w:szCs w:val="22"/>
+                <w:lang w:val="es-CR"/>
+              </w:rPr>
+            </w:pPr>
+            <w:r>
+              <w:rPr>
+                <w:rFonts w:ascii="Times New Roman" w:hAnsi="Times New Roman"/>
+                <w:b/>
+                <w:bCs/>
+                <w:i w:val="0"/>
+                <w:iCs/>
+                <w:sz w:val="24"/>
+                <w:szCs w:val="22"/>
+                <w:lang w:val="es-US"/>
+              </w:rPr>
+              <w:t xml:space="preserve">Riesgo de integración con procesos existentes. </w:t>
+            </w:r>
+            <w:r>
+              <w:rPr>
+                <w:rFonts w:ascii="Times New Roman" w:hAnsi="Times New Roman"/>
+                <w:i w:val="0"/>
+                <w:iCs/>
+                <w:sz w:val="24"/>
+                <w:szCs w:val="22"/>
+                <w:lang w:val="es-CR"/>
+              </w:rPr>
+              <w:t xml:space="preserve">La falta de datos históricos en el nuevo sistema al momento de la implementación podría dificultar el análisis de tendencias y la toma de decisiones estratégicas, ya que </w:t>
+            </w:r>
+            <w:r>
+              <w:rPr>
+                <w:rFonts w:ascii="Times New Roman" w:hAnsi="Times New Roman"/>
+                <w:i w:val="0"/>
+                <w:iCs/>
+                <w:sz w:val="24"/>
+                <w:szCs w:val="22"/>
+                <w:lang w:val="es-CR"/>
+              </w:rPr>
+              <w:lastRenderedPageBreak/>
+              <w:t>no habrá un punto de comparación con el desempeño pasado del negocio</w:t>
+            </w:r>
+            <w:r>
+              <w:rPr>
+                <w:rFonts w:ascii="Times New Roman" w:hAnsi="Times New Roman"/>
+                <w:i w:val="0"/>
+                <w:iCs/>
+                <w:sz w:val="24"/>
+                <w:szCs w:val="22"/>
+                <w:lang w:val="es-CR"/>
+              </w:rPr>
+              <w:t>.</w:t>
+            </w:r>
+          </w:p>
+        </w:tc>
+        <w:tc>
+          <w:tcPr>
+            <w:tcW w:w="3114" w:type="dxa"/>
+            <w:tcBorders>
+              <w:top w:val="single" w:sz="6" w:space="0" w:color="auto"/>
+              <w:left w:val="single" w:sz="6" w:space="0" w:color="auto"/>
+              <w:bottom w:val="single" w:sz="6" w:space="0" w:color="auto"/>
+              <w:right w:val="single" w:sz="6" w:space="0" w:color="auto"/>
+            </w:tcBorders>
+          </w:tcPr>
+          <w:p>
+            <w:pPr>
+              <w:pStyle w:val="Textoindependiente"/>
+              <w:spacing w:before="240" w:after="240" w:line="360" w:lineRule="auto"/>
+              <w:jc w:val="center"/>
+              <w:rPr>
+                <w:rFonts w:ascii="Times New Roman" w:hAnsi="Times New Roman"/>
+                <w:i w:val="0"/>
+                <w:iCs/>
+                <w:sz w:val="24"/>
+                <w:szCs w:val="22"/>
+                <w:lang w:val="es-US"/>
+              </w:rPr>
+            </w:pPr>
+            <w:r>
+              <w:rPr>
+                <w:rFonts w:ascii="Times New Roman" w:hAnsi="Times New Roman"/>
+                <w:i w:val="0"/>
+                <w:iCs/>
+                <w:sz w:val="24"/>
+                <w:szCs w:val="22"/>
+                <w:lang w:val="es-US"/>
+              </w:rPr>
+              <w:lastRenderedPageBreak/>
+              <w:t>Media</w:t>
+            </w:r>
+          </w:p>
+        </w:tc>
+        <w:tc>
+          <w:tcPr>
+            <w:tcW w:w="3115" w:type="dxa"/>
+            <w:tcBorders>
+              <w:top w:val="single" w:sz="6" w:space="0" w:color="auto"/>
+              <w:left w:val="single" w:sz="6" w:space="0" w:color="auto"/>
+              <w:bottom w:val="single" w:sz="6" w:space="0" w:color="auto"/>
+              <w:right w:val="single" w:sz="6" w:space="0" w:color="auto"/>
+            </w:tcBorders>
+          </w:tcPr>
+          <w:p>
+            <w:pPr>
+              <w:pStyle w:val="Textoindependiente"/>
+              <w:spacing w:before="240" w:after="240" w:line="360" w:lineRule="auto"/>
+              <w:jc w:val="both"/>
+              <w:rPr>
+                <w:rFonts w:ascii="Times New Roman" w:hAnsi="Times New Roman"/>
+                <w:i w:val="0"/>
+                <w:iCs/>
+                <w:sz w:val="24"/>
+                <w:szCs w:val="22"/>
+                <w:lang w:val="es-US"/>
+              </w:rPr>
+            </w:pPr>
+            <w:r>
+              <w:rPr>
+                <w:rFonts w:ascii="Times New Roman" w:hAnsi="Times New Roman"/>
+                <w:i w:val="0"/>
+                <w:iCs/>
+                <w:sz w:val="24"/>
+                <w:szCs w:val="22"/>
+                <w:lang w:val="es-US"/>
+              </w:rPr>
+              <w:t xml:space="preserve">Se le comunicará al cliente la importancia de la digitalización de los datos manuales clave (ventas, inventario, etc.…) antes </w:t>
+            </w:r>
+            <w:r>
+              <w:rPr>
+                <w:rFonts w:ascii="Times New Roman" w:hAnsi="Times New Roman"/>
+                <w:i w:val="0"/>
+                <w:iCs/>
+                <w:sz w:val="24"/>
+                <w:szCs w:val="22"/>
+                <w:lang w:val="es-US"/>
+              </w:rPr>
+              <w:t xml:space="preserve">de la fecha de la implementación. Se recomienda que el cliente asigne a un empleado la tarea de ingresar </w:t>
+            </w:r>
+            <w:r>
+              <w:rPr>
+                <w:rFonts w:ascii="Times New Roman" w:hAnsi="Times New Roman"/>
+                <w:i w:val="0"/>
+                <w:iCs/>
+                <w:sz w:val="24"/>
+                <w:szCs w:val="22"/>
+                <w:lang w:val="es-US"/>
+              </w:rPr>
+              <w:lastRenderedPageBreak/>
+              <w:t>esta información durante un período de tiempo específico para tener una base de datos histórica.</w:t>
             </w:r>
           </w:p>
         </w:tc>
@@ -4945,6 +6692,7 @@
     <w:p>
       <w:pPr>
         <w:pStyle w:val="Ttulo1"/>
+        <w:spacing w:line="360" w:lineRule="auto"/>
         <w:rPr>
           <w:sz w:val="28"/>
           <w:szCs w:val="16"/>
@@ -5068,7 +6816,63 @@
           <w:szCs w:val="22"/>
           <w:lang w:val="es-CR"/>
         </w:rPr>
-        <w:t>Gestionar reservaciones de eventos privados y servicios especiales (Módulo de Reservaciones). </w:t>
+        <w:t xml:space="preserve">Gestionar </w:t>
+      </w:r>
+      <w:r>
+        <w:rPr>
+          <w:iCs/>
+          <w:szCs w:val="22"/>
+          <w:lang w:val="es-CR"/>
+        </w:rPr>
+        <w:t>contratos</w:t>
+      </w:r>
+      <w:r>
+        <w:rPr>
+          <w:iCs/>
+          <w:szCs w:val="22"/>
+          <w:lang w:val="es-CR"/>
+        </w:rPr>
+        <w:t xml:space="preserve">, </w:t>
+      </w:r>
+      <w:r>
+        <w:rPr>
+          <w:iCs/>
+          <w:szCs w:val="22"/>
+          <w:lang w:val="es-CR"/>
+        </w:rPr>
+        <w:t>control de capacidad y gestión de requerimientos especiales de los clientes</w:t>
+      </w:r>
+      <w:r>
+        <w:rPr>
+          <w:iCs/>
+          <w:szCs w:val="22"/>
+          <w:lang w:val="es-CR"/>
+        </w:rPr>
+        <w:t xml:space="preserve"> (Módulo de </w:t>
+      </w:r>
+      <w:r>
+        <w:rPr>
+          <w:iCs/>
+          <w:szCs w:val="22"/>
+          <w:lang w:val="es-CR"/>
+        </w:rPr>
+        <w:t>Contrat</w:t>
+      </w:r>
+      <w:r>
+        <w:rPr>
+          <w:iCs/>
+          <w:szCs w:val="22"/>
+          <w:lang w:val="es-CR"/>
+        </w:rPr>
+        <w:t>aciones</w:t>
+      </w:r>
+      <w:r>
+        <w:rPr>
+          <w:iCs/>
+          <w:szCs w:val="22"/>
+          <w:lang w:val="es-CR"/>
+        </w:rPr>
+        <w:t>). </w:t>
       </w:r>
     </w:p>
     <w:p>
@@ -5119,7 +6923,7 @@
     </w:p>
     <w:p>
       <w:pPr>
-        <w:spacing w:line="360" w:lineRule="auto"/>
+        <w:spacing w:after="240" w:line="360" w:lineRule="auto"/>
         <w:jc w:val="both"/>
         <w:rPr>
           <w:iCs/>
@@ -5133,7 +6937,6 @@
           <w:szCs w:val="22"/>
           <w:lang w:val="es-CR"/>
         </w:rPr>
-        <w:lastRenderedPageBreak/>
         <w:t>Con este alcance, se busca mejorar la precisión del control financiero, optimizar la oferta gastronómica y aumentar la eficiencia administrativa en general. </w:t>
       </w:r>
     </w:p>
@@ -5294,6 +7097,7 @@
           <w:szCs w:val="22"/>
           <w:lang w:val="es-CR"/>
         </w:rPr>
+        <w:lastRenderedPageBreak/>
         <w:t>Gestión de datos históricos</w:t>
       </w:r>
       <w:r>
@@ -5324,6 +7128,7 @@
     <w:p>
       <w:pPr>
         <w:pStyle w:val="Ttulo2"/>
+        <w:spacing w:line="360" w:lineRule="auto"/>
         <w:rPr>
           <w:lang w:val="es-CR"/>
         </w:rPr>
@@ -5465,7 +7270,7 @@
           <w:szCs w:val="22"/>
           <w:lang w:val="es-CR"/>
         </w:rPr>
-        <w:t>Cierre de caja validado por jornada. </w:t>
+        <w:t>Cierre de caja validado por jornada.</w:t>
       </w:r>
     </w:p>
     <w:p>
@@ -5564,7 +7369,29 @@
           <w:szCs w:val="22"/>
           <w:lang w:val="es-CR"/>
         </w:rPr>
-        <w:t>Control de inventario vinculados al menú. </w:t>
+        <w:t>Control de inventario</w:t>
+      </w:r>
+      <w:r>
+        <w:rPr>
+          <w:rFonts w:ascii="Times New Roman" w:hAnsi="Times New Roman"/>
+          <w:i w:val="0"/>
+          <w:iCs/>
+          <w:sz w:val="24"/>
+          <w:szCs w:val="22"/>
+          <w:lang w:val="es-CR"/>
+        </w:rPr>
+        <w:t xml:space="preserve"> de productos y platillos</w:t>
+      </w:r>
+      <w:r>
+        <w:rPr>
+          <w:rFonts w:ascii="Times New Roman" w:hAnsi="Times New Roman"/>
+          <w:i w:val="0"/>
+          <w:iCs/>
+          <w:sz w:val="24"/>
+          <w:szCs w:val="22"/>
+          <w:lang w:val="es-CR"/>
+        </w:rPr>
+        <w:t xml:space="preserve"> vinculados al menú.</w:t>
       </w:r>
     </w:p>
     <w:p>
@@ -5594,7 +7421,29 @@
           <w:szCs w:val="22"/>
           <w:lang w:val="es-CR"/>
         </w:rPr>
-        <w:t>Alertas por baja disponibilidad de insumos. </w:t>
+        <w:t xml:space="preserve">Alertas por </w:t>
+      </w:r>
+      <w:r>
+        <w:rPr>
+          <w:rFonts w:ascii="Times New Roman" w:hAnsi="Times New Roman"/>
+          <w:i w:val="0"/>
+          <w:iCs/>
+          <w:sz w:val="24"/>
+          <w:szCs w:val="22"/>
+          <w:lang w:val="es-CR"/>
+        </w:rPr>
+        <w:t xml:space="preserve">vencimiento </w:t>
+      </w:r>
+      <w:r>
+        <w:rPr>
+          <w:rFonts w:ascii="Times New Roman" w:hAnsi="Times New Roman"/>
+          <w:i w:val="0"/>
+          <w:iCs/>
+          <w:sz w:val="24"/>
+          <w:szCs w:val="22"/>
+          <w:lang w:val="es-CR"/>
+        </w:rPr>
+        <w:t>de insumos.</w:t>
       </w:r>
     </w:p>
     <w:p>
@@ -5622,7 +7471,20 @@
           <w:szCs w:val="22"/>
           <w:lang w:val="es-CR"/>
         </w:rPr>
-        <w:t>Gestión estructurada de reservas</w:t>
+        <w:t xml:space="preserve">Gestión estructurada de </w:t>
+      </w:r>
+      <w:r>
+        <w:rPr>
+          <w:rFonts w:ascii="Times New Roman" w:hAnsi="Times New Roman"/>
+          <w:b/>
+          <w:bCs/>
+          <w:i w:val="0"/>
+          <w:iCs/>
+          <w:sz w:val="24"/>
+          <w:szCs w:val="22"/>
+          <w:lang w:val="es-CR"/>
+        </w:rPr>
+        <w:t>contratos</w:t>
       </w:r>
       <w:r>
         <w:rPr>
@@ -5663,7 +7525,29 @@
           <w:szCs w:val="22"/>
           <w:lang w:val="es-CR"/>
         </w:rPr>
-        <w:t>Registro de reservaciones con control de fechas y horarios. </w:t>
+        <w:t>Registro de</w:t>
+      </w:r>
+      <w:r>
+        <w:rPr>
+          <w:rFonts w:ascii="Times New Roman" w:hAnsi="Times New Roman"/>
+          <w:i w:val="0"/>
+          <w:iCs/>
+          <w:sz w:val="24"/>
+          <w:szCs w:val="22"/>
+          <w:lang w:val="es-CR"/>
+        </w:rPr>
+        <w:t xml:space="preserve"> contratos</w:t>
+      </w:r>
+      <w:r>
+        <w:rPr>
+          <w:rFonts w:ascii="Times New Roman" w:hAnsi="Times New Roman"/>
+          <w:i w:val="0"/>
+          <w:iCs/>
+          <w:sz w:val="24"/>
+          <w:szCs w:val="22"/>
+          <w:lang w:val="es-CR"/>
+        </w:rPr>
+        <w:t xml:space="preserve"> con control de fechas y horarios. </w:t>
       </w:r>
     </w:p>
     <w:p>
@@ -5693,7 +7577,29 @@
           <w:szCs w:val="22"/>
           <w:lang w:val="es-CR"/>
         </w:rPr>
-        <w:t>Asignación de recursos según el tipo de evento. </w:t>
+        <w:t>Asignación de recursos según el tipo de</w:t>
+      </w:r>
+      <w:r>
+        <w:rPr>
+          <w:rFonts w:ascii="Times New Roman" w:hAnsi="Times New Roman"/>
+          <w:i w:val="0"/>
+          <w:iCs/>
+          <w:sz w:val="24"/>
+          <w:szCs w:val="22"/>
+          <w:lang w:val="es-CR"/>
+        </w:rPr>
+        <w:t xml:space="preserve"> contrato</w:t>
+      </w:r>
+      <w:r>
+        <w:rPr>
+          <w:rFonts w:ascii="Times New Roman" w:hAnsi="Times New Roman"/>
+          <w:i w:val="0"/>
+          <w:iCs/>
+          <w:sz w:val="24"/>
+          <w:szCs w:val="22"/>
+          <w:lang w:val="es-CR"/>
+        </w:rPr>
+        <w:t>. </w:t>
       </w:r>
     </w:p>
     <w:p>
@@ -5723,7 +7629,7 @@
           <w:szCs w:val="22"/>
           <w:lang w:val="es-CR"/>
         </w:rPr>
-        <w:t>Visualización del calendario y disponibilidad en tiempo real. </w:t>
+        <w:t>Visualización del calendario y disponibilidad en tiempo real.</w:t>
       </w:r>
     </w:p>
     <w:p>
@@ -5822,7 +7728,7 @@
           <w:szCs w:val="22"/>
           <w:lang w:val="es-CR"/>
         </w:rPr>
-        <w:t>Emisión de recibos físicos o digitales. </w:t>
+        <w:t>Emisión de recibos físicos. </w:t>
       </w:r>
     </w:p>
     <w:p>
@@ -5852,7 +7758,29 @@
           <w:szCs w:val="22"/>
           <w:lang w:val="es-CR"/>
         </w:rPr>
-        <w:t>Historial de ventas filtrado por fecha, cliente o tipo de consumo. </w:t>
+        <w:t>Historial de ventas filtrado por fecha</w:t>
+      </w:r>
+      <w:r>
+        <w:rPr>
+          <w:rFonts w:ascii="Times New Roman" w:hAnsi="Times New Roman"/>
+          <w:i w:val="0"/>
+          <w:iCs/>
+          <w:sz w:val="24"/>
+          <w:szCs w:val="22"/>
+          <w:lang w:val="es-CR"/>
+        </w:rPr>
+        <w:t xml:space="preserve"> y </w:t>
+      </w:r>
+      <w:r>
+        <w:rPr>
+          <w:rFonts w:ascii="Times New Roman" w:hAnsi="Times New Roman"/>
+          <w:i w:val="0"/>
+          <w:iCs/>
+          <w:sz w:val="24"/>
+          <w:szCs w:val="22"/>
+          <w:lang w:val="es-CR"/>
+        </w:rPr>
+        <w:t>tipo de consumo. </w:t>
       </w:r>
     </w:p>
     <w:p>
@@ -5951,7 +7879,6 @@
           <w:szCs w:val="22"/>
           <w:lang w:val="es-CR"/>
         </w:rPr>
-        <w:lastRenderedPageBreak/>
         <w:t>Cálculo de salarios con base en horas trabajadas. </w:t>
       </w:r>
     </w:p>
@@ -5982,7 +7909,7 @@
           <w:szCs w:val="22"/>
           <w:lang w:val="es-CR"/>
         </w:rPr>
-        <w:t>Reportes de pagos por período. </w:t>
+        <w:t>Reportes de pagos por período.</w:t>
       </w:r>
     </w:p>
     <w:p>
@@ -6121,7 +8048,12 @@
           <w:lang w:val="es-CR"/>
         </w:rPr>
       </w:pPr>
-      <w:r>
+    </w:p>
+    <w:p>
+      <w:pPr>
+        <w:pStyle w:val="Textoindependiente"/>
+        <w:spacing w:line="360" w:lineRule="auto"/>
+        <w:jc w:val="both"/>
         <w:rPr>
           <w:rFonts w:ascii="Times New Roman" w:hAnsi="Times New Roman"/>
           <w:b/>
@@ -6132,6 +8064,36 @@
           <w:szCs w:val="22"/>
           <w:lang w:val="es-CR"/>
         </w:rPr>
+      </w:pPr>
+    </w:p>
+    <w:p>
+      <w:pPr>
+        <w:pStyle w:val="Textoindependiente"/>
+        <w:spacing w:line="360" w:lineRule="auto"/>
+        <w:jc w:val="both"/>
+        <w:rPr>
+          <w:rFonts w:ascii="Times New Roman" w:hAnsi="Times New Roman"/>
+          <w:b/>
+          <w:bCs/>
+          <w:i w:val="0"/>
+          <w:iCs/>
+          <w:sz w:val="24"/>
+          <w:szCs w:val="22"/>
+          <w:lang w:val="es-CR"/>
+        </w:rPr>
+      </w:pPr>
+      <w:r>
+        <w:rPr>
+          <w:rFonts w:ascii="Times New Roman" w:hAnsi="Times New Roman"/>
+          <w:b/>
+          <w:bCs/>
+          <w:i w:val="0"/>
+          <w:iCs/>
+          <w:sz w:val="24"/>
+          <w:szCs w:val="22"/>
+          <w:lang w:val="es-CR"/>
+        </w:rPr>
+        <w:lastRenderedPageBreak/>
         <w:t>Acceso multiusuario con control de roles </w:t>
       </w:r>
     </w:p>
@@ -6231,6 +8193,7 @@
     <w:p>
       <w:pPr>
         <w:pStyle w:val="Ttulo2"/>
+        <w:spacing w:line="360" w:lineRule="auto"/>
         <w:rPr>
           <w:lang w:val="es-CR"/>
         </w:rPr>
@@ -6298,8 +8261,46 @@
           <w:szCs w:val="22"/>
           <w:lang w:val="es-CR"/>
         </w:rPr>
-        <w:t xml:space="preserve"> contempla el desarrollo de una plataforma diseñada para automatizar los procesos clave de administración de una soda y restaurante de pequeña escala. El sistema integrará módulos enfocados en finanzas, gestión de productos, reservaciones, ventas y administración de personal.</w:t>
-      </w:r>
+        <w:t xml:space="preserve"> contempla el desarrollo de una plataforma diseñada para automatizar los procesos clave de administración de una soda y restaurante de pequeña escala. El sistema integrará módulos enfocados en finanzas, gestión de productos, </w:t>
+      </w:r>
+      <w:r>
+        <w:rPr>
+          <w:rFonts w:ascii="Times New Roman" w:hAnsi="Times New Roman"/>
+          <w:i w:val="0"/>
+          <w:iCs/>
+          <w:sz w:val="24"/>
+          <w:szCs w:val="22"/>
+          <w:lang w:val="es-CR"/>
+        </w:rPr>
+        <w:t>contratos</w:t>
+      </w:r>
+      <w:r>
+        <w:rPr>
+          <w:rFonts w:ascii="Times New Roman" w:hAnsi="Times New Roman"/>
+          <w:i w:val="0"/>
+          <w:iCs/>
+          <w:sz w:val="24"/>
+          <w:szCs w:val="22"/>
+          <w:lang w:val="es-CR"/>
+        </w:rPr>
+        <w:t>, ventas y administración de personal.</w:t>
+      </w:r>
+    </w:p>
+    <w:p>
+      <w:pPr>
+        <w:pStyle w:val="Textoindependiente"/>
+        <w:spacing w:line="360" w:lineRule="auto"/>
+        <w:ind w:firstLine="576"/>
+        <w:jc w:val="both"/>
+        <w:rPr>
+          <w:rFonts w:ascii="Times New Roman" w:hAnsi="Times New Roman"/>
+          <w:i w:val="0"/>
+          <w:iCs/>
+          <w:sz w:val="24"/>
+          <w:szCs w:val="22"/>
+          <w:lang w:val="es-CR"/>
+        </w:rPr>
+      </w:pPr>
     </w:p>
     <w:p>
       <w:pPr>
@@ -6528,7 +8529,20 @@
           <w:szCs w:val="22"/>
           <w:lang w:val="es-CR"/>
         </w:rPr>
-        <w:t>Reservaciones:</w:t>
+        <w:t>Contrataciones</w:t>
+      </w:r>
+      <w:r>
+        <w:rPr>
+          <w:rFonts w:ascii="Times New Roman" w:hAnsi="Times New Roman"/>
+          <w:b/>
+          <w:bCs/>
+          <w:i w:val="0"/>
+          <w:iCs/>
+          <w:sz w:val="24"/>
+          <w:szCs w:val="22"/>
+          <w:lang w:val="es-CR"/>
+        </w:rPr>
+        <w:t>:</w:t>
       </w:r>
       <w:r>
         <w:rPr>
@@ -6550,7 +8564,40 @@
           <w:szCs w:val="22"/>
           <w:lang w:val="es-CR"/>
         </w:rPr>
-        <w:t>Organización de eventos privados mediante un sistema de reservas con control de capacidad</w:t>
+        <w:t>Administración</w:t>
+      </w:r>
+      <w:r>
+        <w:rPr>
+          <w:rFonts w:ascii="Times New Roman" w:hAnsi="Times New Roman"/>
+          <w:i w:val="0"/>
+          <w:iCs/>
+          <w:sz w:val="24"/>
+          <w:szCs w:val="22"/>
+          <w:lang w:val="es-CR"/>
+        </w:rPr>
+        <w:t xml:space="preserve"> de </w:t>
+      </w:r>
+      <w:r>
+        <w:rPr>
+          <w:rFonts w:ascii="Times New Roman" w:hAnsi="Times New Roman"/>
+          <w:i w:val="0"/>
+          <w:iCs/>
+          <w:sz w:val="24"/>
+          <w:szCs w:val="22"/>
+          <w:lang w:val="es-CR"/>
+        </w:rPr>
+        <w:t xml:space="preserve">contratos </w:t>
+      </w:r>
+      <w:r>
+        <w:rPr>
+          <w:rFonts w:ascii="Times New Roman" w:hAnsi="Times New Roman"/>
+          <w:i w:val="0"/>
+          <w:iCs/>
+          <w:sz w:val="24"/>
+          <w:szCs w:val="22"/>
+          <w:lang w:val="es-CR"/>
+        </w:rPr>
+        <w:t>con control de capacidad</w:t>
       </w:r>
       <w:r>
         <w:rPr>
@@ -6743,6 +8790,21 @@
         </w:rPr>
         <w:t>Administración de información del personal, registro de asistencia y cálculo automático de salarios según las horas trabajadas.</w:t>
       </w:r>
+    </w:p>
+    <w:p>
+      <w:pPr>
+        <w:pStyle w:val="Textoindependiente"/>
+        <w:spacing w:line="360" w:lineRule="auto"/>
+        <w:ind w:left="720"/>
+        <w:rPr>
+          <w:rFonts w:ascii="Times New Roman" w:hAnsi="Times New Roman"/>
+          <w:i w:val="0"/>
+          <w:iCs/>
+          <w:sz w:val="24"/>
+          <w:szCs w:val="22"/>
+          <w:lang w:val="es-CR"/>
+        </w:rPr>
+      </w:pPr>
     </w:p>
     <w:p>
       <w:pPr>
@@ -6917,7 +8979,6 @@
           <w:szCs w:val="22"/>
           <w:lang w:val="es-CR"/>
         </w:rPr>
-        <w:lastRenderedPageBreak/>
         <w:t>Interfaz intuitiva, accesible para usuarios sin experiencia técnica.</w:t>
       </w:r>
     </w:p>
@@ -6965,6 +9026,7 @@
         <w:rPr>
           <w:lang w:val="es-CR"/>
         </w:rPr>
+        <w:lastRenderedPageBreak/>
         <w:t>Limitaciones y exclusiones</w:t>
       </w:r>
       <w:bookmarkEnd w:id="28"/>
@@ -7103,7 +9165,29 @@
           <w:szCs w:val="22"/>
           <w:lang w:val="es-CR"/>
         </w:rPr>
-        <w:t>La interacción con los clientes se limitará al registro básico en módulos de reservas y ventas, sin manejo de bases de datos externas o marketing.</w:t>
+        <w:t xml:space="preserve">La interacción con los clientes se limitará al registro básico en módulos de </w:t>
+      </w:r>
+      <w:r>
+        <w:rPr>
+          <w:rFonts w:ascii="Times New Roman" w:hAnsi="Times New Roman"/>
+          <w:i w:val="0"/>
+          <w:iCs/>
+          <w:sz w:val="24"/>
+          <w:szCs w:val="22"/>
+          <w:lang w:val="es-CR"/>
+        </w:rPr>
+        <w:t>contratos</w:t>
+      </w:r>
+      <w:r>
+        <w:rPr>
+          <w:rFonts w:ascii="Times New Roman" w:hAnsi="Times New Roman"/>
+          <w:i w:val="0"/>
+          <w:iCs/>
+          <w:sz w:val="24"/>
+          <w:szCs w:val="22"/>
+          <w:lang w:val="es-CR"/>
+        </w:rPr>
+        <w:t xml:space="preserve"> y ventas, sin manejo de bases de datos externas o marketing.</w:t>
       </w:r>
     </w:p>
     <w:p>
@@ -7120,7 +9204,6 @@
           <w:iCs/>
           <w:sz w:val="24"/>
           <w:szCs w:val="22"/>
-          <w:highlight w:val="yellow"/>
           <w:lang w:val="es-CR"/>
         </w:rPr>
       </w:pPr>
@@ -7134,7 +9217,6 @@
           <w:iCs/>
           <w:sz w:val="24"/>
           <w:szCs w:val="22"/>
-          <w:highlight w:val="yellow"/>
           <w:lang w:val="es-CR"/>
         </w:rPr>
         <w:t>Soporte</w:t>
@@ -7157,7 +9239,6 @@
           <w:iCs/>
           <w:sz w:val="24"/>
           <w:szCs w:val="22"/>
-          <w:highlight w:val="yellow"/>
           <w:lang w:val="es-CR"/>
         </w:rPr>
         <w:t xml:space="preserve"> multimoneda:</w:t>
@@ -7169,7 +9250,6 @@
           <w:iCs/>
           <w:sz w:val="24"/>
           <w:szCs w:val="22"/>
-          <w:highlight w:val="yellow"/>
           <w:lang w:val="es-CR"/>
         </w:rPr>
         <w:t xml:space="preserve"> </w:t>
@@ -7181,10 +9261,9 @@
           <w:iCs/>
           <w:sz w:val="24"/>
           <w:szCs w:val="22"/>
-          <w:highlight w:val="yellow"/>
-          <w:lang w:val="es-CR"/>
-        </w:rPr>
-        <w:t>El sistema operará únicamente en moneda local y no contará con facturación electrónica integrada.</w:t>
+          <w:lang w:val="es-CR"/>
+        </w:rPr>
+        <w:t>El sistema operará únicamente en moneda local.</w:t>
       </w:r>
     </w:p>
     <w:p>
@@ -7197,16 +9276,6 @@
         <w:spacing w:line="360" w:lineRule="auto"/>
         <w:rPr>
           <w:rFonts w:ascii="Times New Roman" w:hAnsi="Times New Roman"/>
-          <w:i w:val="0"/>
-          <w:iCs/>
-          <w:sz w:val="24"/>
-          <w:szCs w:val="22"/>
-          <w:lang w:val="es-CR"/>
-        </w:rPr>
-      </w:pPr>
-      <w:r>
-        <w:rPr>
-          <w:rFonts w:ascii="Times New Roman" w:hAnsi="Times New Roman"/>
           <w:b/>
           <w:bCs/>
           <w:i w:val="0"/>
@@ -7215,51 +9284,30 @@
           <w:szCs w:val="22"/>
           <w:lang w:val="es-CR"/>
         </w:rPr>
-        <w:t>Análisis avanzado de datos:</w:t>
-      </w:r>
-      <w:r>
-        <w:rPr>
-          <w:rFonts w:ascii="Times New Roman" w:hAnsi="Times New Roman"/>
-          <w:i w:val="0"/>
-          <w:iCs/>
-          <w:sz w:val="24"/>
-          <w:szCs w:val="22"/>
-          <w:lang w:val="es-CR"/>
-        </w:rPr>
-        <w:t xml:space="preserve"> </w:t>
-      </w:r>
-      <w:r>
-        <w:rPr>
-          <w:rFonts w:ascii="Times New Roman" w:hAnsi="Times New Roman"/>
-          <w:i w:val="0"/>
-          <w:iCs/>
-          <w:sz w:val="24"/>
-          <w:szCs w:val="22"/>
-          <w:lang w:val="es-CR"/>
-        </w:rPr>
-        <w:t>No se incluirán módulos de predicciones</w:t>
-      </w:r>
-      <w:r>
-        <w:rPr>
-          <w:rFonts w:ascii="Times New Roman" w:hAnsi="Times New Roman"/>
-          <w:i w:val="0"/>
-          <w:iCs/>
-          <w:sz w:val="24"/>
-          <w:szCs w:val="22"/>
-          <w:lang w:val="es-CR"/>
-        </w:rPr>
-        <w:t xml:space="preserve"> o </w:t>
-      </w:r>
-      <w:r>
-        <w:rPr>
-          <w:rFonts w:ascii="Times New Roman" w:hAnsi="Times New Roman"/>
-          <w:i w:val="0"/>
-          <w:iCs/>
-          <w:sz w:val="24"/>
-          <w:szCs w:val="22"/>
-          <w:lang w:val="es-CR"/>
-        </w:rPr>
-        <w:t>analítica avanzada.</w:t>
+      </w:pPr>
+      <w:r>
+        <w:rPr>
+          <w:rFonts w:ascii="Times New Roman" w:hAnsi="Times New Roman"/>
+          <w:b/>
+          <w:bCs/>
+          <w:i w:val="0"/>
+          <w:iCs/>
+          <w:sz w:val="24"/>
+          <w:szCs w:val="22"/>
+          <w:lang w:val="es-CR"/>
+        </w:rPr>
+        <w:t xml:space="preserve">Facturación Electrónica: </w:t>
+      </w:r>
+      <w:r>
+        <w:rPr>
+          <w:rFonts w:ascii="Times New Roman" w:hAnsi="Times New Roman"/>
+          <w:i w:val="0"/>
+          <w:iCs/>
+          <w:sz w:val="24"/>
+          <w:szCs w:val="22"/>
+          <w:lang w:val="es-CR"/>
+        </w:rPr>
+        <w:t>No se contará con facturación electrónica integrada.</w:t>
       </w:r>
     </w:p>
     <w:p>
@@ -7290,6 +9338,81 @@
           <w:szCs w:val="22"/>
           <w:lang w:val="es-CR"/>
         </w:rPr>
+        <w:t>Análisis avanzado de datos:</w:t>
+      </w:r>
+      <w:r>
+        <w:rPr>
+          <w:rFonts w:ascii="Times New Roman" w:hAnsi="Times New Roman"/>
+          <w:i w:val="0"/>
+          <w:iCs/>
+          <w:sz w:val="24"/>
+          <w:szCs w:val="22"/>
+          <w:lang w:val="es-CR"/>
+        </w:rPr>
+        <w:t xml:space="preserve"> </w:t>
+      </w:r>
+      <w:r>
+        <w:rPr>
+          <w:rFonts w:ascii="Times New Roman" w:hAnsi="Times New Roman"/>
+          <w:i w:val="0"/>
+          <w:iCs/>
+          <w:sz w:val="24"/>
+          <w:szCs w:val="22"/>
+          <w:lang w:val="es-CR"/>
+        </w:rPr>
+        <w:t>No se incluirán módulos de predicciones</w:t>
+      </w:r>
+      <w:r>
+        <w:rPr>
+          <w:rFonts w:ascii="Times New Roman" w:hAnsi="Times New Roman"/>
+          <w:i w:val="0"/>
+          <w:iCs/>
+          <w:sz w:val="24"/>
+          <w:szCs w:val="22"/>
+          <w:lang w:val="es-CR"/>
+        </w:rPr>
+        <w:t xml:space="preserve"> o </w:t>
+      </w:r>
+      <w:r>
+        <w:rPr>
+          <w:rFonts w:ascii="Times New Roman" w:hAnsi="Times New Roman"/>
+          <w:i w:val="0"/>
+          <w:iCs/>
+          <w:sz w:val="24"/>
+          <w:szCs w:val="22"/>
+          <w:lang w:val="es-CR"/>
+        </w:rPr>
+        <w:t>analítica avanzada.</w:t>
+      </w:r>
+    </w:p>
+    <w:p>
+      <w:pPr>
+        <w:pStyle w:val="Textoindependiente"/>
+        <w:numPr>
+          <w:ilvl w:val="0"/>
+          <w:numId w:val="48"/>
+        </w:numPr>
+        <w:spacing w:line="360" w:lineRule="auto"/>
+        <w:rPr>
+          <w:rFonts w:ascii="Times New Roman" w:hAnsi="Times New Roman"/>
+          <w:i w:val="0"/>
+          <w:iCs/>
+          <w:sz w:val="24"/>
+          <w:szCs w:val="22"/>
+          <w:lang w:val="es-CR"/>
+        </w:rPr>
+      </w:pPr>
+      <w:r>
+        <w:rPr>
+          <w:rFonts w:ascii="Times New Roman" w:hAnsi="Times New Roman"/>
+          <w:b/>
+          <w:bCs/>
+          <w:i w:val="0"/>
+          <w:iCs/>
+          <w:sz w:val="24"/>
+          <w:szCs w:val="22"/>
+          <w:lang w:val="es-CR"/>
+        </w:rPr>
         <w:t>Aplicación móvil nativa:</w:t>
       </w:r>
       <w:r>
@@ -7398,6 +9521,22 @@
     </w:p>
     <w:p>
       <w:pPr>
+        <w:spacing w:line="240" w:lineRule="auto"/>
+        <w:rPr>
+          <w:szCs w:val="22"/>
+          <w:lang w:val="es-CR"/>
+        </w:rPr>
+      </w:pPr>
+      <w:r>
+        <w:rPr>
+          <w:szCs w:val="22"/>
+          <w:lang w:val="es-CR"/>
+        </w:rPr>
+        <w:br w:type="page"/>
+      </w:r>
+    </w:p>
+    <w:p>
+      <w:pPr>
         <w:pStyle w:val="Ttulo2"/>
         <w:rPr>
           <w:lang w:val="es-CR"/>
@@ -7415,21 +9554,7 @@
         <w:rPr>
           <w:lang w:val="es-CR"/>
         </w:rPr>
-        <w:t xml:space="preserve"> (</w:t>
-      </w:r>
-      <w:proofErr w:type="spellStart"/>
-      <w:r>
-        <w:rPr>
-          <w:lang w:val="es-CR"/>
-        </w:rPr>
-        <w:t>Stakeholders</w:t>
-      </w:r>
-      <w:proofErr w:type="spellEnd"/>
-      <w:r>
-        <w:rPr>
-          <w:lang w:val="es-CR"/>
-        </w:rPr>
-        <w:t>)</w:t>
+        <w:t xml:space="preserve"> (Stakeholders)</w:t>
       </w:r>
       <w:bookmarkEnd w:id="33"/>
       <w:bookmarkEnd w:id="34"/>
@@ -7477,7 +9602,6 @@
                 <w:lang w:val="es-CR"/>
               </w:rPr>
             </w:pPr>
-            <w:proofErr w:type="spellStart"/>
             <w:r>
               <w:rPr>
                 <w:b/>
@@ -7486,7 +9610,6 @@
               </w:rPr>
               <w:t>Stakeholder</w:t>
             </w:r>
-            <w:proofErr w:type="spellEnd"/>
             <w:r>
               <w:rPr>
                 <w:lang w:val="es-CR"/>
@@ -7583,7 +9706,7 @@
           </w:tcPr>
           <w:p>
             <w:pPr>
-              <w:spacing w:line="360" w:lineRule="auto"/>
+              <w:spacing w:before="240" w:after="240" w:line="360" w:lineRule="auto"/>
               <w:jc w:val="both"/>
               <w:rPr>
                 <w:lang w:val="es-CR"/>
@@ -7610,7 +9733,7 @@
           </w:tcPr>
           <w:p>
             <w:pPr>
-              <w:spacing w:line="360" w:lineRule="auto"/>
+              <w:spacing w:before="240" w:after="240" w:line="360" w:lineRule="auto"/>
               <w:jc w:val="center"/>
               <w:rPr>
                 <w:lang w:val="es-CR"/>
@@ -7620,7 +9743,19 @@
               <w:rPr>
                 <w:lang w:val="es-CR"/>
               </w:rPr>
-              <w:t>Propietario y contacto principal del restaurante</w:t>
+              <w:t>Propietario y contacto</w:t>
+            </w:r>
+            <w:r>
+              <w:rPr>
+                <w:lang w:val="es-CR"/>
+              </w:rPr>
+              <w:t xml:space="preserve"> </w:t>
+            </w:r>
+            <w:r>
+              <w:rPr>
+                <w:lang w:val="es-CR"/>
+              </w:rPr>
+              <w:t>principal del restaurante</w:t>
             </w:r>
           </w:p>
         </w:tc>
@@ -7637,7 +9772,7 @@
           </w:tcPr>
           <w:p>
             <w:pPr>
-              <w:spacing w:line="360" w:lineRule="auto"/>
+              <w:spacing w:before="240" w:after="240" w:line="360" w:lineRule="auto"/>
               <w:jc w:val="both"/>
               <w:rPr>
                 <w:lang w:val="es-CR"/>
@@ -7669,7 +9804,7 @@
           </w:tcPr>
           <w:p>
             <w:pPr>
-              <w:spacing w:line="360" w:lineRule="auto"/>
+              <w:spacing w:before="240" w:after="240" w:line="360" w:lineRule="auto"/>
               <w:jc w:val="both"/>
               <w:rPr>
                 <w:lang w:val="es-CR"/>
@@ -7696,7 +9831,7 @@
           </w:tcPr>
           <w:p>
             <w:pPr>
-              <w:spacing w:line="360" w:lineRule="auto"/>
+              <w:spacing w:before="240" w:after="240" w:line="360" w:lineRule="auto"/>
               <w:jc w:val="center"/>
               <w:rPr>
                 <w:lang w:val="es-CR"/>
@@ -7723,7 +9858,7 @@
           </w:tcPr>
           <w:p>
             <w:pPr>
-              <w:spacing w:line="360" w:lineRule="auto"/>
+              <w:spacing w:before="240" w:after="240" w:line="360" w:lineRule="auto"/>
               <w:jc w:val="both"/>
               <w:rPr>
                 <w:lang w:val="es-CR"/>
@@ -7755,7 +9890,7 @@
           </w:tcPr>
           <w:p>
             <w:pPr>
-              <w:spacing w:line="360" w:lineRule="auto"/>
+              <w:spacing w:before="240" w:after="240" w:line="360" w:lineRule="auto"/>
               <w:jc w:val="both"/>
               <w:rPr>
                 <w:lang w:val="es-CR"/>
@@ -7782,7 +9917,7 @@
           </w:tcPr>
           <w:p>
             <w:pPr>
-              <w:spacing w:line="360" w:lineRule="auto"/>
+              <w:spacing w:before="240" w:after="240" w:line="360" w:lineRule="auto"/>
               <w:jc w:val="center"/>
               <w:rPr>
                 <w:lang w:val="es-CR"/>
@@ -7809,7 +9944,7 @@
           </w:tcPr>
           <w:p>
             <w:pPr>
-              <w:spacing w:line="360" w:lineRule="auto"/>
+              <w:spacing w:before="240" w:after="240" w:line="360" w:lineRule="auto"/>
               <w:jc w:val="both"/>
               <w:rPr>
                 <w:lang w:val="es-CR"/>
@@ -7841,7 +9976,7 @@
           </w:tcPr>
           <w:p>
             <w:pPr>
-              <w:spacing w:line="360" w:lineRule="auto"/>
+              <w:spacing w:before="240" w:after="240" w:line="360" w:lineRule="auto"/>
               <w:jc w:val="both"/>
               <w:rPr>
                 <w:lang w:val="es-CR"/>
@@ -7868,7 +10003,7 @@
           </w:tcPr>
           <w:p>
             <w:pPr>
-              <w:spacing w:line="360" w:lineRule="auto"/>
+              <w:spacing w:before="240" w:after="240" w:line="360" w:lineRule="auto"/>
               <w:jc w:val="center"/>
               <w:rPr>
                 <w:lang w:val="es-CR"/>
@@ -7895,7 +10030,7 @@
           </w:tcPr>
           <w:p>
             <w:pPr>
-              <w:spacing w:line="360" w:lineRule="auto"/>
+              <w:spacing w:before="240" w:after="240" w:line="360" w:lineRule="auto"/>
               <w:jc w:val="both"/>
               <w:rPr>
                 <w:lang w:val="es-CR"/>
@@ -7923,6 +10058,7 @@
     <w:p>
       <w:pPr>
         <w:pStyle w:val="Ttulo2"/>
+        <w:spacing w:line="360" w:lineRule="auto"/>
         <w:rPr>
           <w:lang w:val="es-CR"/>
         </w:rPr>
@@ -8075,7 +10211,18 @@
           <w:szCs w:val="22"/>
           <w:lang w:val="es-CR"/>
         </w:rPr>
-        <w:t xml:space="preserve">Soda y Restaurante El Bambú, ya que todo el personal labora en el mismo lugar y </w:t>
+        <w:t xml:space="preserve">Soda y Restaurante El </w:t>
+      </w:r>
+      <w:r>
+        <w:rPr>
+          <w:rFonts w:ascii="Times New Roman" w:hAnsi="Times New Roman"/>
+          <w:i w:val="0"/>
+          <w:sz w:val="24"/>
+          <w:szCs w:val="22"/>
+          <w:lang w:val="es-CR"/>
+        </w:rPr>
+        <w:lastRenderedPageBreak/>
+        <w:t xml:space="preserve">Bambú, ya que todo el personal labora en el mismo lugar y </w:t>
       </w:r>
       <w:r>
         <w:rPr>
@@ -8335,7 +10482,6 @@
           <w:szCs w:val="22"/>
           <w:lang w:val="es-CR"/>
         </w:rPr>
-        <w:lastRenderedPageBreak/>
         <w:t>Equipos complementarios como impresoras para la emisión de facturas o recibos físicos</w:t>
       </w:r>
       <w:r>
@@ -8500,7 +10646,17 @@
           <w:szCs w:val="22"/>
           <w:lang w:val="es-CR"/>
         </w:rPr>
-        <w:t xml:space="preserve"> reservaciones</w:t>
+        <w:t xml:space="preserve"> </w:t>
+      </w:r>
+      <w:r>
+        <w:rPr>
+          <w:rFonts w:ascii="Times New Roman" w:hAnsi="Times New Roman"/>
+          <w:i w:val="0"/>
+          <w:sz w:val="24"/>
+          <w:szCs w:val="22"/>
+          <w:lang w:val="es-CR"/>
+        </w:rPr>
+        <w:t>contrataciones</w:t>
       </w:r>
       <w:r>
         <w:rPr>
@@ -9137,7 +11293,7 @@
 
 <file path=word/commentsExtended.xml><?xml version="1.0" encoding="utf-8"?>
 <w15:commentsEx xmlns:wpc="http://schemas.microsoft.com/office/word/2010/wordprocessingCanvas" xmlns:cx="http://schemas.microsoft.com/office/drawing/2014/chartex" xmlns:cx1="http://schemas.microsoft.com/office/drawing/2015/9/8/chartex" xmlns:cx2="http://schemas.microsoft.com/office/drawing/2015/10/21/chartex" xmlns:cx3="http://schemas.microsoft.com/office/drawing/2016/5/9/chartex" xmlns:cx4="http://schemas.microsoft.com/office/drawing/2016/5/10/chartex" xmlns:cx5="http://schemas.microsoft.com/office/drawing/2016/5/11/chartex" xmlns:cx6="http://schemas.microsoft.com/office/drawing/2016/5/12/chartex" xmlns:cx7="http://schemas.microsoft.com/office/drawing/2016/5/13/chartex" xmlns:cx8="http://schemas.microsoft.com/office/drawing/2016/5/14/chartex" xmlns:mc="http://schemas.openxmlformats.org/markup-compatibility/2006" xmlns:aink="http://schemas.microsoft.com/office/drawing/2016/ink" xmlns:am3d="http://schemas.microsoft.com/office/drawing/2017/model3d" xmlns:o="urn:schemas-microsoft-com:office:office" xmlns:oel="http://schemas.microsoft.com/office/2019/extlst" xmlns:r="http://schemas.openxmlformats.org/officeDocument/2006/relationships" xmlns:m="http://schemas.openxmlformats.org/officeDocument/2006/math" xmlns:v="urn:schemas-microsoft-com:vml" xmlns:wp14="http://schemas.microsoft.com/office/word/2010/wordprocessingDrawing" xmlns:wp="http://schemas.openxmlformats.org/drawingml/2006/wordprocessingDrawing" xmlns:w10="urn:schemas-microsoft-com:office:word" xmlns:w="http://schemas.openxmlformats.org/wordprocessingml/2006/main" xmlns:w14="http://schemas.microsoft.com/office/word/2010/wordml" xmlns:w15="http://schemas.microsoft.com/office/word/2012/wordml" xmlns:w16cex="http://schemas.microsoft.com/office/word/2018/wordml/cex" xmlns:w16cid="http://schemas.microsoft.com/office/word/2016/wordml/cid" xmlns:w16="http://schemas.microsoft.com/office/word/2018/wordml" xmlns:w16du="http://schemas.microsoft.com/office/word/2023/wordml/word16du" xmlns:w16sdtdh="http://schemas.microsoft.com/office/word/2020/wordml/sdtdatahash" xmlns:w16sdtfl="http://schemas.microsoft.com/office/word/2024/wordml/sdtformatlock" xmlns:w16se="http://schemas.microsoft.com/office/word/2015/wordml/symex" xmlns:wpg="http://schemas.microsoft.com/office/word/2010/wordprocessingGroup" xmlns:wpi="http://schemas.microsoft.com/office/word/2010/wordprocessingInk" xmlns:wne="http://schemas.microsoft.com/office/word/2006/wordml" xmlns:wps="http://schemas.microsoft.com/office/word/2010/wordprocessingShape" mc:Ignorable="w14 w15 w16se w16cid w16 w16cex w16sdtdh w16sdtfl w16du wp14">
-  <w15:commentEx w15:paraId="27805B2C" w15:done="0"/>
+  <w15:commentEx w15:paraId="27805B2C" w15:done="1"/>
 </w15:commentsEx>
 </file>
 
@@ -9202,68 +11358,10 @@
       <w:rPr>
         <w:lang w:val="es-CR"/>
       </w:rPr>
-      <w:t xml:space="preserve">Derechos de autor © 2023 por Karl </w:t>
-    </w:r>
-    <w:proofErr w:type="spellStart"/>
-    <w:r>
-      <w:rPr>
-        <w:lang w:val="es-CR"/>
-      </w:rPr>
-      <w:t>Wiegers</w:t>
-    </w:r>
-    <w:proofErr w:type="spellEnd"/>
-    <w:r>
-      <w:rPr>
-        <w:lang w:val="es-CR"/>
-      </w:rPr>
-      <w:t xml:space="preserve"> y </w:t>
-    </w:r>
-    <w:proofErr w:type="spellStart"/>
-    <w:r>
-      <w:rPr>
-        <w:lang w:val="es-CR"/>
-      </w:rPr>
-      <w:t>Seilevel</w:t>
-    </w:r>
-    <w:proofErr w:type="spellEnd"/>
-    <w:r>
-      <w:rPr>
-        <w:lang w:val="es-CR"/>
-      </w:rPr>
-      <w:t xml:space="preserve"> </w:t>
-    </w:r>
-    <w:proofErr w:type="spellStart"/>
-    <w:r>
-      <w:rPr>
-        <w:lang w:val="es-CR"/>
-      </w:rPr>
-      <w:t>Partners</w:t>
-    </w:r>
-    <w:proofErr w:type="spellEnd"/>
-    <w:r>
-      <w:rPr>
-        <w:lang w:val="es-CR"/>
-      </w:rPr>
-      <w:t xml:space="preserve"> LP. </w:t>
+      <w:t xml:space="preserve">Derechos de autor © 2023 por Karl Wiegers y Seilevel Partners LP. </w:t>
     </w:r>
     <w:r>
-      <w:t xml:space="preserve">Se concede </w:t>
-    </w:r>
-    <w:proofErr w:type="spellStart"/>
-    <w:r>
-      <w:t>permiso</w:t>
-    </w:r>
-    <w:proofErr w:type="spellEnd"/>
-    <w:r>
-      <w:t xml:space="preserve"> para usar y </w:t>
-    </w:r>
-    <w:proofErr w:type="spellStart"/>
-    <w:r>
-      <w:t>modificar</w:t>
-    </w:r>
-    <w:proofErr w:type="spellEnd"/>
-    <w:r>
-      <w:t>.</w:t>
+      <w:t>Se concede permiso para usar y modificar.</w:t>
     </w:r>
   </w:p>
 </w:ftr>
@@ -9284,68 +11382,10 @@
       <w:rPr>
         <w:lang w:val="es-CR"/>
       </w:rPr>
-      <w:t xml:space="preserve">Derechos de autor © 2023 por Karl </w:t>
-    </w:r>
-    <w:proofErr w:type="spellStart"/>
-    <w:r>
-      <w:rPr>
-        <w:lang w:val="es-CR"/>
-      </w:rPr>
-      <w:t>Wiegers</w:t>
-    </w:r>
-    <w:proofErr w:type="spellEnd"/>
-    <w:r>
-      <w:rPr>
-        <w:lang w:val="es-CR"/>
-      </w:rPr>
-      <w:t xml:space="preserve"> y </w:t>
-    </w:r>
-    <w:proofErr w:type="spellStart"/>
-    <w:r>
-      <w:rPr>
-        <w:lang w:val="es-CR"/>
-      </w:rPr>
-      <w:t>Seilevel</w:t>
-    </w:r>
-    <w:proofErr w:type="spellEnd"/>
-    <w:r>
-      <w:rPr>
-        <w:lang w:val="es-CR"/>
-      </w:rPr>
-      <w:t xml:space="preserve"> </w:t>
-    </w:r>
-    <w:proofErr w:type="spellStart"/>
-    <w:r>
-      <w:rPr>
-        <w:lang w:val="es-CR"/>
-      </w:rPr>
-      <w:t>Partners</w:t>
-    </w:r>
-    <w:proofErr w:type="spellEnd"/>
-    <w:r>
-      <w:rPr>
-        <w:lang w:val="es-CR"/>
-      </w:rPr>
-      <w:t xml:space="preserve"> LP. </w:t>
+      <w:t xml:space="preserve">Derechos de autor © 2023 por Karl Wiegers y Seilevel Partners LP. </w:t>
     </w:r>
     <w:r>
-      <w:t xml:space="preserve">Se concede </w:t>
-    </w:r>
-    <w:proofErr w:type="spellStart"/>
-    <w:r>
-      <w:t>permiso</w:t>
-    </w:r>
-    <w:proofErr w:type="spellEnd"/>
-    <w:r>
-      <w:t xml:space="preserve"> para usar y </w:t>
-    </w:r>
-    <w:proofErr w:type="spellStart"/>
-    <w:r>
-      <w:t>modificar</w:t>
-    </w:r>
-    <w:proofErr w:type="spellEnd"/>
-    <w:r>
-      <w:t>.</w:t>
+      <w:t>Se concede permiso para usar y modificar.</w:t>
     </w:r>
   </w:p>
 </w:ftr>
@@ -10034,9 +12074,9 @@
       <w:lvlJc w:val="left"/>
       <w:pPr>
         <w:tabs>
-          <w:tab w:val="num" w:pos="576"/>
-        </w:tabs>
-        <w:ind w:left="576" w:hanging="576"/>
+          <w:tab w:val="num" w:pos="3553"/>
+        </w:tabs>
+        <w:ind w:left="3553" w:hanging="576"/>
       </w:pPr>
     </w:lvl>
     <w:lvl w:ilvl="2">
@@ -14201,6 +16241,119 @@
     </w:lvl>
   </w:abstractNum>
   <w:abstractNum w:abstractNumId="34" w15:restartNumberingAfterBreak="0">
+    <w:nsid w:val="4F7E524F"/>
+    <w:multiLevelType w:val="hybridMultilevel"/>
+    <w:tmpl w:val="C164B810"/>
+    <w:lvl w:ilvl="0" w:tplc="140A0001">
+      <w:start w:val="1"/>
+      <w:numFmt w:val="bullet"/>
+      <w:lvlText w:val=""/>
+      <w:lvlJc w:val="left"/>
+      <w:pPr>
+        <w:ind w:left="720" w:hanging="360"/>
+      </w:pPr>
+      <w:rPr>
+        <w:rFonts w:ascii="Symbol" w:hAnsi="Symbol" w:hint="default"/>
+      </w:rPr>
+    </w:lvl>
+    <w:lvl w:ilvl="1" w:tplc="140A0003" w:tentative="1">
+      <w:start w:val="1"/>
+      <w:numFmt w:val="bullet"/>
+      <w:lvlText w:val="o"/>
+      <w:lvlJc w:val="left"/>
+      <w:pPr>
+        <w:ind w:left="1440" w:hanging="360"/>
+      </w:pPr>
+      <w:rPr>
+        <w:rFonts w:ascii="Courier New" w:hAnsi="Courier New" w:cs="Courier New" w:hint="default"/>
+      </w:rPr>
+    </w:lvl>
+    <w:lvl w:ilvl="2" w:tplc="140A0005" w:tentative="1">
+      <w:start w:val="1"/>
+      <w:numFmt w:val="bullet"/>
+      <w:lvlText w:val=""/>
+      <w:lvlJc w:val="left"/>
+      <w:pPr>
+        <w:ind w:left="2160" w:hanging="360"/>
+      </w:pPr>
+      <w:rPr>
+        <w:rFonts w:ascii="Wingdings" w:hAnsi="Wingdings" w:hint="default"/>
+      </w:rPr>
+    </w:lvl>
+    <w:lvl w:ilvl="3" w:tplc="140A0001" w:tentative="1">
+      <w:start w:val="1"/>
+      <w:numFmt w:val="bullet"/>
+      <w:lvlText w:val=""/>
+      <w:lvlJc w:val="left"/>
+      <w:pPr>
+        <w:ind w:left="2880" w:hanging="360"/>
+      </w:pPr>
+      <w:rPr>
+        <w:rFonts w:ascii="Symbol" w:hAnsi="Symbol" w:hint="default"/>
+      </w:rPr>
+    </w:lvl>
+    <w:lvl w:ilvl="4" w:tplc="140A0003" w:tentative="1">
+      <w:start w:val="1"/>
+      <w:numFmt w:val="bullet"/>
+      <w:lvlText w:val="o"/>
+      <w:lvlJc w:val="left"/>
+      <w:pPr>
+        <w:ind w:left="3600" w:hanging="360"/>
+      </w:pPr>
+      <w:rPr>
+        <w:rFonts w:ascii="Courier New" w:hAnsi="Courier New" w:cs="Courier New" w:hint="default"/>
+      </w:rPr>
+    </w:lvl>
+    <w:lvl w:ilvl="5" w:tplc="140A0005" w:tentative="1">
+      <w:start w:val="1"/>
+      <w:numFmt w:val="bullet"/>
+      <w:lvlText w:val=""/>
+      <w:lvlJc w:val="left"/>
+      <w:pPr>
+        <w:ind w:left="4320" w:hanging="360"/>
+      </w:pPr>
+      <w:rPr>
+        <w:rFonts w:ascii="Wingdings" w:hAnsi="Wingdings" w:hint="default"/>
+      </w:rPr>
+    </w:lvl>
+    <w:lvl w:ilvl="6" w:tplc="140A0001" w:tentative="1">
+      <w:start w:val="1"/>
+      <w:numFmt w:val="bullet"/>
+      <w:lvlText w:val=""/>
+      <w:lvlJc w:val="left"/>
+      <w:pPr>
+        <w:ind w:left="5040" w:hanging="360"/>
+      </w:pPr>
+      <w:rPr>
+        <w:rFonts w:ascii="Symbol" w:hAnsi="Symbol" w:hint="default"/>
+      </w:rPr>
+    </w:lvl>
+    <w:lvl w:ilvl="7" w:tplc="140A0003" w:tentative="1">
+      <w:start w:val="1"/>
+      <w:numFmt w:val="bullet"/>
+      <w:lvlText w:val="o"/>
+      <w:lvlJc w:val="left"/>
+      <w:pPr>
+        <w:ind w:left="5760" w:hanging="360"/>
+      </w:pPr>
+      <w:rPr>
+        <w:rFonts w:ascii="Courier New" w:hAnsi="Courier New" w:cs="Courier New" w:hint="default"/>
+      </w:rPr>
+    </w:lvl>
+    <w:lvl w:ilvl="8" w:tplc="140A0005" w:tentative="1">
+      <w:start w:val="1"/>
+      <w:numFmt w:val="bullet"/>
+      <w:lvlText w:val=""/>
+      <w:lvlJc w:val="left"/>
+      <w:pPr>
+        <w:ind w:left="6480" w:hanging="360"/>
+      </w:pPr>
+      <w:rPr>
+        <w:rFonts w:ascii="Wingdings" w:hAnsi="Wingdings" w:hint="default"/>
+      </w:rPr>
+    </w:lvl>
+  </w:abstractNum>
+  <w:abstractNum w:abstractNumId="35" w15:restartNumberingAfterBreak="0">
     <w:nsid w:val="530B16DD"/>
     <w:multiLevelType w:val="hybridMultilevel"/>
     <w:tmpl w:val="90A6DCE6"/>
@@ -14313,7 +16466,7 @@
       </w:rPr>
     </w:lvl>
   </w:abstractNum>
-  <w:abstractNum w:abstractNumId="35" w15:restartNumberingAfterBreak="0">
+  <w:abstractNum w:abstractNumId="36" w15:restartNumberingAfterBreak="0">
     <w:nsid w:val="5FA4595E"/>
     <w:multiLevelType w:val="multilevel"/>
     <w:tmpl w:val="5108F432"/>
@@ -14462,7 +16615,7 @@
       </w:rPr>
     </w:lvl>
   </w:abstractNum>
-  <w:abstractNum w:abstractNumId="36" w15:restartNumberingAfterBreak="0">
+  <w:abstractNum w:abstractNumId="37" w15:restartNumberingAfterBreak="0">
     <w:nsid w:val="5FE219C6"/>
     <w:multiLevelType w:val="hybridMultilevel"/>
     <w:tmpl w:val="1054B6A0"/>
@@ -14576,7 +16729,7 @@
       </w:rPr>
     </w:lvl>
   </w:abstractNum>
-  <w:abstractNum w:abstractNumId="37" w15:restartNumberingAfterBreak="0">
+  <w:abstractNum w:abstractNumId="38" w15:restartNumberingAfterBreak="0">
     <w:nsid w:val="6341126E"/>
     <w:multiLevelType w:val="hybridMultilevel"/>
     <w:tmpl w:val="EFAAFDFA"/>
@@ -14689,7 +16842,7 @@
       </w:rPr>
     </w:lvl>
   </w:abstractNum>
-  <w:abstractNum w:abstractNumId="38" w15:restartNumberingAfterBreak="0">
+  <w:abstractNum w:abstractNumId="39" w15:restartNumberingAfterBreak="0">
     <w:nsid w:val="64624C66"/>
     <w:multiLevelType w:val="multilevel"/>
     <w:tmpl w:val="3AE8524A"/>
@@ -14838,7 +16991,7 @@
       </w:rPr>
     </w:lvl>
   </w:abstractNum>
-  <w:abstractNum w:abstractNumId="39" w15:restartNumberingAfterBreak="0">
+  <w:abstractNum w:abstractNumId="40" w15:restartNumberingAfterBreak="0">
     <w:nsid w:val="650A0C02"/>
     <w:multiLevelType w:val="multilevel"/>
     <w:tmpl w:val="B69C11F0"/>
@@ -14987,7 +17140,7 @@
       </w:rPr>
     </w:lvl>
   </w:abstractNum>
-  <w:abstractNum w:abstractNumId="40" w15:restartNumberingAfterBreak="0">
+  <w:abstractNum w:abstractNumId="41" w15:restartNumberingAfterBreak="0">
     <w:nsid w:val="68F0130E"/>
     <w:multiLevelType w:val="multilevel"/>
     <w:tmpl w:val="6646EC30"/>
@@ -15136,7 +17289,7 @@
       </w:rPr>
     </w:lvl>
   </w:abstractNum>
-  <w:abstractNum w:abstractNumId="41" w15:restartNumberingAfterBreak="0">
+  <w:abstractNum w:abstractNumId="42" w15:restartNumberingAfterBreak="0">
     <w:nsid w:val="68F07DF6"/>
     <w:multiLevelType w:val="hybridMultilevel"/>
     <w:tmpl w:val="4500908E"/>
@@ -15249,7 +17402,7 @@
       </w:rPr>
     </w:lvl>
   </w:abstractNum>
-  <w:abstractNum w:abstractNumId="42" w15:restartNumberingAfterBreak="0">
+  <w:abstractNum w:abstractNumId="43" w15:restartNumberingAfterBreak="0">
     <w:nsid w:val="6A632553"/>
     <w:multiLevelType w:val="multilevel"/>
     <w:tmpl w:val="1A8E161E"/>
@@ -15398,7 +17551,7 @@
       </w:rPr>
     </w:lvl>
   </w:abstractNum>
-  <w:abstractNum w:abstractNumId="43" w15:restartNumberingAfterBreak="0">
+  <w:abstractNum w:abstractNumId="44" w15:restartNumberingAfterBreak="0">
     <w:nsid w:val="6B0570B0"/>
     <w:multiLevelType w:val="multilevel"/>
     <w:tmpl w:val="B9EE885A"/>
@@ -15547,7 +17700,7 @@
       </w:rPr>
     </w:lvl>
   </w:abstractNum>
-  <w:abstractNum w:abstractNumId="44" w15:restartNumberingAfterBreak="0">
+  <w:abstractNum w:abstractNumId="45" w15:restartNumberingAfterBreak="0">
     <w:nsid w:val="6B17192D"/>
     <w:multiLevelType w:val="multilevel"/>
     <w:tmpl w:val="07A48F84"/>
@@ -15696,7 +17849,7 @@
       </w:rPr>
     </w:lvl>
   </w:abstractNum>
-  <w:abstractNum w:abstractNumId="45" w15:restartNumberingAfterBreak="0">
+  <w:abstractNum w:abstractNumId="46" w15:restartNumberingAfterBreak="0">
     <w:nsid w:val="6BD178E6"/>
     <w:multiLevelType w:val="multilevel"/>
     <w:tmpl w:val="E8F0DC60"/>
@@ -15845,7 +17998,7 @@
       </w:rPr>
     </w:lvl>
   </w:abstractNum>
-  <w:abstractNum w:abstractNumId="46" w15:restartNumberingAfterBreak="0">
+  <w:abstractNum w:abstractNumId="47" w15:restartNumberingAfterBreak="0">
     <w:nsid w:val="71C72626"/>
     <w:multiLevelType w:val="hybridMultilevel"/>
     <w:tmpl w:val="11F436F4"/>
@@ -15958,7 +18111,7 @@
       </w:rPr>
     </w:lvl>
   </w:abstractNum>
-  <w:abstractNum w:abstractNumId="47" w15:restartNumberingAfterBreak="0">
+  <w:abstractNum w:abstractNumId="48" w15:restartNumberingAfterBreak="0">
     <w:nsid w:val="73014836"/>
     <w:multiLevelType w:val="multilevel"/>
     <w:tmpl w:val="20A00950"/>
@@ -16107,7 +18260,7 @@
       </w:rPr>
     </w:lvl>
   </w:abstractNum>
-  <w:abstractNum w:abstractNumId="48" w15:restartNumberingAfterBreak="0">
+  <w:abstractNum w:abstractNumId="49" w15:restartNumberingAfterBreak="0">
     <w:nsid w:val="75202B9D"/>
     <w:multiLevelType w:val="multilevel"/>
     <w:tmpl w:val="9D148142"/>
@@ -16256,7 +18409,7 @@
       </w:rPr>
     </w:lvl>
   </w:abstractNum>
-  <w:abstractNum w:abstractNumId="49" w15:restartNumberingAfterBreak="0">
+  <w:abstractNum w:abstractNumId="50" w15:restartNumberingAfterBreak="0">
     <w:nsid w:val="76AC7F63"/>
     <w:multiLevelType w:val="multilevel"/>
     <w:tmpl w:val="B7A4B8C0"/>
@@ -16405,7 +18558,7 @@
       </w:rPr>
     </w:lvl>
   </w:abstractNum>
-  <w:abstractNum w:abstractNumId="50" w15:restartNumberingAfterBreak="0">
+  <w:abstractNum w:abstractNumId="51" w15:restartNumberingAfterBreak="0">
     <w:nsid w:val="7706009D"/>
     <w:multiLevelType w:val="multilevel"/>
     <w:tmpl w:val="5D3418B4"/>
@@ -16554,7 +18707,7 @@
       </w:rPr>
     </w:lvl>
   </w:abstractNum>
-  <w:abstractNum w:abstractNumId="51" w15:restartNumberingAfterBreak="0">
+  <w:abstractNum w:abstractNumId="52" w15:restartNumberingAfterBreak="0">
     <w:nsid w:val="7B425F21"/>
     <w:multiLevelType w:val="multilevel"/>
     <w:tmpl w:val="5A2CD9DE"/>
@@ -16703,7 +18856,7 @@
       </w:rPr>
     </w:lvl>
   </w:abstractNum>
-  <w:abstractNum w:abstractNumId="52" w15:restartNumberingAfterBreak="0">
+  <w:abstractNum w:abstractNumId="53" w15:restartNumberingAfterBreak="0">
     <w:nsid w:val="7BD030CC"/>
     <w:multiLevelType w:val="hybridMultilevel"/>
     <w:tmpl w:val="8C087C3C"/>
@@ -16816,7 +18969,7 @@
       </w:rPr>
     </w:lvl>
   </w:abstractNum>
-  <w:abstractNum w:abstractNumId="53" w15:restartNumberingAfterBreak="0">
+  <w:abstractNum w:abstractNumId="54" w15:restartNumberingAfterBreak="0">
     <w:nsid w:val="7EFA0394"/>
     <w:multiLevelType w:val="hybridMultilevel"/>
     <w:tmpl w:val="DE32BB3A"/>
@@ -16933,40 +19086,40 @@
     <w:abstractNumId w:val="4"/>
   </w:num>
   <w:num w:numId="2" w16cid:durableId="2109689045">
-    <w:abstractNumId w:val="36"/>
+    <w:abstractNumId w:val="37"/>
   </w:num>
   <w:num w:numId="3" w16cid:durableId="1741174920">
     <w:abstractNumId w:val="31"/>
   </w:num>
   <w:num w:numId="4" w16cid:durableId="598878944">
-    <w:abstractNumId w:val="49"/>
+    <w:abstractNumId w:val="50"/>
   </w:num>
   <w:num w:numId="5" w16cid:durableId="1130518893">
     <w:abstractNumId w:val="1"/>
   </w:num>
   <w:num w:numId="6" w16cid:durableId="634605634">
-    <w:abstractNumId w:val="44"/>
+    <w:abstractNumId w:val="45"/>
   </w:num>
   <w:num w:numId="7" w16cid:durableId="1507595546">
     <w:abstractNumId w:val="25"/>
   </w:num>
   <w:num w:numId="8" w16cid:durableId="1693452015">
-    <w:abstractNumId w:val="51"/>
+    <w:abstractNumId w:val="52"/>
   </w:num>
   <w:num w:numId="9" w16cid:durableId="1355040758">
     <w:abstractNumId w:val="20"/>
   </w:num>
   <w:num w:numId="10" w16cid:durableId="2014916139">
-    <w:abstractNumId w:val="42"/>
+    <w:abstractNumId w:val="43"/>
   </w:num>
   <w:num w:numId="11" w16cid:durableId="749037143">
-    <w:abstractNumId w:val="48"/>
+    <w:abstractNumId w:val="49"/>
   </w:num>
   <w:num w:numId="12" w16cid:durableId="1513102590">
-    <w:abstractNumId w:val="40"/>
+    <w:abstractNumId w:val="41"/>
   </w:num>
   <w:num w:numId="13" w16cid:durableId="801922442">
-    <w:abstractNumId w:val="43"/>
+    <w:abstractNumId w:val="44"/>
   </w:num>
   <w:num w:numId="14" w16cid:durableId="2025128514">
     <w:abstractNumId w:val="6"/>
@@ -16975,7 +19128,7 @@
     <w:abstractNumId w:val="19"/>
   </w:num>
   <w:num w:numId="16" w16cid:durableId="1141733860">
-    <w:abstractNumId w:val="39"/>
+    <w:abstractNumId w:val="40"/>
   </w:num>
   <w:num w:numId="17" w16cid:durableId="160968450">
     <w:abstractNumId w:val="29"/>
@@ -16987,19 +19140,19 @@
     <w:abstractNumId w:val="17"/>
   </w:num>
   <w:num w:numId="20" w16cid:durableId="118230943">
-    <w:abstractNumId w:val="50"/>
+    <w:abstractNumId w:val="51"/>
   </w:num>
   <w:num w:numId="21" w16cid:durableId="923343682">
     <w:abstractNumId w:val="22"/>
   </w:num>
   <w:num w:numId="22" w16cid:durableId="1425687077">
-    <w:abstractNumId w:val="35"/>
+    <w:abstractNumId w:val="36"/>
   </w:num>
   <w:num w:numId="23" w16cid:durableId="48381405">
     <w:abstractNumId w:val="11"/>
   </w:num>
   <w:num w:numId="24" w16cid:durableId="844325294">
-    <w:abstractNumId w:val="38"/>
+    <w:abstractNumId w:val="39"/>
   </w:num>
   <w:num w:numId="25" w16cid:durableId="967466868">
     <w:abstractNumId w:val="12"/>
@@ -17011,7 +19164,7 @@
     <w:abstractNumId w:val="16"/>
   </w:num>
   <w:num w:numId="28" w16cid:durableId="1725985466">
-    <w:abstractNumId w:val="45"/>
+    <w:abstractNumId w:val="46"/>
   </w:num>
   <w:num w:numId="29" w16cid:durableId="1855266656">
     <w:abstractNumId w:val="5"/>
@@ -17026,7 +19179,7 @@
     <w:abstractNumId w:val="7"/>
   </w:num>
   <w:num w:numId="33" w16cid:durableId="1159228040">
-    <w:abstractNumId w:val="47"/>
+    <w:abstractNumId w:val="48"/>
   </w:num>
   <w:num w:numId="34" w16cid:durableId="159273566">
     <w:abstractNumId w:val="18"/>
@@ -17053,10 +19206,10 @@
     <w:abstractNumId w:val="32"/>
   </w:num>
   <w:num w:numId="42" w16cid:durableId="1534537974">
-    <w:abstractNumId w:val="53"/>
+    <w:abstractNumId w:val="54"/>
   </w:num>
   <w:num w:numId="43" w16cid:durableId="1515917858">
-    <w:abstractNumId w:val="37"/>
+    <w:abstractNumId w:val="38"/>
   </w:num>
   <w:num w:numId="44" w16cid:durableId="551773601">
     <w:abstractNumId w:val="13"/>
@@ -17071,7 +19224,7 @@
     <w:abstractNumId w:val="33"/>
   </w:num>
   <w:num w:numId="48" w16cid:durableId="1471900845">
-    <w:abstractNumId w:val="46"/>
+    <w:abstractNumId w:val="47"/>
   </w:num>
   <w:num w:numId="49" w16cid:durableId="1726031203">
     <w:abstractNumId w:val="2"/>
@@ -17080,16 +19233,19 @@
     <w:abstractNumId w:val="26"/>
   </w:num>
   <w:num w:numId="51" w16cid:durableId="1253664403">
-    <w:abstractNumId w:val="34"/>
+    <w:abstractNumId w:val="35"/>
   </w:num>
   <w:num w:numId="52" w16cid:durableId="1415662864">
     <w:abstractNumId w:val="9"/>
   </w:num>
   <w:num w:numId="53" w16cid:durableId="709917223">
-    <w:abstractNumId w:val="52"/>
+    <w:abstractNumId w:val="53"/>
   </w:num>
   <w:num w:numId="54" w16cid:durableId="1557349356">
-    <w:abstractNumId w:val="41"/>
+    <w:abstractNumId w:val="42"/>
+  </w:num>
+  <w:num w:numId="55" w16cid:durableId="892617827">
+    <w:abstractNumId w:val="34"/>
   </w:num>
   <w:numIdMacAtCleanup w:val="54"/>
 </w:numbering>
@@ -17536,7 +19692,12 @@
         <w:ilvl w:val="1"/>
         <w:numId w:val="1"/>
       </w:numPr>
+      <w:tabs>
+        <w:tab w:val="clear" w:pos="3553"/>
+        <w:tab w:val="num" w:pos="576"/>
+      </w:tabs>
       <w:spacing w:before="240" w:after="240"/>
+      <w:ind w:left="576"/>
       <w:outlineLvl w:val="1"/>
     </w:pPr>
     <w:rPr>

--- a/docs/Documento de Visión y Alcance.docx
+++ b/docs/Documento de Visión y Alcance.docx
@@ -109,7 +109,7 @@
           <w:szCs w:val="32"/>
           <w:lang w:val="es-CR"/>
         </w:rPr>
-        <w:t>0</w:t>
+        <w:t>1</w:t>
       </w:r>
     </w:p>
     <w:p>
@@ -2557,6 +2557,90 @@
           </w:p>
         </w:tc>
       </w:tr>
+      <w:tr>
+        <w:tc>
+          <w:tcPr>
+            <w:tcW w:w="2160" w:type="dxa"/>
+          </w:tcPr>
+          <w:p>
+            <w:pPr>
+              <w:spacing w:before="40" w:after="40" w:line="360" w:lineRule="auto"/>
+              <w:rPr>
+                <w:lang w:val="es-CR"/>
+              </w:rPr>
+            </w:pPr>
+            <w:r>
+              <w:rPr>
+                <w:lang w:val="es-CR"/>
+              </w:rPr>
+              <w:t>Team Developer</w:t>
+            </w:r>
+          </w:p>
+        </w:tc>
+        <w:tc>
+          <w:tcPr>
+            <w:tcW w:w="1511" w:type="dxa"/>
+          </w:tcPr>
+          <w:p>
+            <w:pPr>
+              <w:spacing w:before="40" w:after="40" w:line="360" w:lineRule="auto"/>
+              <w:rPr>
+                <w:lang w:val="es-CR"/>
+              </w:rPr>
+            </w:pPr>
+            <w:r>
+              <w:rPr>
+                <w:lang w:val="es-CR"/>
+              </w:rPr>
+              <w:t>18/02/2026</w:t>
+            </w:r>
+          </w:p>
+        </w:tc>
+        <w:tc>
+          <w:tcPr>
+            <w:tcW w:w="5103" w:type="dxa"/>
+          </w:tcPr>
+          <w:p>
+            <w:pPr>
+              <w:spacing w:before="40" w:after="40" w:line="360" w:lineRule="auto"/>
+              <w:rPr>
+                <w:lang w:val="es-CR"/>
+              </w:rPr>
+            </w:pPr>
+            <w:r>
+              <w:rPr>
+                <w:lang w:val="es-CR"/>
+              </w:rPr>
+              <w:t>Modificación en los módulos propuestos y sus respectivas descripciones, así como ciertas modificaciones en la</w:t>
+            </w:r>
+            <w:r>
+              <w:rPr>
+                <w:lang w:val="es-CR"/>
+              </w:rPr>
+              <w:t>s limitaciones del proyecto.</w:t>
+            </w:r>
+          </w:p>
+        </w:tc>
+        <w:tc>
+          <w:tcPr>
+            <w:tcW w:w="1094" w:type="dxa"/>
+          </w:tcPr>
+          <w:p>
+            <w:pPr>
+              <w:spacing w:before="40" w:after="40" w:line="360" w:lineRule="auto"/>
+              <w:rPr>
+                <w:lang w:val="es-CR"/>
+              </w:rPr>
+            </w:pPr>
+            <w:r>
+              <w:rPr>
+                <w:lang w:val="es-CR"/>
+              </w:rPr>
+              <w:t>2.1</w:t>
+            </w:r>
+          </w:p>
+        </w:tc>
+      </w:tr>
     </w:tbl>
     <w:p>
       <w:pPr>
@@ -3127,7 +3211,17 @@
           <w:szCs w:val="22"/>
           <w:lang w:val="es-CR"/>
         </w:rPr>
-        <w:t>Menú y Productos:</w:t>
+        <w:t xml:space="preserve">Inventario </w:t>
+      </w:r>
+      <w:r>
+        <w:rPr>
+          <w:b/>
+          <w:bCs/>
+          <w:iCs/>
+          <w:szCs w:val="22"/>
+          <w:lang w:val="es-CR"/>
+        </w:rPr>
+        <w:t>y Productos:</w:t>
       </w:r>
       <w:r>
         <w:rPr>
@@ -5048,29 +5142,16 @@
           <w:lang w:val="es-CR"/>
         </w:rPr>
       </w:pPr>
-      <w:proofErr w:type="gramStart"/>
-      <w:r>
-        <w:rPr>
-          <w:rFonts w:ascii="Times New Roman" w:hAnsi="Times New Roman"/>
-          <w:i w:val="0"/>
-          <w:iCs/>
-          <w:sz w:val="24"/>
-          <w:szCs w:val="22"/>
-          <w:lang w:val="es-CR"/>
-        </w:rPr>
-        <w:t>Asegurar</w:t>
-      </w:r>
-      <w:proofErr w:type="gramEnd"/>
-      <w:r>
-        <w:rPr>
-          <w:rFonts w:ascii="Times New Roman" w:hAnsi="Times New Roman"/>
-          <w:i w:val="0"/>
-          <w:iCs/>
-          <w:sz w:val="24"/>
-          <w:szCs w:val="22"/>
-          <w:lang w:val="es-CR"/>
-        </w:rPr>
-        <w:t xml:space="preserve"> que la totalidad de las acciones críticas (editar un producto, cerrar la caja</w:t>
+      <w:r>
+        <w:rPr>
+          <w:rFonts w:ascii="Times New Roman" w:hAnsi="Times New Roman"/>
+          <w:i w:val="0"/>
+          <w:iCs/>
+          <w:sz w:val="24"/>
+          <w:szCs w:val="22"/>
+          <w:lang w:val="es-CR"/>
+        </w:rPr>
+        <w:t>Asegurar que la totalidad de las acciones críticas (editar un producto, cerrar la caja</w:t>
       </w:r>
       <w:r>
         <w:rPr>
@@ -5146,29 +5227,16 @@
           <w:lang w:val="es-CR"/>
         </w:rPr>
       </w:pPr>
-      <w:proofErr w:type="gramStart"/>
-      <w:r>
-        <w:rPr>
-          <w:rFonts w:ascii="Times New Roman" w:hAnsi="Times New Roman"/>
-          <w:i w:val="0"/>
-          <w:iCs/>
-          <w:sz w:val="24"/>
-          <w:szCs w:val="22"/>
-          <w:lang w:val="es-CR"/>
-        </w:rPr>
-        <w:t>Asegurar</w:t>
-      </w:r>
-      <w:proofErr w:type="gramEnd"/>
-      <w:r>
-        <w:rPr>
-          <w:rFonts w:ascii="Times New Roman" w:hAnsi="Times New Roman"/>
-          <w:i w:val="0"/>
-          <w:iCs/>
-          <w:sz w:val="24"/>
-          <w:szCs w:val="22"/>
-          <w:lang w:val="es-CR"/>
-        </w:rPr>
-        <w:t xml:space="preserve"> que todos los productos tengan un margen de utilidad calculado </w:t>
+      <w:r>
+        <w:rPr>
+          <w:rFonts w:ascii="Times New Roman" w:hAnsi="Times New Roman"/>
+          <w:i w:val="0"/>
+          <w:iCs/>
+          <w:sz w:val="24"/>
+          <w:szCs w:val="22"/>
+          <w:lang w:val="es-CR"/>
+        </w:rPr>
+        <w:t xml:space="preserve">Asegurar que todos los productos tengan un margen de utilidad calculado </w:t>
       </w:r>
       <w:r>
         <w:rPr>
@@ -5364,29 +5432,16 @@
           <w:lang w:val="es-CR"/>
         </w:rPr>
       </w:pPr>
-      <w:proofErr w:type="gramStart"/>
-      <w:r>
-        <w:rPr>
-          <w:rFonts w:ascii="Times New Roman" w:hAnsi="Times New Roman"/>
-          <w:i w:val="0"/>
-          <w:iCs/>
-          <w:sz w:val="24"/>
-          <w:szCs w:val="22"/>
-          <w:lang w:val="es-CR"/>
-        </w:rPr>
-        <w:t>Asegurar</w:t>
-      </w:r>
-      <w:proofErr w:type="gramEnd"/>
-      <w:r>
-        <w:rPr>
-          <w:rFonts w:ascii="Times New Roman" w:hAnsi="Times New Roman"/>
-          <w:i w:val="0"/>
-          <w:iCs/>
-          <w:sz w:val="24"/>
-          <w:szCs w:val="22"/>
-          <w:lang w:val="es-CR"/>
-        </w:rPr>
-        <w:t xml:space="preserve"> que el total</w:t>
+      <w:r>
+        <w:rPr>
+          <w:rFonts w:ascii="Times New Roman" w:hAnsi="Times New Roman"/>
+          <w:i w:val="0"/>
+          <w:iCs/>
+          <w:sz w:val="24"/>
+          <w:szCs w:val="22"/>
+          <w:lang w:val="es-CR"/>
+        </w:rPr>
+        <w:t>Asegurar que el total</w:t>
       </w:r>
       <w:r>
         <w:rPr>
@@ -6793,7 +6848,23 @@
           <w:szCs w:val="22"/>
           <w:lang w:val="es-CR"/>
         </w:rPr>
-        <w:t>Administrar platillos, bebidas, precios e inventario (Módulo de Menú y Productos). </w:t>
+        <w:t>Administrar platillos, bebidas, precios e inventario (Módulo de</w:t>
+      </w:r>
+      <w:r>
+        <w:rPr>
+          <w:iCs/>
+          <w:szCs w:val="22"/>
+          <w:lang w:val="es-CR"/>
+        </w:rPr>
+        <w:t xml:space="preserve"> Inventario</w:t>
+      </w:r>
+      <w:r>
+        <w:rPr>
+          <w:iCs/>
+          <w:szCs w:val="22"/>
+          <w:lang w:val="es-CR"/>
+        </w:rPr>
+        <w:t xml:space="preserve"> y Productos). </w:t>
       </w:r>
     </w:p>
     <w:p>
@@ -8427,7 +8498,20 @@
           <w:szCs w:val="22"/>
           <w:lang w:val="es-CR"/>
         </w:rPr>
-        <w:t xml:space="preserve">Menú y </w:t>
+        <w:t xml:space="preserve">Inventario </w:t>
+      </w:r>
+      <w:r>
+        <w:rPr>
+          <w:rFonts w:ascii="Times New Roman" w:hAnsi="Times New Roman"/>
+          <w:b/>
+          <w:bCs/>
+          <w:i w:val="0"/>
+          <w:iCs/>
+          <w:sz w:val="24"/>
+          <w:szCs w:val="22"/>
+          <w:lang w:val="es-CR"/>
+        </w:rPr>
+        <w:t xml:space="preserve">y </w:t>
       </w:r>
       <w:r>
         <w:rPr>
@@ -9165,7 +9249,29 @@
           <w:szCs w:val="22"/>
           <w:lang w:val="es-CR"/>
         </w:rPr>
-        <w:t xml:space="preserve">La interacción con los clientes se limitará al registro básico en módulos de </w:t>
+        <w:t xml:space="preserve">La interacción con los clientes se limitará al registro básico en </w:t>
+      </w:r>
+      <w:r>
+        <w:rPr>
+          <w:rFonts w:ascii="Times New Roman" w:hAnsi="Times New Roman"/>
+          <w:i w:val="0"/>
+          <w:iCs/>
+          <w:sz w:val="24"/>
+          <w:szCs w:val="22"/>
+          <w:lang w:val="es-CR"/>
+        </w:rPr>
+        <w:t xml:space="preserve">el </w:t>
+      </w:r>
+      <w:r>
+        <w:rPr>
+          <w:rFonts w:ascii="Times New Roman" w:hAnsi="Times New Roman"/>
+          <w:i w:val="0"/>
+          <w:iCs/>
+          <w:sz w:val="24"/>
+          <w:szCs w:val="22"/>
+          <w:lang w:val="es-CR"/>
+        </w:rPr>
+        <w:t xml:space="preserve">módulo de </w:t>
       </w:r>
       <w:r>
         <w:rPr>
@@ -9187,7 +9293,7 @@
           <w:szCs w:val="22"/>
           <w:lang w:val="es-CR"/>
         </w:rPr>
-        <w:t xml:space="preserve"> y ventas, sin manejo de bases de datos externas o marketing.</w:t>
+        <w:t>, sin manejo de bases de datos externas o marketing.</w:t>
       </w:r>
     </w:p>
     <w:p>
@@ -9226,7 +9332,13 @@
         <w:rPr>
           <w:rStyle w:val="Refdecomentario"/>
           <w:rFonts w:ascii="Times New Roman" w:hAnsi="Times New Roman"/>
-          <w:i w:val="0"/>
+          <w:b/>
+          <w:bCs/>
+          <w:i w:val="0"/>
+          <w:iCs/>
+          <w:sz w:val="24"/>
+          <w:szCs w:val="22"/>
+          <w:lang w:val="es-CR"/>
         </w:rPr>
         <w:commentReference w:id="30"/>
       </w:r>
